--- a/plantilla.docx
+++ b/plantilla.docx
@@ -521,8 +521,34 @@
                 <w:szCs w:val="18"/>
               </w:rPr>
             </w:pPr>
-            <w:r>
-              <w:t>{{fecha}}</w:t>
+            <w:proofErr w:type="gramStart"/>
+            <w:r>
+              <w:t>{{</w:t>
+            </w:r>
+            <w:r>
+              <w:t xml:space="preserve"> </w:t>
+            </w:r>
+            <w:r>
+              <w:rPr>
+                <w:b/>
+                <w:bCs/>
+                <w:sz w:val="18"/>
+                <w:szCs w:val="18"/>
+              </w:rPr>
+              <w:t>fecha</w:t>
+            </w:r>
+            <w:proofErr w:type="gramEnd"/>
+            <w:r>
+              <w:rPr>
+                <w:b/>
+                <w:bCs/>
+                <w:sz w:val="18"/>
+                <w:szCs w:val="18"/>
+              </w:rPr>
+              <w:t xml:space="preserve"> </w:t>
+            </w:r>
+            <w:r>
+              <w:t>}}</w:t>
             </w:r>
           </w:p>
         </w:tc>
@@ -696,8 +722,26 @@
         </w:rPr>
         <w:t xml:space="preserve">de Servicios y Canales de la Agencia </w:t>
       </w:r>
-      <w:r>
-        <w:t>{{provincia}}</w:t>
+      <w:proofErr w:type="gramStart"/>
+      <w:r>
+        <w:t>{{</w:t>
+      </w:r>
+      <w:r>
+        <w:t xml:space="preserve"> </w:t>
+      </w:r>
+      <w:r>
+        <w:rPr>
+          <w:sz w:val="18"/>
+          <w:szCs w:val="18"/>
+        </w:rPr>
+        <w:t>provincia</w:t>
+      </w:r>
+      <w:proofErr w:type="gramEnd"/>
+      <w:r>
+        <w:t xml:space="preserve"> </w:t>
+      </w:r>
+      <w:r>
+        <w:t>}}</w:t>
       </w:r>
       <w:r>
         <w:rPr>
@@ -723,23 +767,13 @@
         </w:rPr>
         <w:t xml:space="preserve">como </w:t>
       </w:r>
-      <w:proofErr w:type="gramStart"/>
-      <w:r>
-        <w:rPr>
-          <w:sz w:val="18"/>
-          <w:szCs w:val="18"/>
-          <w:lang w:val="es-ES"/>
-        </w:rPr>
-        <w:t>Jefe</w:t>
-      </w:r>
-      <w:proofErr w:type="gramEnd"/>
-      <w:r>
-        <w:rPr>
-          <w:sz w:val="18"/>
-          <w:szCs w:val="18"/>
-          <w:lang w:val="es-ES"/>
-        </w:rPr>
-        <w:t xml:space="preserve"> Técnico</w:t>
+      <w:r>
+        <w:rPr>
+          <w:sz w:val="18"/>
+          <w:szCs w:val="18"/>
+          <w:lang w:val="es-ES"/>
+        </w:rPr>
+        <w:t>Jefe Técnico</w:t>
       </w:r>
       <w:r>
         <w:rPr>
@@ -767,8 +801,26 @@
         </w:rPr>
         <w:t xml:space="preserve">El servicio fue realizado por el técnico </w:t>
       </w:r>
-      <w:r>
-        <w:t>{{nombre}}</w:t>
+      <w:proofErr w:type="gramStart"/>
+      <w:r>
+        <w:t>{{</w:t>
+      </w:r>
+      <w:r>
+        <w:t xml:space="preserve"> </w:t>
+      </w:r>
+      <w:r>
+        <w:rPr>
+          <w:sz w:val="18"/>
+          <w:szCs w:val="18"/>
+        </w:rPr>
+        <w:t>nombre</w:t>
+      </w:r>
+      <w:proofErr w:type="gramEnd"/>
+      <w:r>
+        <w:t xml:space="preserve"> </w:t>
+      </w:r>
+      <w:r>
+        <w:t>}}</w:t>
       </w:r>
       <w:r>
         <w:rPr>
@@ -1098,11 +1150,10 @@
         <w:sdt>
           <w:sdtPr>
             <w:rPr>
-              <w:rFonts w:ascii="Arial" w:hAnsi="Arial" w:cs="Arial"/>
               <w:b/>
               <w:bCs/>
-              <w:sz w:val="18"/>
-              <w:szCs w:val="18"/>
+              <w:kern w:val="0"/>
+              <w14:ligatures w14:val="none"/>
             </w:rPr>
             <w:id w:val="1700655975"/>
             <w:placeholder>
@@ -1125,15 +1176,25 @@
                     <w:lang w:val="es-ES"/>
                   </w:rPr>
                 </w:pPr>
+                <w:proofErr w:type="gramStart"/>
                 <w:r>
                   <w:rPr>
-                    <w:rFonts w:ascii="Arial" w:hAnsi="Arial" w:cs="Arial"/>
                     <w:b/>
                     <w:bCs/>
-                    <w:sz w:val="18"/>
-                    <w:szCs w:val="18"/>
+                    <w:kern w:val="0"/>
+                    <w14:ligatures w14:val="none"/>
                   </w:rPr>
-                  <w:t>PEDRO CARBO</w:t>
+                  <w:t>{{ provincia</w:t>
+                </w:r>
+                <w:proofErr w:type="gramEnd"/>
+                <w:r>
+                  <w:rPr>
+                    <w:b/>
+                    <w:bCs/>
+                    <w:kern w:val="0"/>
+                    <w14:ligatures w14:val="none"/>
+                  </w:rPr>
+                  <w:t xml:space="preserve"> }}</w:t>
                 </w:r>
               </w:p>
             </w:tc>
@@ -1521,8 +1582,22 @@
         </w:rPr>
         <w:t xml:space="preserve"> </w:t>
       </w:r>
-      <w:r>
-        <w:t>{{problema}}</w:t>
+      <w:proofErr w:type="gramStart"/>
+      <w:r>
+        <w:t>{{</w:t>
+      </w:r>
+      <w:r>
+        <w:t xml:space="preserve"> </w:t>
+      </w:r>
+      <w:r>
+        <w:t>problema</w:t>
+      </w:r>
+      <w:proofErr w:type="gramEnd"/>
+      <w:r>
+        <w:t xml:space="preserve"> </w:t>
+      </w:r>
+      <w:r>
+        <w:t>}}</w:t>
       </w:r>
     </w:p>
     <w:p>
@@ -3089,6 +3164,7 @@
     <w:rsidRoot w:val="003E2CAD"/>
     <w:rsid w:val="000508A0"/>
     <w:rsid w:val="00062FA6"/>
+    <w:rsid w:val="0008077E"/>
     <w:rsid w:val="000A0172"/>
     <w:rsid w:val="000B0E57"/>
     <w:rsid w:val="000F1811"/>
@@ -3103,6 +3179,7 @@
     <w:rsid w:val="004B1A59"/>
     <w:rsid w:val="0066354D"/>
     <w:rsid w:val="007773F1"/>
+    <w:rsid w:val="007844D0"/>
     <w:rsid w:val="007D5E00"/>
     <w:rsid w:val="008036A6"/>
     <w:rsid w:val="00825D09"/>

--- a/plantilla.docx
+++ b/plantilla.docx
@@ -671,7 +671,23 @@
           <w:szCs w:val="18"/>
           <w:lang w:val="es-ES"/>
         </w:rPr>
-        <w:t xml:space="preserve">, comparecen a la suscripción de la presente acta entrega recepción; por una parte, BANECUADOR representada por </w:t>
+        <w:t>, comparecen a la suscripción de la presente acta entrega recepción; por una parte, BANECUADOR representada por</w:t>
+      </w:r>
+      <w:r>
+        <w:rPr>
+          <w:sz w:val="18"/>
+          <w:szCs w:val="18"/>
+          <w:lang w:val="es-ES"/>
+        </w:rPr>
+        <w:t xml:space="preserve"> el/la</w:t>
+      </w:r>
+      <w:r>
+        <w:rPr>
+          <w:sz w:val="18"/>
+          <w:szCs w:val="18"/>
+          <w:lang w:val="es-ES"/>
+        </w:rPr>
+        <w:t xml:space="preserve"> </w:t>
       </w:r>
       <w:r>
         <w:rPr>
@@ -680,7 +696,25 @@
           <w:szCs w:val="18"/>
           <w:lang w:val="es-ES"/>
         </w:rPr>
-        <w:t>Srta.</w:t>
+        <w:t>Sr</w:t>
+      </w:r>
+      <w:r>
+        <w:rPr>
+          <w:rFonts w:ascii="Calibri" w:eastAsia="Calibri" w:hAnsi="Calibri" w:cs="Calibri"/>
+          <w:sz w:val="18"/>
+          <w:szCs w:val="18"/>
+          <w:lang w:val="es-ES"/>
+        </w:rPr>
+        <w:t>/Sr</w:t>
+      </w:r>
+      <w:r>
+        <w:rPr>
+          <w:rFonts w:ascii="Calibri" w:eastAsia="Calibri" w:hAnsi="Calibri" w:cs="Calibri"/>
+          <w:sz w:val="18"/>
+          <w:szCs w:val="18"/>
+          <w:lang w:val="es-ES"/>
+        </w:rPr>
+        <w:t>ta.</w:t>
       </w:r>
       <w:r>
         <w:rPr>
@@ -690,13 +724,23 @@
         </w:rPr>
         <w:t xml:space="preserve"> </w:t>
       </w:r>
-      <w:r>
-        <w:rPr>
-          <w:sz w:val="18"/>
-          <w:szCs w:val="18"/>
-          <w:lang w:val="es-ES"/>
-        </w:rPr>
-        <w:t>Marjorie Jaramillo</w:t>
+      <w:proofErr w:type="gramStart"/>
+      <w:r>
+        <w:rPr>
+          <w:sz w:val="18"/>
+          <w:szCs w:val="18"/>
+          <w:lang w:val="es-ES"/>
+        </w:rPr>
+        <w:t>{{ delegada</w:t>
+      </w:r>
+      <w:proofErr w:type="gramEnd"/>
+      <w:r>
+        <w:rPr>
+          <w:sz w:val="18"/>
+          <w:szCs w:val="18"/>
+          <w:lang w:val="es-ES"/>
+        </w:rPr>
+        <w:t xml:space="preserve"> }}</w:t>
       </w:r>
       <w:r>
         <w:rPr>
@@ -722,7 +766,6 @@
         </w:rPr>
         <w:t xml:space="preserve">de Servicios y Canales de la Agencia </w:t>
       </w:r>
-      <w:proofErr w:type="gramStart"/>
       <w:r>
         <w:t>{{</w:t>
       </w:r>
@@ -736,7 +779,6 @@
         </w:rPr>
         <w:t>provincia</w:t>
       </w:r>
-      <w:proofErr w:type="gramEnd"/>
       <w:r>
         <w:t xml:space="preserve"> </w:t>
       </w:r>
@@ -1170,6 +1212,7 @@
               </w:tcPr>
               <w:p>
                 <w:pPr>
+                  <w:jc w:val="center"/>
                   <w:rPr>
                     <w:sz w:val="18"/>
                     <w:szCs w:val="18"/>
@@ -1764,15 +1807,33 @@
                 <w:szCs w:val="18"/>
                 <w:lang w:val="es-ES"/>
               </w:rPr>
+              <w:t>Sr/</w:t>
+            </w:r>
+            <w:r>
+              <w:rPr>
+                <w:sz w:val="18"/>
+                <w:szCs w:val="18"/>
+                <w:lang w:val="es-ES"/>
+              </w:rPr>
               <w:t xml:space="preserve">Srta. </w:t>
             </w:r>
-            <w:r>
-              <w:rPr>
-                <w:sz w:val="18"/>
-                <w:szCs w:val="18"/>
-                <w:lang w:val="es-ES"/>
-              </w:rPr>
-              <w:t>Marjorie Jaramillo</w:t>
+            <w:proofErr w:type="gramStart"/>
+            <w:r>
+              <w:rPr>
+                <w:sz w:val="18"/>
+                <w:szCs w:val="18"/>
+                <w:lang w:val="es-ES"/>
+              </w:rPr>
+              <w:t>{{ delegada</w:t>
+            </w:r>
+            <w:proofErr w:type="gramEnd"/>
+            <w:r>
+              <w:rPr>
+                <w:sz w:val="18"/>
+                <w:szCs w:val="18"/>
+                <w:lang w:val="es-ES"/>
+              </w:rPr>
+              <w:t xml:space="preserve"> }}</w:t>
             </w:r>
           </w:p>
           <w:p>
@@ -1816,24 +1877,24 @@
               </w:rPr>
               <w:t xml:space="preserve"> de Servicios y Canales de la Agencia </w:t>
             </w:r>
-            <w:r>
-              <w:rPr>
-                <w:sz w:val="18"/>
-                <w:szCs w:val="18"/>
-                <w:lang w:val="es-ES"/>
-              </w:rPr>
-              <w:t xml:space="preserve">Pedro </w:t>
-            </w:r>
-            <w:proofErr w:type="spellStart"/>
-            <w:r>
-              <w:rPr>
-                <w:sz w:val="18"/>
-                <w:szCs w:val="18"/>
-                <w:lang w:val="es-ES"/>
-              </w:rPr>
-              <w:t>Carbo</w:t>
-            </w:r>
-            <w:proofErr w:type="spellEnd"/>
+            <w:proofErr w:type="gramStart"/>
+            <w:r>
+              <w:rPr>
+                <w:sz w:val="18"/>
+                <w:szCs w:val="18"/>
+                <w:lang w:val="es-ES"/>
+              </w:rPr>
+              <w:t>{{ provincia</w:t>
+            </w:r>
+            <w:proofErr w:type="gramEnd"/>
+            <w:r>
+              <w:rPr>
+                <w:sz w:val="18"/>
+                <w:szCs w:val="18"/>
+                <w:lang w:val="es-ES"/>
+              </w:rPr>
+              <w:t xml:space="preserve"> }}</w:t>
+            </w:r>
           </w:p>
           <w:p>
             <w:pPr>
@@ -3177,6 +3238,7 @@
     <w:rsid w:val="0044207A"/>
     <w:rsid w:val="00455DF8"/>
     <w:rsid w:val="004B1A59"/>
+    <w:rsid w:val="0062766A"/>
     <w:rsid w:val="0066354D"/>
     <w:rsid w:val="007773F1"/>
     <w:rsid w:val="007844D0"/>
@@ -3185,10 +3247,12 @@
     <w:rsid w:val="00825D09"/>
     <w:rsid w:val="00886C5C"/>
     <w:rsid w:val="0089699F"/>
+    <w:rsid w:val="009C59E2"/>
     <w:rsid w:val="009F0805"/>
     <w:rsid w:val="00A17184"/>
     <w:rsid w:val="00AF1CD2"/>
     <w:rsid w:val="00B5460A"/>
+    <w:rsid w:val="00B71B51"/>
     <w:rsid w:val="00C764C0"/>
     <w:rsid w:val="00CD1E9F"/>
     <w:rsid w:val="00CD7BD0"/>
@@ -3649,7 +3713,7 @@
     <w:basedOn w:val="Fuentedeprrafopredeter"/>
     <w:uiPriority w:val="99"/>
     <w:semiHidden/>
-    <w:rsid w:val="000F1811"/>
+    <w:rsid w:val="0062766A"/>
     <w:rPr>
       <w:color w:val="808080"/>
     </w:rPr>
@@ -3657,6 +3721,18 @@
   <w:style w:type="paragraph" w:customStyle="1" w:styleId="E8D53A35E6D242128A776A4C3101306B">
     <w:name w:val="E8D53A35E6D242128A776A4C3101306B"/>
     <w:rsid w:val="00364603"/>
+  </w:style>
+  <w:style w:type="paragraph" w:customStyle="1" w:styleId="0F4040BC0F3B4955904EDF249A11AA65">
+    <w:name w:val="0F4040BC0F3B4955904EDF249A11AA65"/>
+    <w:rsid w:val="0062766A"/>
+    <w:pPr>
+      <w:spacing w:line="278" w:lineRule="auto"/>
+    </w:pPr>
+    <w:rPr>
+      <w:sz w:val="24"/>
+      <w:szCs w:val="24"/>
+      <w:lang w:val="es-CO" w:eastAsia="es-CO"/>
+    </w:rPr>
   </w:style>
 </w:styles>
 </file>

--- a/plantilla.docx
+++ b/plantilla.docx
@@ -767,31 +767,44 @@
         <w:t xml:space="preserve">de Servicios y Canales de la Agencia </w:t>
       </w:r>
       <w:r>
-        <w:t>{{</w:t>
-      </w:r>
-      <w:r>
+        <w:rPr>
+          <w:sz w:val="18"/>
+          <w:szCs w:val="18"/>
+          <w:lang w:val="es-ES"/>
+        </w:rPr>
+        <w:t xml:space="preserve">{{ </w:t>
+      </w:r>
+      <w:r>
+        <w:rPr>
+          <w:sz w:val="18"/>
+          <w:szCs w:val="18"/>
+          <w:lang w:val="es-ES"/>
+        </w:rPr>
+        <w:t>provincia</w:t>
+      </w:r>
+      <w:r>
+        <w:rPr>
+          <w:sz w:val="18"/>
+          <w:szCs w:val="18"/>
+          <w:lang w:val="es-ES"/>
+        </w:rPr>
+        <w:t xml:space="preserve"> }}</w:t>
+      </w:r>
+      <w:r>
+        <w:rPr>
+          <w:sz w:val="18"/>
+          <w:szCs w:val="18"/>
+          <w:lang w:val="es-ES"/>
+        </w:rPr>
         <w:t xml:space="preserve"> </w:t>
       </w:r>
       <w:r>
         <w:rPr>
           <w:sz w:val="18"/>
           <w:szCs w:val="18"/>
-        </w:rPr>
-        <w:t>provincia</w:t>
-      </w:r>
-      <w:r>
-        <w:t xml:space="preserve"> </w:t>
-      </w:r>
-      <w:r>
-        <w:t>}}</w:t>
-      </w:r>
-      <w:r>
-        <w:rPr>
-          <w:sz w:val="18"/>
-          <w:szCs w:val="18"/>
-          <w:lang w:val="es-ES"/>
-        </w:rPr>
-        <w:t xml:space="preserve"> y por otra parte TECNOPLUS Cía. Ltda., representada por </w:t>
+          <w:lang w:val="es-ES"/>
+        </w:rPr>
+        <w:t xml:space="preserve">y por otra parte TECNOPLUS Cía. Ltda., representada por </w:t>
       </w:r>
       <w:r>
         <w:rPr>
@@ -845,24 +858,29 @@
       </w:r>
       <w:proofErr w:type="gramStart"/>
       <w:r>
-        <w:t>{{</w:t>
-      </w:r>
-      <w:r>
-        <w:t xml:space="preserve"> </w:t>
-      </w:r>
-      <w:r>
-        <w:rPr>
-          <w:sz w:val="18"/>
-          <w:szCs w:val="18"/>
+        <w:rPr>
+          <w:sz w:val="18"/>
+          <w:szCs w:val="18"/>
+          <w:lang w:val="es-ES"/>
+        </w:rPr>
+        <w:t xml:space="preserve">{{ </w:t>
+      </w:r>
+      <w:r>
+        <w:rPr>
+          <w:sz w:val="18"/>
+          <w:szCs w:val="18"/>
+          <w:lang w:val="es-ES"/>
         </w:rPr>
         <w:t>nombre</w:t>
       </w:r>
       <w:proofErr w:type="gramEnd"/>
       <w:r>
-        <w:t xml:space="preserve"> </w:t>
-      </w:r>
-      <w:r>
-        <w:t>}}</w:t>
+        <w:rPr>
+          <w:sz w:val="18"/>
+          <w:szCs w:val="18"/>
+          <w:lang w:val="es-ES"/>
+        </w:rPr>
+        <w:t xml:space="preserve"> }}</w:t>
       </w:r>
       <w:r>
         <w:rPr>
@@ -1627,20 +1645,29 @@
       </w:r>
       <w:proofErr w:type="gramStart"/>
       <w:r>
-        <w:t>{{</w:t>
-      </w:r>
-      <w:r>
-        <w:t xml:space="preserve"> </w:t>
-      </w:r>
-      <w:r>
+        <w:rPr>
+          <w:sz w:val="18"/>
+          <w:szCs w:val="18"/>
+          <w:lang w:val="es-ES"/>
+        </w:rPr>
+        <w:t xml:space="preserve">{{ </w:t>
+      </w:r>
+      <w:r>
+        <w:rPr>
+          <w:sz w:val="18"/>
+          <w:szCs w:val="18"/>
+          <w:lang w:val="es-ES"/>
+        </w:rPr>
         <w:t>problema</w:t>
       </w:r>
       <w:proofErr w:type="gramEnd"/>
       <w:r>
-        <w:t xml:space="preserve"> </w:t>
-      </w:r>
-      <w:r>
-        <w:t>}}</w:t>
+        <w:rPr>
+          <w:sz w:val="18"/>
+          <w:szCs w:val="18"/>
+          <w:lang w:val="es-ES"/>
+        </w:rPr>
+        <w:t xml:space="preserve"> }}</w:t>
       </w:r>
     </w:p>
     <w:p>
@@ -1867,7 +1894,23 @@
                 <w:szCs w:val="18"/>
                 <w:lang w:val="es-ES"/>
               </w:rPr>
+              <w:t>/o</w:t>
+            </w:r>
+            <w:r>
+              <w:rPr>
+                <w:sz w:val="18"/>
+                <w:szCs w:val="18"/>
+                <w:lang w:val="es-ES"/>
+              </w:rPr>
               <w:t xml:space="preserve"> encargada</w:t>
+            </w:r>
+            <w:r>
+              <w:rPr>
+                <w:sz w:val="18"/>
+                <w:szCs w:val="18"/>
+                <w:lang w:val="es-ES"/>
+              </w:rPr>
+              <w:t>/o</w:t>
             </w:r>
             <w:r>
               <w:rPr>
@@ -3238,6 +3281,7 @@
     <w:rsid w:val="0044207A"/>
     <w:rsid w:val="00455DF8"/>
     <w:rsid w:val="004B1A59"/>
+    <w:rsid w:val="004E3EB8"/>
     <w:rsid w:val="0062766A"/>
     <w:rsid w:val="0066354D"/>
     <w:rsid w:val="007773F1"/>
@@ -3247,6 +3291,7 @@
     <w:rsid w:val="00825D09"/>
     <w:rsid w:val="00886C5C"/>
     <w:rsid w:val="0089699F"/>
+    <w:rsid w:val="009C2603"/>
     <w:rsid w:val="009C59E2"/>
     <w:rsid w:val="009F0805"/>
     <w:rsid w:val="00A17184"/>
@@ -3722,18 +3767,6 @@
     <w:name w:val="E8D53A35E6D242128A776A4C3101306B"/>
     <w:rsid w:val="00364603"/>
   </w:style>
-  <w:style w:type="paragraph" w:customStyle="1" w:styleId="0F4040BC0F3B4955904EDF249A11AA65">
-    <w:name w:val="0F4040BC0F3B4955904EDF249A11AA65"/>
-    <w:rsid w:val="0062766A"/>
-    <w:pPr>
-      <w:spacing w:line="278" w:lineRule="auto"/>
-    </w:pPr>
-    <w:rPr>
-      <w:sz w:val="24"/>
-      <w:szCs w:val="24"/>
-      <w:lang w:val="es-CO" w:eastAsia="es-CO"/>
-    </w:rPr>
-  </w:style>
 </w:styles>
 </file>
 

--- a/plantilla.docx
+++ b/plantilla.docx
@@ -521,7 +521,6 @@
                 <w:szCs w:val="18"/>
               </w:rPr>
             </w:pPr>
-            <w:proofErr w:type="gramStart"/>
             <w:r>
               <w:t>{{</w:t>
             </w:r>
@@ -537,7 +536,6 @@
               </w:rPr>
               <w:t>fecha</w:t>
             </w:r>
-            <w:proofErr w:type="gramEnd"/>
             <w:r>
               <w:rPr>
                 <w:b/>
@@ -724,23 +722,13 @@
         </w:rPr>
         <w:t xml:space="preserve"> </w:t>
       </w:r>
-      <w:proofErr w:type="gramStart"/>
-      <w:r>
-        <w:rPr>
-          <w:sz w:val="18"/>
-          <w:szCs w:val="18"/>
-          <w:lang w:val="es-ES"/>
-        </w:rPr>
-        <w:t>{{ delegada</w:t>
-      </w:r>
-      <w:proofErr w:type="gramEnd"/>
-      <w:r>
-        <w:rPr>
-          <w:sz w:val="18"/>
-          <w:szCs w:val="18"/>
-          <w:lang w:val="es-ES"/>
-        </w:rPr>
-        <w:t xml:space="preserve"> }}</w:t>
+      <w:r>
+        <w:rPr>
+          <w:sz w:val="18"/>
+          <w:szCs w:val="18"/>
+          <w:lang w:val="es-ES"/>
+        </w:rPr>
+        <w:t>{{ delegada }}</w:t>
       </w:r>
       <w:r>
         <w:rPr>
@@ -856,7 +844,6 @@
         </w:rPr>
         <w:t xml:space="preserve">El servicio fue realizado por el técnico </w:t>
       </w:r>
-      <w:proofErr w:type="gramStart"/>
       <w:r>
         <w:rPr>
           <w:sz w:val="18"/>
@@ -873,7 +860,6 @@
         </w:rPr>
         <w:t>nombre</w:t>
       </w:r>
-      <w:proofErr w:type="gramEnd"/>
       <w:r>
         <w:rPr>
           <w:sz w:val="18"/>
@@ -912,7 +898,23 @@
           <w:szCs w:val="18"/>
           <w:lang w:val="es-ES"/>
         </w:rPr>
-        <w:t>1312316811</w:t>
+        <w:t xml:space="preserve">{{ </w:t>
+      </w:r>
+      <w:r>
+        <w:rPr>
+          <w:sz w:val="18"/>
+          <w:szCs w:val="18"/>
+          <w:lang w:val="es-ES"/>
+        </w:rPr>
+        <w:t>cedula</w:t>
+      </w:r>
+      <w:r>
+        <w:rPr>
+          <w:sz w:val="18"/>
+          <w:szCs w:val="18"/>
+          <w:lang w:val="es-ES"/>
+        </w:rPr>
+        <w:t xml:space="preserve"> }}</w:t>
       </w:r>
       <w:r>
         <w:rPr>
@@ -1237,7 +1239,6 @@
                     <w:lang w:val="es-ES"/>
                   </w:rPr>
                 </w:pPr>
-                <w:proofErr w:type="gramStart"/>
                 <w:r>
                   <w:rPr>
                     <w:b/>
@@ -1245,17 +1246,7 @@
                     <w:kern w:val="0"/>
                     <w14:ligatures w14:val="none"/>
                   </w:rPr>
-                  <w:t>{{ provincia</w:t>
-                </w:r>
-                <w:proofErr w:type="gramEnd"/>
-                <w:r>
-                  <w:rPr>
-                    <w:b/>
-                    <w:bCs/>
-                    <w:kern w:val="0"/>
-                    <w14:ligatures w14:val="none"/>
-                  </w:rPr>
-                  <w:t xml:space="preserve"> }}</w:t>
+                  <w:t>{{ provincia }}</w:t>
                 </w:r>
               </w:p>
             </w:tc>
@@ -1643,7 +1634,6 @@
         </w:rPr>
         <w:t xml:space="preserve"> </w:t>
       </w:r>
-      <w:proofErr w:type="gramStart"/>
       <w:r>
         <w:rPr>
           <w:sz w:val="18"/>
@@ -1660,7 +1650,6 @@
         </w:rPr>
         <w:t>problema</w:t>
       </w:r>
-      <w:proofErr w:type="gramEnd"/>
       <w:r>
         <w:rPr>
           <w:sz w:val="18"/>
@@ -1844,23 +1833,13 @@
               </w:rPr>
               <w:t xml:space="preserve">Srta. </w:t>
             </w:r>
-            <w:proofErr w:type="gramStart"/>
-            <w:r>
-              <w:rPr>
-                <w:sz w:val="18"/>
-                <w:szCs w:val="18"/>
-                <w:lang w:val="es-ES"/>
-              </w:rPr>
-              <w:t>{{ delegada</w:t>
-            </w:r>
-            <w:proofErr w:type="gramEnd"/>
-            <w:r>
-              <w:rPr>
-                <w:sz w:val="18"/>
-                <w:szCs w:val="18"/>
-                <w:lang w:val="es-ES"/>
-              </w:rPr>
-              <w:t xml:space="preserve"> }}</w:t>
+            <w:r>
+              <w:rPr>
+                <w:sz w:val="18"/>
+                <w:szCs w:val="18"/>
+                <w:lang w:val="es-ES"/>
+              </w:rPr>
+              <w:t>{{ delegada }}</w:t>
             </w:r>
           </w:p>
           <w:p>
@@ -1920,23 +1899,13 @@
               </w:rPr>
               <w:t xml:space="preserve"> de Servicios y Canales de la Agencia </w:t>
             </w:r>
-            <w:proofErr w:type="gramStart"/>
-            <w:r>
-              <w:rPr>
-                <w:sz w:val="18"/>
-                <w:szCs w:val="18"/>
-                <w:lang w:val="es-ES"/>
-              </w:rPr>
-              <w:t>{{ provincia</w:t>
-            </w:r>
-            <w:proofErr w:type="gramEnd"/>
-            <w:r>
-              <w:rPr>
-                <w:sz w:val="18"/>
-                <w:szCs w:val="18"/>
-                <w:lang w:val="es-ES"/>
-              </w:rPr>
-              <w:t xml:space="preserve"> }}</w:t>
+            <w:r>
+              <w:rPr>
+                <w:sz w:val="18"/>
+                <w:szCs w:val="18"/>
+                <w:lang w:val="es-ES"/>
+              </w:rPr>
+              <w:t>{{ provincia }}</w:t>
             </w:r>
           </w:p>
           <w:p>
@@ -3282,8 +3251,10 @@
     <w:rsid w:val="00455DF8"/>
     <w:rsid w:val="004B1A59"/>
     <w:rsid w:val="004E3EB8"/>
+    <w:rsid w:val="005979D5"/>
     <w:rsid w:val="0062766A"/>
     <w:rsid w:val="0066354D"/>
+    <w:rsid w:val="006A2BA4"/>
     <w:rsid w:val="007773F1"/>
     <w:rsid w:val="007844D0"/>
     <w:rsid w:val="007D5E00"/>

--- a/plantilla.docx
+++ b/plantilla.docx
@@ -521,6 +521,7 @@
                 <w:szCs w:val="18"/>
               </w:rPr>
             </w:pPr>
+            <w:proofErr w:type="gramStart"/>
             <w:r>
               <w:t>{{</w:t>
             </w:r>
@@ -536,6 +537,7 @@
               </w:rPr>
               <w:t>fecha</w:t>
             </w:r>
+            <w:proofErr w:type="gramEnd"/>
             <w:r>
               <w:rPr>
                 <w:b/>
@@ -722,13 +724,23 @@
         </w:rPr>
         <w:t xml:space="preserve"> </w:t>
       </w:r>
-      <w:r>
-        <w:rPr>
-          <w:sz w:val="18"/>
-          <w:szCs w:val="18"/>
-          <w:lang w:val="es-ES"/>
-        </w:rPr>
-        <w:t>{{ delegada }}</w:t>
+      <w:proofErr w:type="gramStart"/>
+      <w:r>
+        <w:rPr>
+          <w:sz w:val="18"/>
+          <w:szCs w:val="18"/>
+          <w:lang w:val="es-ES"/>
+        </w:rPr>
+        <w:t>{{ delegada</w:t>
+      </w:r>
+      <w:proofErr w:type="gramEnd"/>
+      <w:r>
+        <w:rPr>
+          <w:sz w:val="18"/>
+          <w:szCs w:val="18"/>
+          <w:lang w:val="es-ES"/>
+        </w:rPr>
+        <w:t xml:space="preserve"> }}</w:t>
       </w:r>
       <w:r>
         <w:rPr>
@@ -844,6 +856,7 @@
         </w:rPr>
         <w:t xml:space="preserve">El servicio fue realizado por el técnico </w:t>
       </w:r>
+      <w:proofErr w:type="gramStart"/>
       <w:r>
         <w:rPr>
           <w:sz w:val="18"/>
@@ -860,6 +873,7 @@
         </w:rPr>
         <w:t>nombre</w:t>
       </w:r>
+      <w:proofErr w:type="gramEnd"/>
       <w:r>
         <w:rPr>
           <w:sz w:val="18"/>
@@ -1227,7 +1241,6 @@
             <w:tc>
               <w:tcPr>
                 <w:tcW w:w="1765" w:type="dxa"/>
-                <w:vMerge w:val="restart"/>
                 <w:vAlign w:val="center"/>
               </w:tcPr>
               <w:p>
@@ -1239,6 +1252,7 @@
                     <w:lang w:val="es-ES"/>
                   </w:rPr>
                 </w:pPr>
+                <w:proofErr w:type="gramStart"/>
                 <w:r>
                   <w:rPr>
                     <w:b/>
@@ -1246,7 +1260,17 @@
                     <w:kern w:val="0"/>
                     <w14:ligatures w14:val="none"/>
                   </w:rPr>
-                  <w:t>{{ provincia }}</w:t>
+                  <w:t>{{ provincia</w:t>
+                </w:r>
+                <w:proofErr w:type="gramEnd"/>
+                <w:r>
+                  <w:rPr>
+                    <w:b/>
+                    <w:bCs/>
+                    <w:kern w:val="0"/>
+                    <w14:ligatures w14:val="none"/>
+                  </w:rPr>
+                  <w:t xml:space="preserve"> }}</w:t>
                 </w:r>
               </w:p>
             </w:tc>
@@ -1255,7 +1279,6 @@
         <w:tc>
           <w:tcPr>
             <w:tcW w:w="1770" w:type="dxa"/>
-            <w:vMerge w:val="restart"/>
             <w:vAlign w:val="center"/>
           </w:tcPr>
           <w:p>
@@ -1273,7 +1296,43 @@
                 <w:szCs w:val="18"/>
                 <w:lang w:val="es-ES"/>
               </w:rPr>
-              <w:t>Impresoras Financiera</w:t>
+              <w:t xml:space="preserve">{% </w:t>
+            </w:r>
+            <w:proofErr w:type="spellStart"/>
+            <w:r>
+              <w:rPr>
+                <w:sz w:val="18"/>
+                <w:szCs w:val="18"/>
+                <w:lang w:val="es-ES"/>
+              </w:rPr>
+              <w:t>for</w:t>
+            </w:r>
+            <w:proofErr w:type="spellEnd"/>
+            <w:r>
+              <w:rPr>
+                <w:sz w:val="18"/>
+                <w:szCs w:val="18"/>
+                <w:lang w:val="es-ES"/>
+              </w:rPr>
+              <w:t xml:space="preserve"> serie in series </w:t>
+            </w:r>
+            <w:proofErr w:type="gramStart"/>
+            <w:r>
+              <w:rPr>
+                <w:sz w:val="18"/>
+                <w:szCs w:val="18"/>
+                <w:lang w:val="es-ES"/>
+              </w:rPr>
+              <w:t>%}Impresora</w:t>
+            </w:r>
+            <w:proofErr w:type="gramEnd"/>
+            <w:r>
+              <w:rPr>
+                <w:sz w:val="18"/>
+                <w:szCs w:val="18"/>
+                <w:lang w:val="es-ES"/>
+              </w:rPr>
+              <w:t xml:space="preserve"> Financiera</w:t>
             </w:r>
           </w:p>
         </w:tc>
@@ -1283,19 +1342,30 @@
           </w:tcPr>
           <w:p>
             <w:pPr>
-              <w:rPr>
-                <w:sz w:val="18"/>
-                <w:szCs w:val="18"/>
-                <w:lang w:val="es-ES"/>
-              </w:rPr>
-            </w:pPr>
-            <w:r>
-              <w:rPr>
-                <w:sz w:val="18"/>
-                <w:szCs w:val="18"/>
-                <w:lang w:val="es-ES"/>
-              </w:rPr>
-              <w:t>TM-H6000V</w:t>
+              <w:jc w:val="center"/>
+              <w:rPr>
+                <w:sz w:val="18"/>
+                <w:szCs w:val="18"/>
+                <w:lang w:val="es-ES"/>
+              </w:rPr>
+            </w:pPr>
+            <w:proofErr w:type="gramStart"/>
+            <w:r>
+              <w:rPr>
+                <w:sz w:val="18"/>
+                <w:szCs w:val="18"/>
+                <w:lang w:val="es-ES"/>
+              </w:rPr>
+              <w:t>{{ modelo</w:t>
+            </w:r>
+            <w:proofErr w:type="gramEnd"/>
+            <w:r>
+              <w:rPr>
+                <w:sz w:val="18"/>
+                <w:szCs w:val="18"/>
+                <w:lang w:val="es-ES"/>
+              </w:rPr>
+              <w:t xml:space="preserve"> }}</w:t>
             </w:r>
           </w:p>
         </w:tc>
@@ -1305,177 +1375,76 @@
           </w:tcPr>
           <w:p>
             <w:pPr>
-              <w:rPr>
-                <w:sz w:val="18"/>
-                <w:szCs w:val="18"/>
-                <w:lang w:val="es-ES"/>
-              </w:rPr>
-            </w:pPr>
-            <w:r>
-              <w:rPr>
-                <w:sz w:val="18"/>
-                <w:szCs w:val="18"/>
-                <w:lang w:val="es-ES"/>
-              </w:rPr>
-              <w:t>X83P016645</w:t>
-            </w:r>
-          </w:p>
-        </w:tc>
-      </w:tr>
-      <w:tr>
-        <w:trPr>
-          <w:trHeight w:val="50"/>
-        </w:trPr>
-        <w:tc>
-          <w:tcPr>
-            <w:tcW w:w="1765" w:type="dxa"/>
-            <w:vMerge/>
-          </w:tcPr>
-          <w:p>
-            <w:pPr>
-              <w:rPr>
-                <w:sz w:val="18"/>
-                <w:szCs w:val="18"/>
-                <w:lang w:val="es-ES"/>
-              </w:rPr>
-            </w:pPr>
-          </w:p>
-        </w:tc>
-        <w:tc>
-          <w:tcPr>
-            <w:tcW w:w="1770" w:type="dxa"/>
-            <w:vMerge/>
-          </w:tcPr>
-          <w:p>
-            <w:pPr>
-              <w:rPr>
-                <w:sz w:val="18"/>
-                <w:szCs w:val="18"/>
-                <w:lang w:val="es-ES"/>
-              </w:rPr>
-            </w:pPr>
-          </w:p>
-        </w:tc>
-        <w:tc>
-          <w:tcPr>
-            <w:tcW w:w="1761" w:type="dxa"/>
-          </w:tcPr>
-          <w:p>
-            <w:pPr>
-              <w:rPr>
-                <w:sz w:val="18"/>
-                <w:szCs w:val="18"/>
-                <w:lang w:val="es-ES"/>
-              </w:rPr>
-            </w:pPr>
-            <w:r>
-              <w:rPr>
-                <w:sz w:val="18"/>
-                <w:szCs w:val="18"/>
-                <w:lang w:val="es-ES"/>
-              </w:rPr>
-              <w:t>TM-H6000V</w:t>
-            </w:r>
-          </w:p>
-        </w:tc>
-        <w:tc>
-          <w:tcPr>
-            <w:tcW w:w="2325" w:type="dxa"/>
-          </w:tcPr>
-          <w:p>
-            <w:pPr>
-              <w:rPr>
-                <w:sz w:val="18"/>
-                <w:szCs w:val="18"/>
-                <w:lang w:val="es-ES"/>
-              </w:rPr>
-            </w:pPr>
-            <w:r>
-              <w:rPr>
-                <w:sz w:val="18"/>
-                <w:szCs w:val="18"/>
-                <w:lang w:val="es-ES"/>
-              </w:rPr>
-              <w:t>X83P016545</w:t>
-            </w:r>
-          </w:p>
-        </w:tc>
-      </w:tr>
-      <w:tr>
-        <w:trPr>
-          <w:trHeight w:val="300"/>
-        </w:trPr>
-        <w:tc>
-          <w:tcPr>
-            <w:tcW w:w="1765" w:type="dxa"/>
-            <w:vMerge/>
-          </w:tcPr>
-          <w:p>
-            <w:pPr>
-              <w:rPr>
-                <w:sz w:val="18"/>
-                <w:szCs w:val="18"/>
-                <w:lang w:val="es-ES"/>
-              </w:rPr>
-            </w:pPr>
-          </w:p>
-        </w:tc>
-        <w:tc>
-          <w:tcPr>
-            <w:tcW w:w="1770" w:type="dxa"/>
-            <w:vMerge/>
-          </w:tcPr>
-          <w:p>
-            <w:pPr>
-              <w:rPr>
-                <w:sz w:val="18"/>
-                <w:szCs w:val="18"/>
-                <w:lang w:val="es-ES"/>
-              </w:rPr>
-            </w:pPr>
-          </w:p>
-        </w:tc>
-        <w:tc>
-          <w:tcPr>
-            <w:tcW w:w="1761" w:type="dxa"/>
-          </w:tcPr>
-          <w:p>
-            <w:pPr>
-              <w:rPr>
-                <w:sz w:val="18"/>
-                <w:szCs w:val="18"/>
-                <w:lang w:val="es-ES"/>
-              </w:rPr>
-            </w:pPr>
-            <w:r>
-              <w:rPr>
-                <w:sz w:val="18"/>
-                <w:szCs w:val="18"/>
-                <w:lang w:val="es-ES"/>
-              </w:rPr>
-              <w:t>TM-H6000V</w:t>
-            </w:r>
-          </w:p>
-        </w:tc>
-        <w:tc>
-          <w:tcPr>
-            <w:tcW w:w="2325" w:type="dxa"/>
-          </w:tcPr>
-          <w:p>
-            <w:pPr>
-              <w:rPr>
-                <w:sz w:val="18"/>
-                <w:szCs w:val="18"/>
-                <w:lang w:val="es-ES"/>
-              </w:rPr>
-            </w:pPr>
-            <w:r>
-              <w:rPr>
-                <w:sz w:val="18"/>
-                <w:szCs w:val="18"/>
-                <w:lang w:val="es-ES"/>
-              </w:rPr>
-              <w:t>X83P015974</w:t>
+              <w:jc w:val="center"/>
+              <w:rPr>
+                <w:sz w:val="18"/>
+                <w:szCs w:val="18"/>
+                <w:lang w:val="es-ES"/>
+              </w:rPr>
+            </w:pPr>
+            <w:proofErr w:type="gramStart"/>
+            <w:r>
+              <w:rPr>
+                <w:sz w:val="18"/>
+                <w:szCs w:val="18"/>
+                <w:lang w:val="es-ES"/>
+              </w:rPr>
+              <w:t>{{ serie</w:t>
+            </w:r>
+            <w:proofErr w:type="gramEnd"/>
+            <w:r>
+              <w:rPr>
+                <w:sz w:val="18"/>
+                <w:szCs w:val="18"/>
+                <w:lang w:val="es-ES"/>
+              </w:rPr>
+              <w:t xml:space="preserve"> }}</w:t>
+            </w:r>
+          </w:p>
+          <w:p>
+            <w:pPr>
+              <w:jc w:val="center"/>
+              <w:rPr>
+                <w:sz w:val="18"/>
+                <w:szCs w:val="18"/>
+                <w:lang w:val="es-ES"/>
+              </w:rPr>
+            </w:pPr>
+          </w:p>
+          <w:p>
+            <w:pPr>
+              <w:jc w:val="center"/>
+              <w:rPr>
+                <w:sz w:val="18"/>
+                <w:szCs w:val="18"/>
+                <w:lang w:val="es-ES"/>
+              </w:rPr>
+            </w:pPr>
+            <w:r>
+              <w:rPr>
+                <w:sz w:val="18"/>
+                <w:szCs w:val="18"/>
+                <w:lang w:val="es-ES"/>
+              </w:rPr>
+              <w:t xml:space="preserve">{% </w:t>
+            </w:r>
+            <w:proofErr w:type="spellStart"/>
+            <w:r>
+              <w:rPr>
+                <w:sz w:val="18"/>
+                <w:szCs w:val="18"/>
+                <w:lang w:val="es-ES"/>
+              </w:rPr>
+              <w:t>endfor</w:t>
+            </w:r>
+            <w:proofErr w:type="spellEnd"/>
+            <w:r>
+              <w:rPr>
+                <w:sz w:val="18"/>
+                <w:szCs w:val="18"/>
+                <w:lang w:val="es-ES"/>
+              </w:rPr>
+              <w:t xml:space="preserve"> %}</w:t>
             </w:r>
           </w:p>
         </w:tc>
@@ -1634,6 +1603,7 @@
         </w:rPr>
         <w:t xml:space="preserve"> </w:t>
       </w:r>
+      <w:proofErr w:type="gramStart"/>
       <w:r>
         <w:rPr>
           <w:sz w:val="18"/>
@@ -1650,6 +1620,7 @@
         </w:rPr>
         <w:t>problema</w:t>
       </w:r>
+      <w:proofErr w:type="gramEnd"/>
       <w:r>
         <w:rPr>
           <w:sz w:val="18"/>
@@ -1833,13 +1804,23 @@
               </w:rPr>
               <w:t xml:space="preserve">Srta. </w:t>
             </w:r>
-            <w:r>
-              <w:rPr>
-                <w:sz w:val="18"/>
-                <w:szCs w:val="18"/>
-                <w:lang w:val="es-ES"/>
-              </w:rPr>
-              <w:t>{{ delegada }}</w:t>
+            <w:proofErr w:type="gramStart"/>
+            <w:r>
+              <w:rPr>
+                <w:sz w:val="18"/>
+                <w:szCs w:val="18"/>
+                <w:lang w:val="es-ES"/>
+              </w:rPr>
+              <w:t>{{ delegada</w:t>
+            </w:r>
+            <w:proofErr w:type="gramEnd"/>
+            <w:r>
+              <w:rPr>
+                <w:sz w:val="18"/>
+                <w:szCs w:val="18"/>
+                <w:lang w:val="es-ES"/>
+              </w:rPr>
+              <w:t xml:space="preserve"> }}</w:t>
             </w:r>
           </w:p>
           <w:p>
@@ -1899,13 +1880,23 @@
               </w:rPr>
               <w:t xml:space="preserve"> de Servicios y Canales de la Agencia </w:t>
             </w:r>
-            <w:r>
-              <w:rPr>
-                <w:sz w:val="18"/>
-                <w:szCs w:val="18"/>
-                <w:lang w:val="es-ES"/>
-              </w:rPr>
-              <w:t>{{ provincia }}</w:t>
+            <w:proofErr w:type="gramStart"/>
+            <w:r>
+              <w:rPr>
+                <w:sz w:val="18"/>
+                <w:szCs w:val="18"/>
+                <w:lang w:val="es-ES"/>
+              </w:rPr>
+              <w:t>{{ provincia</w:t>
+            </w:r>
+            <w:proofErr w:type="gramEnd"/>
+            <w:r>
+              <w:rPr>
+                <w:sz w:val="18"/>
+                <w:szCs w:val="18"/>
+                <w:lang w:val="es-ES"/>
+              </w:rPr>
+              <w:t xml:space="preserve"> }}</w:t>
             </w:r>
           </w:p>
           <w:p>
@@ -3273,6 +3264,8 @@
     <w:rsid w:val="00CD1E9F"/>
     <w:rsid w:val="00CD7BD0"/>
     <w:rsid w:val="00D32320"/>
+    <w:rsid w:val="00E141B4"/>
+    <w:rsid w:val="00F23CB0"/>
     <w:rsid w:val="00F87258"/>
   </w:rsids>
   <m:mathPr>

--- a/plantilla.docx
+++ b/plantilla.docx
@@ -1223,59 +1223,48 @@
         </w:tc>
       </w:tr>
       <w:tr>
-        <w:sdt>
-          <w:sdtPr>
-            <w:rPr>
-              <w:b/>
-              <w:bCs/>
-              <w:kern w:val="0"/>
-              <w14:ligatures w14:val="none"/>
-            </w:rPr>
-            <w:id w:val="1700655975"/>
-            <w:placeholder>
-              <w:docPart w:val="E8D53A35E6D242128A776A4C3101306B"/>
-            </w:placeholder>
-            <w:text/>
-          </w:sdtPr>
-          <w:sdtContent>
-            <w:tc>
-              <w:tcPr>
-                <w:tcW w:w="1765" w:type="dxa"/>
-                <w:vAlign w:val="center"/>
-              </w:tcPr>
-              <w:p>
-                <w:pPr>
-                  <w:jc w:val="center"/>
-                  <w:rPr>
-                    <w:sz w:val="18"/>
-                    <w:szCs w:val="18"/>
-                    <w:lang w:val="es-ES"/>
-                  </w:rPr>
-                </w:pPr>
-                <w:proofErr w:type="gramStart"/>
-                <w:r>
-                  <w:rPr>
-                    <w:b/>
-                    <w:bCs/>
-                    <w:kern w:val="0"/>
-                    <w14:ligatures w14:val="none"/>
-                  </w:rPr>
-                  <w:t>{{ provincia</w:t>
-                </w:r>
-                <w:proofErr w:type="gramEnd"/>
-                <w:r>
-                  <w:rPr>
-                    <w:b/>
-                    <w:bCs/>
-                    <w:kern w:val="0"/>
-                    <w14:ligatures w14:val="none"/>
-                  </w:rPr>
-                  <w:t xml:space="preserve"> }}</w:t>
-                </w:r>
-              </w:p>
-            </w:tc>
-          </w:sdtContent>
-        </w:sdt>
+        <w:tc>
+          <w:tcPr>
+            <w:tcW w:w="1765" w:type="dxa"/>
+            <w:vAlign w:val="center"/>
+          </w:tcPr>
+          <w:p>
+            <w:pPr>
+              <w:jc w:val="center"/>
+              <w:rPr>
+                <w:sz w:val="18"/>
+                <w:szCs w:val="18"/>
+                <w:lang w:val="es-ES"/>
+              </w:rPr>
+            </w:pPr>
+            <w:r>
+              <w:rPr>
+                <w:sz w:val="18"/>
+                <w:szCs w:val="18"/>
+                <w:lang w:val="es-ES"/>
+              </w:rPr>
+              <w:t xml:space="preserve">{% </w:t>
+            </w:r>
+            <w:proofErr w:type="spellStart"/>
+            <w:r>
+              <w:rPr>
+                <w:sz w:val="18"/>
+                <w:szCs w:val="18"/>
+                <w:lang w:val="es-ES"/>
+              </w:rPr>
+              <w:t>for</w:t>
+            </w:r>
+            <w:proofErr w:type="spellEnd"/>
+            <w:r>
+              <w:rPr>
+                <w:sz w:val="18"/>
+                <w:szCs w:val="18"/>
+                <w:lang w:val="es-ES"/>
+              </w:rPr>
+              <w:t xml:space="preserve"> serie in series %}</w:t>
+            </w:r>
+          </w:p>
+        </w:tc>
         <w:tc>
           <w:tcPr>
             <w:tcW w:w="1770" w:type="dxa"/>
@@ -1290,50 +1279,6 @@
                 <w:lang w:val="es-ES"/>
               </w:rPr>
             </w:pPr>
-            <w:r>
-              <w:rPr>
-                <w:sz w:val="18"/>
-                <w:szCs w:val="18"/>
-                <w:lang w:val="es-ES"/>
-              </w:rPr>
-              <w:t xml:space="preserve">{% </w:t>
-            </w:r>
-            <w:proofErr w:type="spellStart"/>
-            <w:r>
-              <w:rPr>
-                <w:sz w:val="18"/>
-                <w:szCs w:val="18"/>
-                <w:lang w:val="es-ES"/>
-              </w:rPr>
-              <w:t>for</w:t>
-            </w:r>
-            <w:proofErr w:type="spellEnd"/>
-            <w:r>
-              <w:rPr>
-                <w:sz w:val="18"/>
-                <w:szCs w:val="18"/>
-                <w:lang w:val="es-ES"/>
-              </w:rPr>
-              <w:t xml:space="preserve"> serie in series </w:t>
-            </w:r>
-            <w:proofErr w:type="gramStart"/>
-            <w:r>
-              <w:rPr>
-                <w:sz w:val="18"/>
-                <w:szCs w:val="18"/>
-                <w:lang w:val="es-ES"/>
-              </w:rPr>
-              <w:t>%}Impresora</w:t>
-            </w:r>
-            <w:proofErr w:type="gramEnd"/>
-            <w:r>
-              <w:rPr>
-                <w:sz w:val="18"/>
-                <w:szCs w:val="18"/>
-                <w:lang w:val="es-ES"/>
-              </w:rPr>
-              <w:t xml:space="preserve"> Financiera</w:t>
-            </w:r>
           </w:p>
         </w:tc>
         <w:tc>
@@ -1349,24 +1294,6 @@
                 <w:lang w:val="es-ES"/>
               </w:rPr>
             </w:pPr>
-            <w:proofErr w:type="gramStart"/>
-            <w:r>
-              <w:rPr>
-                <w:sz w:val="18"/>
-                <w:szCs w:val="18"/>
-                <w:lang w:val="es-ES"/>
-              </w:rPr>
-              <w:t>{{ modelo</w:t>
-            </w:r>
-            <w:proofErr w:type="gramEnd"/>
-            <w:r>
-              <w:rPr>
-                <w:sz w:val="18"/>
-                <w:szCs w:val="18"/>
-                <w:lang w:val="es-ES"/>
-              </w:rPr>
-              <w:t xml:space="preserve"> }}</w:t>
-            </w:r>
           </w:p>
         </w:tc>
         <w:tc>
@@ -1382,9 +1309,123 @@
                 <w:lang w:val="es-ES"/>
               </w:rPr>
             </w:pPr>
+          </w:p>
+        </w:tc>
+      </w:tr>
+      <w:tr>
+        <w:tc>
+          <w:tcPr>
+            <w:tcW w:w="1765" w:type="dxa"/>
+            <w:vAlign w:val="center"/>
+          </w:tcPr>
+          <w:p>
+            <w:pPr>
+              <w:jc w:val="center"/>
+              <w:rPr>
+                <w:b/>
+                <w:bCs/>
+                <w:sz w:val="18"/>
+                <w:szCs w:val="18"/>
+                <w:lang w:val="es-ES"/>
+              </w:rPr>
+            </w:pPr>
             <w:proofErr w:type="gramStart"/>
             <w:r>
               <w:rPr>
+                <w:b/>
+                <w:bCs/>
+                <w:sz w:val="18"/>
+                <w:szCs w:val="18"/>
+                <w:lang w:val="es-ES"/>
+              </w:rPr>
+              <w:t>{{ provincia</w:t>
+            </w:r>
+            <w:proofErr w:type="gramEnd"/>
+            <w:r>
+              <w:rPr>
+                <w:b/>
+                <w:bCs/>
+                <w:sz w:val="18"/>
+                <w:szCs w:val="18"/>
+                <w:lang w:val="es-ES"/>
+              </w:rPr>
+              <w:t xml:space="preserve"> }}</w:t>
+            </w:r>
+          </w:p>
+        </w:tc>
+        <w:tc>
+          <w:tcPr>
+            <w:tcW w:w="1770" w:type="dxa"/>
+            <w:vAlign w:val="center"/>
+          </w:tcPr>
+          <w:p>
+            <w:pPr>
+              <w:jc w:val="center"/>
+              <w:rPr>
+                <w:sz w:val="18"/>
+                <w:szCs w:val="18"/>
+                <w:lang w:val="es-ES"/>
+              </w:rPr>
+            </w:pPr>
+            <w:r>
+              <w:rPr>
+                <w:sz w:val="18"/>
+                <w:szCs w:val="18"/>
+                <w:lang w:val="es-ES"/>
+              </w:rPr>
+              <w:t>Impresora Financiera</w:t>
+            </w:r>
+          </w:p>
+        </w:tc>
+        <w:tc>
+          <w:tcPr>
+            <w:tcW w:w="1761" w:type="dxa"/>
+          </w:tcPr>
+          <w:p>
+            <w:pPr>
+              <w:jc w:val="center"/>
+              <w:rPr>
+                <w:sz w:val="18"/>
+                <w:szCs w:val="18"/>
+                <w:lang w:val="es-ES"/>
+              </w:rPr>
+            </w:pPr>
+            <w:proofErr w:type="gramStart"/>
+            <w:r>
+              <w:rPr>
+                <w:sz w:val="18"/>
+                <w:szCs w:val="18"/>
+                <w:lang w:val="es-ES"/>
+              </w:rPr>
+              <w:t>{{ modelo</w:t>
+            </w:r>
+            <w:proofErr w:type="gramEnd"/>
+            <w:r>
+              <w:rPr>
+                <w:sz w:val="18"/>
+                <w:szCs w:val="18"/>
+                <w:lang w:val="es-ES"/>
+              </w:rPr>
+              <w:t xml:space="preserve"> }}</w:t>
+            </w:r>
+          </w:p>
+        </w:tc>
+        <w:tc>
+          <w:tcPr>
+            <w:tcW w:w="2325" w:type="dxa"/>
+          </w:tcPr>
+          <w:p>
+            <w:pPr>
+              <w:jc w:val="center"/>
+              <w:rPr>
+                <w:sz w:val="18"/>
+                <w:szCs w:val="18"/>
+                <w:lang w:val="es-ES"/>
+              </w:rPr>
+            </w:pPr>
+            <w:proofErr w:type="gramStart"/>
+            <w:r>
+              <w:rPr>
                 <w:sz w:val="18"/>
                 <w:szCs w:val="18"/>
                 <w:lang w:val="es-ES"/>
@@ -1401,6 +1442,14 @@
               <w:t xml:space="preserve"> }}</w:t>
             </w:r>
           </w:p>
+        </w:tc>
+      </w:tr>
+      <w:tr>
+        <w:tc>
+          <w:tcPr>
+            <w:tcW w:w="1765" w:type="dxa"/>
+            <w:vAlign w:val="center"/>
+          </w:tcPr>
           <w:p>
             <w:pPr>
               <w:jc w:val="center"/>
@@ -1410,7 +1459,39 @@
                 <w:lang w:val="es-ES"/>
               </w:rPr>
             </w:pPr>
-          </w:p>
+            <w:r>
+              <w:rPr>
+                <w:sz w:val="18"/>
+                <w:szCs w:val="18"/>
+                <w:lang w:val="es-ES"/>
+              </w:rPr>
+              <w:t xml:space="preserve">{% </w:t>
+            </w:r>
+            <w:proofErr w:type="spellStart"/>
+            <w:r>
+              <w:rPr>
+                <w:sz w:val="18"/>
+                <w:szCs w:val="18"/>
+                <w:lang w:val="es-ES"/>
+              </w:rPr>
+              <w:t>endfor</w:t>
+            </w:r>
+            <w:proofErr w:type="spellEnd"/>
+            <w:r>
+              <w:rPr>
+                <w:sz w:val="18"/>
+                <w:szCs w:val="18"/>
+                <w:lang w:val="es-ES"/>
+              </w:rPr>
+              <w:t xml:space="preserve"> %}</w:t>
+            </w:r>
+          </w:p>
+        </w:tc>
+        <w:tc>
+          <w:tcPr>
+            <w:tcW w:w="1770" w:type="dxa"/>
+            <w:vAlign w:val="center"/>
+          </w:tcPr>
           <w:p>
             <w:pPr>
               <w:jc w:val="center"/>
@@ -1420,32 +1501,36 @@
                 <w:lang w:val="es-ES"/>
               </w:rPr>
             </w:pPr>
-            <w:r>
-              <w:rPr>
-                <w:sz w:val="18"/>
-                <w:szCs w:val="18"/>
-                <w:lang w:val="es-ES"/>
-              </w:rPr>
-              <w:t xml:space="preserve">{% </w:t>
-            </w:r>
-            <w:proofErr w:type="spellStart"/>
-            <w:r>
-              <w:rPr>
-                <w:sz w:val="18"/>
-                <w:szCs w:val="18"/>
-                <w:lang w:val="es-ES"/>
-              </w:rPr>
-              <w:t>endfor</w:t>
-            </w:r>
-            <w:proofErr w:type="spellEnd"/>
-            <w:r>
-              <w:rPr>
-                <w:sz w:val="18"/>
-                <w:szCs w:val="18"/>
-                <w:lang w:val="es-ES"/>
-              </w:rPr>
-              <w:t xml:space="preserve"> %}</w:t>
-            </w:r>
+          </w:p>
+        </w:tc>
+        <w:tc>
+          <w:tcPr>
+            <w:tcW w:w="1761" w:type="dxa"/>
+          </w:tcPr>
+          <w:p>
+            <w:pPr>
+              <w:jc w:val="center"/>
+              <w:rPr>
+                <w:sz w:val="18"/>
+                <w:szCs w:val="18"/>
+                <w:lang w:val="es-ES"/>
+              </w:rPr>
+            </w:pPr>
+          </w:p>
+        </w:tc>
+        <w:tc>
+          <w:tcPr>
+            <w:tcW w:w="2325" w:type="dxa"/>
+          </w:tcPr>
+          <w:p>
+            <w:pPr>
+              <w:jc w:val="center"/>
+              <w:rPr>
+                <w:sz w:val="18"/>
+                <w:szCs w:val="18"/>
+                <w:lang w:val="es-ES"/>
+              </w:rPr>
+            </w:pPr>
           </w:p>
         </w:tc>
       </w:tr>
@@ -3107,640 +3192,6 @@
 </w:styles>
 </file>
 
-<file path=word/glossary/document.xml><?xml version="1.0" encoding="utf-8"?>
-<w:glossaryDocument xmlns:wpc="http://schemas.microsoft.com/office/word/2010/wordprocessingCanvas" xmlns:cx="http://schemas.microsoft.com/office/drawing/2014/chartex" xmlns:cx1="http://schemas.microsoft.com/office/drawing/2015/9/8/chartex" xmlns:cx2="http://schemas.microsoft.com/office/drawing/2015/10/21/chartex" xmlns:cx3="http://schemas.microsoft.com/office/drawing/2016/5/9/chartex" xmlns:cx4="http://schemas.microsoft.com/office/drawing/2016/5/10/chartex" xmlns:cx5="http://schemas.microsoft.com/office/drawing/2016/5/11/chartex" xmlns:cx6="http://schemas.microsoft.com/office/drawing/2016/5/12/chartex" xmlns:cx7="http://schemas.microsoft.com/office/drawing/2016/5/13/chartex" xmlns:cx8="http://schemas.microsoft.com/office/drawing/2016/5/14/chartex" xmlns:mc="http://schemas.openxmlformats.org/markup-compatibility/2006" xmlns:aink="http://schemas.microsoft.com/office/drawing/2016/ink" xmlns:am3d="http://schemas.microsoft.com/office/drawing/2017/model3d" xmlns:o="urn:schemas-microsoft-com:office:office" xmlns:oel="http://schemas.microsoft.com/office/2019/extlst" xmlns:r="http://schemas.openxmlformats.org/officeDocument/2006/relationships" xmlns:m="http://schemas.openxmlformats.org/officeDocument/2006/math" xmlns:v="urn:schemas-microsoft-com:vml" xmlns:wp14="http://schemas.microsoft.com/office/word/2010/wordprocessingDrawing" xmlns:wp="http://schemas.openxmlformats.org/drawingml/2006/wordprocessingDrawing" xmlns:w10="urn:schemas-microsoft-com:office:word" xmlns:w="http://schemas.openxmlformats.org/wordprocessingml/2006/main" xmlns:w14="http://schemas.microsoft.com/office/word/2010/wordml" xmlns:w15="http://schemas.microsoft.com/office/word/2012/wordml" xmlns:w16cex="http://schemas.microsoft.com/office/word/2018/wordml/cex" xmlns:w16cid="http://schemas.microsoft.com/office/word/2016/wordml/cid" xmlns:w16="http://schemas.microsoft.com/office/word/2018/wordml" xmlns:w16sdtdh="http://schemas.microsoft.com/office/word/2020/wordml/sdtdatahash" xmlns:w16se="http://schemas.microsoft.com/office/word/2015/wordml/symex" xmlns:wpg="http://schemas.microsoft.com/office/word/2010/wordprocessingGroup" xmlns:wpi="http://schemas.microsoft.com/office/word/2010/wordprocessingInk" xmlns:wne="http://schemas.microsoft.com/office/word/2006/wordml" xmlns:wps="http://schemas.microsoft.com/office/word/2010/wordprocessingShape" mc:Ignorable="w14 w15 w16se w16cid w16 w16cex w16sdtdh wp14">
-  <w:docParts>
-    <w:docPart>
-      <w:docPartPr>
-        <w:name w:val="E8D53A35E6D242128A776A4C3101306B"/>
-        <w:category>
-          <w:name w:val="General"/>
-          <w:gallery w:val="placeholder"/>
-        </w:category>
-        <w:types>
-          <w:type w:val="bbPlcHdr"/>
-        </w:types>
-        <w:behaviors>
-          <w:behavior w:val="content"/>
-        </w:behaviors>
-        <w:guid w:val="{8EC71A67-C48A-433A-ADC3-34C9A6D65F49}"/>
-      </w:docPartPr>
-      <w:docPartBody>
-        <w:p>
-          <w:pPr>
-            <w:pStyle w:val="E8D53A35E6D242128A776A4C3101306B"/>
-          </w:pPr>
-          <w:r>
-            <w:rPr>
-              <w:rStyle w:val="Textodelmarcadordeposicin"/>
-            </w:rPr>
-            <w:t>Ingrese su Agencia</w:t>
-          </w:r>
-        </w:p>
-      </w:docPartBody>
-    </w:docPart>
-  </w:docParts>
-</w:glossaryDocument>
-</file>
-
-<file path=word/glossary/fontTable.xml><?xml version="1.0" encoding="utf-8"?>
-<w:fonts xmlns:mc="http://schemas.openxmlformats.org/markup-compatibility/2006" xmlns:r="http://schemas.openxmlformats.org/officeDocument/2006/relationships" xmlns:w="http://schemas.openxmlformats.org/wordprocessingml/2006/main" xmlns:w14="http://schemas.microsoft.com/office/word/2010/wordml" xmlns:w15="http://schemas.microsoft.com/office/word/2012/wordml" xmlns:w16cex="http://schemas.microsoft.com/office/word/2018/wordml/cex" xmlns:w16cid="http://schemas.microsoft.com/office/word/2016/wordml/cid" xmlns:w16="http://schemas.microsoft.com/office/word/2018/wordml" xmlns:w16sdtdh="http://schemas.microsoft.com/office/word/2020/wordml/sdtdatahash" xmlns:w16se="http://schemas.microsoft.com/office/word/2015/wordml/symex" mc:Ignorable="w14 w15 w16se w16cid w16 w16cex w16sdtdh">
-  <w:font w:name="Symbol">
-    <w:panose1 w:val="05050102010706020507"/>
-    <w:charset w:val="02"/>
-    <w:family w:val="roman"/>
-    <w:pitch w:val="variable"/>
-    <w:sig w:usb0="00000000" w:usb1="10000000" w:usb2="00000000" w:usb3="00000000" w:csb0="80000000" w:csb1="00000000"/>
-  </w:font>
-  <w:font w:name="Times New Roman">
-    <w:panose1 w:val="02020603050405020304"/>
-    <w:charset w:val="00"/>
-    <w:family w:val="roman"/>
-    <w:pitch w:val="variable"/>
-    <w:sig w:usb0="E0002EFF" w:usb1="C000785B" w:usb2="00000009" w:usb3="00000000" w:csb0="000001FF" w:csb1="00000000"/>
-  </w:font>
-  <w:font w:name="Courier New">
-    <w:panose1 w:val="02070309020205020404"/>
-    <w:charset w:val="00"/>
-    <w:family w:val="modern"/>
-    <w:pitch w:val="fixed"/>
-    <w:sig w:usb0="E0002EFF" w:usb1="C0007843" w:usb2="00000009" w:usb3="00000000" w:csb0="000001FF" w:csb1="00000000"/>
-  </w:font>
-  <w:font w:name="Wingdings">
-    <w:panose1 w:val="05000000000000000000"/>
-    <w:charset w:val="02"/>
-    <w:family w:val="auto"/>
-    <w:pitch w:val="variable"/>
-    <w:sig w:usb0="00000000" w:usb1="10000000" w:usb2="00000000" w:usb3="00000000" w:csb0="80000000" w:csb1="00000000"/>
-  </w:font>
-  <w:font w:name="Calibri">
-    <w:panose1 w:val="020F0502020204030204"/>
-    <w:charset w:val="00"/>
-    <w:family w:val="swiss"/>
-    <w:pitch w:val="variable"/>
-    <w:sig w:usb0="E4002EFF" w:usb1="C200247B" w:usb2="00000009" w:usb3="00000000" w:csb0="000001FF" w:csb1="00000000"/>
-  </w:font>
-  <w:font w:name="Arial">
-    <w:panose1 w:val="020B0604020202020204"/>
-    <w:charset w:val="00"/>
-    <w:family w:val="swiss"/>
-    <w:pitch w:val="variable"/>
-    <w:sig w:usb0="E0002EFF" w:usb1="C000785B" w:usb2="00000009" w:usb3="00000000" w:csb0="000001FF" w:csb1="00000000"/>
-  </w:font>
-  <w:font w:name="Calibri Light">
-    <w:panose1 w:val="020F0302020204030204"/>
-    <w:charset w:val="00"/>
-    <w:family w:val="swiss"/>
-    <w:pitch w:val="variable"/>
-    <w:sig w:usb0="E4002EFF" w:usb1="C200247B" w:usb2="00000009" w:usb3="00000000" w:csb0="000001FF" w:csb1="00000000"/>
-  </w:font>
-  <w:font w:name="Aptos">
-    <w:charset w:val="00"/>
-    <w:family w:val="swiss"/>
-    <w:pitch w:val="variable"/>
-    <w:sig w:usb0="20000287" w:usb1="00000003" w:usb2="00000000" w:usb3="00000000" w:csb0="0000019F" w:csb1="00000000"/>
-  </w:font>
-  <w:font w:name="Aptos Display">
-    <w:charset w:val="00"/>
-    <w:family w:val="swiss"/>
-    <w:pitch w:val="variable"/>
-    <w:sig w:usb0="20000287" w:usb1="00000003" w:usb2="00000000" w:usb3="00000000" w:csb0="0000019F" w:csb1="00000000"/>
-  </w:font>
-</w:fonts>
-</file>
-
-<file path=word/glossary/settings.xml><?xml version="1.0" encoding="utf-8"?>
-<w:settings xmlns:mc="http://schemas.openxmlformats.org/markup-compatibility/2006" xmlns:o="urn:schemas-microsoft-com:office:office" xmlns:r="http://schemas.openxmlformats.org/officeDocument/2006/relationships" xmlns:m="http://schemas.openxmlformats.org/officeDocument/2006/math" xmlns:v="urn:schemas-microsoft-com:vml" xmlns:w10="urn:schemas-microsoft-com:office:word" xmlns:w="http://schemas.openxmlformats.org/wordprocessingml/2006/main" xmlns:w14="http://schemas.microsoft.com/office/word/2010/wordml" xmlns:w15="http://schemas.microsoft.com/office/word/2012/wordml" xmlns:w16cex="http://schemas.microsoft.com/office/word/2018/wordml/cex" xmlns:w16cid="http://schemas.microsoft.com/office/word/2016/wordml/cid" xmlns:w16="http://schemas.microsoft.com/office/word/2018/wordml" xmlns:w16sdtdh="http://schemas.microsoft.com/office/word/2020/wordml/sdtdatahash" xmlns:w16se="http://schemas.microsoft.com/office/word/2015/wordml/symex" xmlns:sl="http://schemas.openxmlformats.org/schemaLibrary/2006/main" mc:Ignorable="w14 w15 w16se w16cid w16 w16cex w16sdtdh">
-  <w:view w:val="normal"/>
-  <w:defaultTabStop w:val="708"/>
-  <w:hyphenationZone w:val="425"/>
-  <w:characterSpacingControl w:val="doNotCompress"/>
-  <w:compat>
-    <w:useFELayout/>
-    <w:compatSetting w:name="compatibilityMode" w:uri="http://schemas.microsoft.com/office/word" w:val="15"/>
-    <w:compatSetting w:name="overrideTableStyleFontSizeAndJustification" w:uri="http://schemas.microsoft.com/office/word" w:val="1"/>
-    <w:compatSetting w:name="enableOpenTypeFeatures" w:uri="http://schemas.microsoft.com/office/word" w:val="1"/>
-    <w:compatSetting w:name="doNotFlipMirrorIndents" w:uri="http://schemas.microsoft.com/office/word" w:val="1"/>
-    <w:compatSetting w:name="differentiateMultirowTableHeaders" w:uri="http://schemas.microsoft.com/office/word" w:val="1"/>
-    <w:compatSetting w:name="useWord2013TrackBottomHyphenation" w:uri="http://schemas.microsoft.com/office/word" w:val="0"/>
-  </w:compat>
-  <w:rsids>
-    <w:rsidRoot w:val="003E2CAD"/>
-    <w:rsid w:val="000508A0"/>
-    <w:rsid w:val="00062FA6"/>
-    <w:rsid w:val="0008077E"/>
-    <w:rsid w:val="000A0172"/>
-    <w:rsid w:val="000B0E57"/>
-    <w:rsid w:val="000F1811"/>
-    <w:rsid w:val="002C1A31"/>
-    <w:rsid w:val="00353A18"/>
-    <w:rsid w:val="00364603"/>
-    <w:rsid w:val="003A2EEB"/>
-    <w:rsid w:val="003A7090"/>
-    <w:rsid w:val="003E2CAD"/>
-    <w:rsid w:val="0044207A"/>
-    <w:rsid w:val="00455DF8"/>
-    <w:rsid w:val="004B1A59"/>
-    <w:rsid w:val="004E3EB8"/>
-    <w:rsid w:val="005979D5"/>
-    <w:rsid w:val="0062766A"/>
-    <w:rsid w:val="0066354D"/>
-    <w:rsid w:val="006A2BA4"/>
-    <w:rsid w:val="007773F1"/>
-    <w:rsid w:val="007844D0"/>
-    <w:rsid w:val="007D5E00"/>
-    <w:rsid w:val="008036A6"/>
-    <w:rsid w:val="00825D09"/>
-    <w:rsid w:val="00886C5C"/>
-    <w:rsid w:val="0089699F"/>
-    <w:rsid w:val="009C2603"/>
-    <w:rsid w:val="009C59E2"/>
-    <w:rsid w:val="009F0805"/>
-    <w:rsid w:val="00A17184"/>
-    <w:rsid w:val="00AF1CD2"/>
-    <w:rsid w:val="00B5460A"/>
-    <w:rsid w:val="00B71B51"/>
-    <w:rsid w:val="00C764C0"/>
-    <w:rsid w:val="00CD1E9F"/>
-    <w:rsid w:val="00CD7BD0"/>
-    <w:rsid w:val="00D32320"/>
-    <w:rsid w:val="00E141B4"/>
-    <w:rsid w:val="00F23CB0"/>
-    <w:rsid w:val="00F87258"/>
-  </w:rsids>
-  <m:mathPr>
-    <m:mathFont m:val="Cambria Math"/>
-    <m:brkBin m:val="before"/>
-    <m:brkBinSub m:val="--"/>
-    <m:smallFrac m:val="0"/>
-    <m:dispDef/>
-    <m:lMargin m:val="0"/>
-    <m:rMargin m:val="0"/>
-    <m:defJc m:val="centerGroup"/>
-    <m:wrapIndent m:val="1440"/>
-    <m:intLim m:val="subSup"/>
-    <m:naryLim m:val="undOvr"/>
-  </m:mathPr>
-  <w:themeFontLang w:val="es-EC"/>
-  <w:clrSchemeMapping w:bg1="light1" w:t1="dark1" w:bg2="light2" w:t2="dark2" w:accent1="accent1" w:accent2="accent2" w:accent3="accent3" w:accent4="accent4" w:accent5="accent5" w:accent6="accent6" w:hyperlink="hyperlink" w:followedHyperlink="followedHyperlink"/>
-  <w:decimalSymbol w:val=","/>
-  <w:listSeparator w:val=";"/>
-  <w15:chartTrackingRefBased/>
-</w:settings>
-</file>
-
-<file path=word/glossary/styles.xml><?xml version="1.0" encoding="utf-8"?>
-<w:styles xmlns:mc="http://schemas.openxmlformats.org/markup-compatibility/2006" xmlns:r="http://schemas.openxmlformats.org/officeDocument/2006/relationships" xmlns:w="http://schemas.openxmlformats.org/wordprocessingml/2006/main" xmlns:w14="http://schemas.microsoft.com/office/word/2010/wordml" xmlns:w15="http://schemas.microsoft.com/office/word/2012/wordml" xmlns:w16cex="http://schemas.microsoft.com/office/word/2018/wordml/cex" xmlns:w16cid="http://schemas.microsoft.com/office/word/2016/wordml/cid" xmlns:w16="http://schemas.microsoft.com/office/word/2018/wordml" xmlns:w16sdtdh="http://schemas.microsoft.com/office/word/2020/wordml/sdtdatahash" xmlns:w16se="http://schemas.microsoft.com/office/word/2015/wordml/symex" mc:Ignorable="w14 w15 w16se w16cid w16 w16cex w16sdtdh">
-  <w:docDefaults>
-    <w:rPrDefault>
-      <w:rPr>
-        <w:rFonts w:asciiTheme="minorHAnsi" w:eastAsiaTheme="minorEastAsia" w:hAnsiTheme="minorHAnsi" w:cstheme="minorBidi"/>
-        <w:kern w:val="2"/>
-        <w:sz w:val="22"/>
-        <w:szCs w:val="22"/>
-        <w:lang w:val="es-EC" w:eastAsia="es-EC" w:bidi="ar-SA"/>
-        <w14:ligatures w14:val="standardContextual"/>
-      </w:rPr>
-    </w:rPrDefault>
-    <w:pPrDefault>
-      <w:pPr>
-        <w:spacing w:after="160" w:line="259" w:lineRule="auto"/>
-      </w:pPr>
-    </w:pPrDefault>
-  </w:docDefaults>
-  <w:latentStyles w:defLockedState="0" w:defUIPriority="99" w:defSemiHidden="0" w:defUnhideWhenUsed="0" w:defQFormat="0" w:count="376">
-    <w:lsdException w:name="Normal" w:uiPriority="0" w:qFormat="1"/>
-    <w:lsdException w:name="heading 1" w:uiPriority="9" w:qFormat="1"/>
-    <w:lsdException w:name="heading 2" w:semiHidden="1" w:uiPriority="9" w:unhideWhenUsed="1" w:qFormat="1"/>
-    <w:lsdException w:name="heading 3" w:semiHidden="1" w:uiPriority="9" w:unhideWhenUsed="1" w:qFormat="1"/>
-    <w:lsdException w:name="heading 4" w:semiHidden="1" w:uiPriority="9" w:unhideWhenUsed="1" w:qFormat="1"/>
-    <w:lsdException w:name="heading 5" w:semiHidden="1" w:uiPriority="9" w:unhideWhenUsed="1" w:qFormat="1"/>
-    <w:lsdException w:name="heading 6" w:semiHidden="1" w:uiPriority="9" w:unhideWhenUsed="1" w:qFormat="1"/>
-    <w:lsdException w:name="heading 7" w:semiHidden="1" w:uiPriority="9" w:unhideWhenUsed="1" w:qFormat="1"/>
-    <w:lsdException w:name="heading 8" w:semiHidden="1" w:uiPriority="9" w:unhideWhenUsed="1" w:qFormat="1"/>
-    <w:lsdException w:name="heading 9" w:semiHidden="1" w:uiPriority="9" w:unhideWhenUsed="1" w:qFormat="1"/>
-    <w:lsdException w:name="index 1" w:semiHidden="1" w:unhideWhenUsed="1"/>
-    <w:lsdException w:name="index 2" w:semiHidden="1" w:unhideWhenUsed="1"/>
-    <w:lsdException w:name="index 3" w:semiHidden="1" w:unhideWhenUsed="1"/>
-    <w:lsdException w:name="index 4" w:semiHidden="1" w:unhideWhenUsed="1"/>
-    <w:lsdException w:name="index 5" w:semiHidden="1" w:unhideWhenUsed="1"/>
-    <w:lsdException w:name="index 6" w:semiHidden="1" w:unhideWhenUsed="1"/>
-    <w:lsdException w:name="index 7" w:semiHidden="1" w:unhideWhenUsed="1"/>
-    <w:lsdException w:name="index 8" w:semiHidden="1" w:unhideWhenUsed="1"/>
-    <w:lsdException w:name="index 9" w:semiHidden="1" w:unhideWhenUsed="1"/>
-    <w:lsdException w:name="toc 1" w:semiHidden="1" w:uiPriority="39" w:unhideWhenUsed="1"/>
-    <w:lsdException w:name="toc 2" w:semiHidden="1" w:uiPriority="39" w:unhideWhenUsed="1"/>
-    <w:lsdException w:name="toc 3" w:semiHidden="1" w:uiPriority="39" w:unhideWhenUsed="1"/>
-    <w:lsdException w:name="toc 4" w:semiHidden="1" w:uiPriority="39" w:unhideWhenUsed="1"/>
-    <w:lsdException w:name="toc 5" w:semiHidden="1" w:uiPriority="39" w:unhideWhenUsed="1"/>
-    <w:lsdException w:name="toc 6" w:semiHidden="1" w:uiPriority="39" w:unhideWhenUsed="1"/>
-    <w:lsdException w:name="toc 7" w:semiHidden="1" w:uiPriority="39" w:unhideWhenUsed="1"/>
-    <w:lsdException w:name="toc 8" w:semiHidden="1" w:uiPriority="39" w:unhideWhenUsed="1"/>
-    <w:lsdException w:name="toc 9" w:semiHidden="1" w:uiPriority="39" w:unhideWhenUsed="1"/>
-    <w:lsdException w:name="Normal Indent" w:semiHidden="1" w:unhideWhenUsed="1"/>
-    <w:lsdException w:name="footnote text" w:semiHidden="1" w:unhideWhenUsed="1"/>
-    <w:lsdException w:name="annotation text" w:semiHidden="1" w:unhideWhenUsed="1"/>
-    <w:lsdException w:name="header" w:semiHidden="1" w:unhideWhenUsed="1"/>
-    <w:lsdException w:name="footer" w:semiHidden="1" w:unhideWhenUsed="1"/>
-    <w:lsdException w:name="index heading" w:semiHidden="1" w:unhideWhenUsed="1"/>
-    <w:lsdException w:name="caption" w:semiHidden="1" w:uiPriority="35" w:unhideWhenUsed="1" w:qFormat="1"/>
-    <w:lsdException w:name="table of figures" w:semiHidden="1" w:unhideWhenUsed="1"/>
-    <w:lsdException w:name="envelope address" w:semiHidden="1" w:unhideWhenUsed="1"/>
-    <w:lsdException w:name="envelope return" w:semiHidden="1" w:unhideWhenUsed="1"/>
-    <w:lsdException w:name="footnote reference" w:semiHidden="1" w:unhideWhenUsed="1"/>
-    <w:lsdException w:name="annotation reference" w:semiHidden="1" w:unhideWhenUsed="1"/>
-    <w:lsdException w:name="line number" w:semiHidden="1" w:unhideWhenUsed="1"/>
-    <w:lsdException w:name="page number" w:semiHidden="1" w:unhideWhenUsed="1"/>
-    <w:lsdException w:name="endnote reference" w:semiHidden="1" w:unhideWhenUsed="1"/>
-    <w:lsdException w:name="endnote text" w:semiHidden="1" w:unhideWhenUsed="1"/>
-    <w:lsdException w:name="table of authorities" w:semiHidden="1" w:unhideWhenUsed="1"/>
-    <w:lsdException w:name="macro" w:semiHidden="1" w:unhideWhenUsed="1"/>
-    <w:lsdException w:name="toa heading" w:semiHidden="1" w:unhideWhenUsed="1"/>
-    <w:lsdException w:name="List" w:semiHidden="1" w:unhideWhenUsed="1"/>
-    <w:lsdException w:name="List Bullet" w:semiHidden="1" w:unhideWhenUsed="1"/>
-    <w:lsdException w:name="List Number" w:semiHidden="1" w:unhideWhenUsed="1"/>
-    <w:lsdException w:name="List 2" w:semiHidden="1" w:unhideWhenUsed="1"/>
-    <w:lsdException w:name="List 3" w:semiHidden="1" w:unhideWhenUsed="1"/>
-    <w:lsdException w:name="List 4" w:semiHidden="1" w:unhideWhenUsed="1"/>
-    <w:lsdException w:name="List 5" w:semiHidden="1" w:unhideWhenUsed="1"/>
-    <w:lsdException w:name="List Bullet 2" w:semiHidden="1" w:unhideWhenUsed="1"/>
-    <w:lsdException w:name="List Bullet 3" w:semiHidden="1" w:unhideWhenUsed="1"/>
-    <w:lsdException w:name="List Bullet 4" w:semiHidden="1" w:unhideWhenUsed="1"/>
-    <w:lsdException w:name="List Bullet 5" w:semiHidden="1" w:unhideWhenUsed="1"/>
-    <w:lsdException w:name="List Number 2" w:semiHidden="1" w:unhideWhenUsed="1"/>
-    <w:lsdException w:name="List Number 3" w:semiHidden="1" w:unhideWhenUsed="1"/>
-    <w:lsdException w:name="List Number 4" w:semiHidden="1" w:unhideWhenUsed="1"/>
-    <w:lsdException w:name="List Number 5" w:semiHidden="1" w:unhideWhenUsed="1"/>
-    <w:lsdException w:name="Title" w:uiPriority="10" w:qFormat="1"/>
-    <w:lsdException w:name="Closing" w:semiHidden="1" w:unhideWhenUsed="1"/>
-    <w:lsdException w:name="Signature" w:semiHidden="1" w:unhideWhenUsed="1"/>
-    <w:lsdException w:name="Default Paragraph Font" w:semiHidden="1" w:uiPriority="1" w:unhideWhenUsed="1"/>
-    <w:lsdException w:name="Body Text" w:semiHidden="1" w:unhideWhenUsed="1"/>
-    <w:lsdException w:name="Body Text Indent" w:semiHidden="1" w:unhideWhenUsed="1"/>
-    <w:lsdException w:name="List Continue" w:semiHidden="1" w:unhideWhenUsed="1"/>
-    <w:lsdException w:name="List Continue 2" w:semiHidden="1" w:unhideWhenUsed="1"/>
-    <w:lsdException w:name="List Continue 3" w:semiHidden="1" w:unhideWhenUsed="1"/>
-    <w:lsdException w:name="List Continue 4" w:semiHidden="1" w:unhideWhenUsed="1"/>
-    <w:lsdException w:name="List Continue 5" w:semiHidden="1" w:unhideWhenUsed="1"/>
-    <w:lsdException w:name="Message Header" w:semiHidden="1" w:unhideWhenUsed="1"/>
-    <w:lsdException w:name="Subtitle" w:uiPriority="11" w:qFormat="1"/>
-    <w:lsdException w:name="Salutation" w:semiHidden="1" w:unhideWhenUsed="1"/>
-    <w:lsdException w:name="Date" w:semiHidden="1" w:unhideWhenUsed="1"/>
-    <w:lsdException w:name="Body Text First Indent" w:semiHidden="1" w:unhideWhenUsed="1"/>
-    <w:lsdException w:name="Body Text First Indent 2" w:semiHidden="1" w:unhideWhenUsed="1"/>
-    <w:lsdException w:name="Note Heading" w:semiHidden="1" w:unhideWhenUsed="1"/>
-    <w:lsdException w:name="Body Text 2" w:semiHidden="1" w:unhideWhenUsed="1"/>
-    <w:lsdException w:name="Body Text 3" w:semiHidden="1" w:unhideWhenUsed="1"/>
-    <w:lsdException w:name="Body Text Indent 2" w:semiHidden="1" w:unhideWhenUsed="1"/>
-    <w:lsdException w:name="Body Text Indent 3" w:semiHidden="1" w:unhideWhenUsed="1"/>
-    <w:lsdException w:name="Block Text" w:semiHidden="1" w:unhideWhenUsed="1"/>
-    <w:lsdException w:name="Hyperlink" w:semiHidden="1" w:unhideWhenUsed="1"/>
-    <w:lsdException w:name="FollowedHyperlink" w:semiHidden="1" w:unhideWhenUsed="1"/>
-    <w:lsdException w:name="Strong" w:uiPriority="22" w:qFormat="1"/>
-    <w:lsdException w:name="Emphasis" w:uiPriority="20" w:qFormat="1"/>
-    <w:lsdException w:name="Document Map" w:semiHidden="1" w:unhideWhenUsed="1"/>
-    <w:lsdException w:name="Plain Text" w:semiHidden="1" w:unhideWhenUsed="1"/>
-    <w:lsdException w:name="E-mail Signature" w:semiHidden="1" w:unhideWhenUsed="1"/>
-    <w:lsdException w:name="HTML Top of Form" w:semiHidden="1" w:unhideWhenUsed="1"/>
-    <w:lsdException w:name="HTML Bottom of Form" w:semiHidden="1" w:unhideWhenUsed="1"/>
-    <w:lsdException w:name="Normal (Web)" w:semiHidden="1" w:unhideWhenUsed="1"/>
-    <w:lsdException w:name="HTML Acronym" w:semiHidden="1" w:unhideWhenUsed="1"/>
-    <w:lsdException w:name="HTML Address" w:semiHidden="1" w:unhideWhenUsed="1"/>
-    <w:lsdException w:name="HTML Cite" w:semiHidden="1" w:unhideWhenUsed="1"/>
-    <w:lsdException w:name="HTML Code" w:semiHidden="1" w:unhideWhenUsed="1"/>
-    <w:lsdException w:name="HTML Definition" w:semiHidden="1" w:unhideWhenUsed="1"/>
-    <w:lsdException w:name="HTML Keyboard" w:semiHidden="1" w:unhideWhenUsed="1"/>
-    <w:lsdException w:name="HTML Preformatted" w:semiHidden="1" w:unhideWhenUsed="1"/>
-    <w:lsdException w:name="HTML Sample" w:semiHidden="1" w:unhideWhenUsed="1"/>
-    <w:lsdException w:name="HTML Typewriter" w:semiHidden="1" w:unhideWhenUsed="1"/>
-    <w:lsdException w:name="HTML Variable" w:semiHidden="1" w:unhideWhenUsed="1"/>
-    <w:lsdException w:name="Normal Table" w:semiHidden="1" w:unhideWhenUsed="1"/>
-    <w:lsdException w:name="annotation subject" w:semiHidden="1" w:unhideWhenUsed="1"/>
-    <w:lsdException w:name="No List" w:semiHidden="1" w:unhideWhenUsed="1"/>
-    <w:lsdException w:name="Outline List 1" w:semiHidden="1" w:unhideWhenUsed="1"/>
-    <w:lsdException w:name="Outline List 2" w:semiHidden="1" w:unhideWhenUsed="1"/>
-    <w:lsdException w:name="Outline List 3" w:semiHidden="1" w:unhideWhenUsed="1"/>
-    <w:lsdException w:name="Table Simple 1" w:semiHidden="1" w:unhideWhenUsed="1"/>
-    <w:lsdException w:name="Table Simple 2" w:semiHidden="1" w:unhideWhenUsed="1"/>
-    <w:lsdException w:name="Table Simple 3" w:semiHidden="1" w:unhideWhenUsed="1"/>
-    <w:lsdException w:name="Table Classic 1" w:semiHidden="1" w:unhideWhenUsed="1"/>
-    <w:lsdException w:name="Table Classic 2" w:semiHidden="1" w:unhideWhenUsed="1"/>
-    <w:lsdException w:name="Table Classic 3" w:semiHidden="1" w:unhideWhenUsed="1"/>
-    <w:lsdException w:name="Table Classic 4" w:semiHidden="1" w:unhideWhenUsed="1"/>
-    <w:lsdException w:name="Table Colorful 1" w:semiHidden="1" w:unhideWhenUsed="1"/>
-    <w:lsdException w:name="Table Colorful 2" w:semiHidden="1" w:unhideWhenUsed="1"/>
-    <w:lsdException w:name="Table Colorful 3" w:semiHidden="1" w:unhideWhenUsed="1"/>
-    <w:lsdException w:name="Table Columns 1" w:semiHidden="1" w:unhideWhenUsed="1"/>
-    <w:lsdException w:name="Table Columns 2" w:semiHidden="1" w:unhideWhenUsed="1"/>
-    <w:lsdException w:name="Table Columns 3" w:semiHidden="1" w:unhideWhenUsed="1"/>
-    <w:lsdException w:name="Table Columns 4" w:semiHidden="1" w:unhideWhenUsed="1"/>
-    <w:lsdException w:name="Table Columns 5" w:semiHidden="1" w:unhideWhenUsed="1"/>
-    <w:lsdException w:name="Table Grid 1" w:semiHidden="1" w:unhideWhenUsed="1"/>
-    <w:lsdException w:name="Table Grid 2" w:semiHidden="1" w:unhideWhenUsed="1"/>
-    <w:lsdException w:name="Table Grid 3" w:semiHidden="1" w:unhideWhenUsed="1"/>
-    <w:lsdException w:name="Table Grid 4" w:semiHidden="1" w:unhideWhenUsed="1"/>
-    <w:lsdException w:name="Table Grid 5" w:semiHidden="1" w:unhideWhenUsed="1"/>
-    <w:lsdException w:name="Table Grid 6" w:semiHidden="1" w:unhideWhenUsed="1"/>
-    <w:lsdException w:name="Table Grid 7" w:semiHidden="1" w:unhideWhenUsed="1"/>
-    <w:lsdException w:name="Table Grid 8" w:semiHidden="1" w:unhideWhenUsed="1"/>
-    <w:lsdException w:name="Table List 1" w:semiHidden="1" w:unhideWhenUsed="1"/>
-    <w:lsdException w:name="Table List 2" w:semiHidden="1" w:unhideWhenUsed="1"/>
-    <w:lsdException w:name="Table List 3" w:semiHidden="1" w:unhideWhenUsed="1"/>
-    <w:lsdException w:name="Table List 4" w:semiHidden="1" w:unhideWhenUsed="1"/>
-    <w:lsdException w:name="Table List 5" w:semiHidden="1" w:unhideWhenUsed="1"/>
-    <w:lsdException w:name="Table List 6" w:semiHidden="1" w:unhideWhenUsed="1"/>
-    <w:lsdException w:name="Table List 7" w:semiHidden="1" w:unhideWhenUsed="1"/>
-    <w:lsdException w:name="Table List 8" w:semiHidden="1" w:unhideWhenUsed="1"/>
-    <w:lsdException w:name="Table 3D effects 1" w:semiHidden="1" w:unhideWhenUsed="1"/>
-    <w:lsdException w:name="Table 3D effects 2" w:semiHidden="1" w:unhideWhenUsed="1"/>
-    <w:lsdException w:name="Table 3D effects 3" w:semiHidden="1" w:unhideWhenUsed="1"/>
-    <w:lsdException w:name="Table Contemporary" w:semiHidden="1" w:unhideWhenUsed="1"/>
-    <w:lsdException w:name="Table Elegant" w:semiHidden="1" w:unhideWhenUsed="1"/>
-    <w:lsdException w:name="Table Professional" w:semiHidden="1" w:unhideWhenUsed="1"/>
-    <w:lsdException w:name="Table Subtle 1" w:semiHidden="1" w:unhideWhenUsed="1"/>
-    <w:lsdException w:name="Table Subtle 2" w:semiHidden="1" w:unhideWhenUsed="1"/>
-    <w:lsdException w:name="Table Web 1" w:semiHidden="1" w:unhideWhenUsed="1"/>
-    <w:lsdException w:name="Table Web 2" w:semiHidden="1" w:unhideWhenUsed="1"/>
-    <w:lsdException w:name="Table Web 3" w:semiHidden="1" w:unhideWhenUsed="1"/>
-    <w:lsdException w:name="Balloon Text" w:semiHidden="1" w:unhideWhenUsed="1"/>
-    <w:lsdException w:name="Table Grid" w:uiPriority="39"/>
-    <w:lsdException w:name="Table Theme" w:semiHidden="1" w:unhideWhenUsed="1"/>
-    <w:lsdException w:name="Placeholder Text" w:semiHidden="1"/>
-    <w:lsdException w:name="No Spacing" w:uiPriority="1" w:qFormat="1"/>
-    <w:lsdException w:name="Light Shading" w:uiPriority="60"/>
-    <w:lsdException w:name="Light List" w:uiPriority="61"/>
-    <w:lsdException w:name="Light Grid" w:uiPriority="62"/>
-    <w:lsdException w:name="Medium Shading 1" w:uiPriority="63"/>
-    <w:lsdException w:name="Medium Shading 2" w:uiPriority="64"/>
-    <w:lsdException w:name="Medium List 1" w:uiPriority="65"/>
-    <w:lsdException w:name="Medium List 2" w:uiPriority="66"/>
-    <w:lsdException w:name="Medium Grid 1" w:uiPriority="67"/>
-    <w:lsdException w:name="Medium Grid 2" w:uiPriority="68"/>
-    <w:lsdException w:name="Medium Grid 3" w:uiPriority="69"/>
-    <w:lsdException w:name="Dark List" w:uiPriority="70"/>
-    <w:lsdException w:name="Colorful Shading" w:uiPriority="71"/>
-    <w:lsdException w:name="Colorful List" w:uiPriority="72"/>
-    <w:lsdException w:name="Colorful Grid" w:uiPriority="73"/>
-    <w:lsdException w:name="Light Shading Accent 1" w:uiPriority="60"/>
-    <w:lsdException w:name="Light List Accent 1" w:uiPriority="61"/>
-    <w:lsdException w:name="Light Grid Accent 1" w:uiPriority="62"/>
-    <w:lsdException w:name="Medium Shading 1 Accent 1" w:uiPriority="63"/>
-    <w:lsdException w:name="Medium Shading 2 Accent 1" w:uiPriority="64"/>
-    <w:lsdException w:name="Medium List 1 Accent 1" w:uiPriority="65"/>
-    <w:lsdException w:name="Revision" w:semiHidden="1"/>
-    <w:lsdException w:name="List Paragraph" w:uiPriority="34" w:qFormat="1"/>
-    <w:lsdException w:name="Quote" w:uiPriority="29" w:qFormat="1"/>
-    <w:lsdException w:name="Intense Quote" w:uiPriority="30" w:qFormat="1"/>
-    <w:lsdException w:name="Medium List 2 Accent 1" w:uiPriority="66"/>
-    <w:lsdException w:name="Medium Grid 1 Accent 1" w:uiPriority="67"/>
-    <w:lsdException w:name="Medium Grid 2 Accent 1" w:uiPriority="68"/>
-    <w:lsdException w:name="Medium Grid 3 Accent 1" w:uiPriority="69"/>
-    <w:lsdException w:name="Dark List Accent 1" w:uiPriority="70"/>
-    <w:lsdException w:name="Colorful Shading Accent 1" w:uiPriority="71"/>
-    <w:lsdException w:name="Colorful List Accent 1" w:uiPriority="72"/>
-    <w:lsdException w:name="Colorful Grid Accent 1" w:uiPriority="73"/>
-    <w:lsdException w:name="Light Shading Accent 2" w:uiPriority="60"/>
-    <w:lsdException w:name="Light List Accent 2" w:uiPriority="61"/>
-    <w:lsdException w:name="Light Grid Accent 2" w:uiPriority="62"/>
-    <w:lsdException w:name="Medium Shading 1 Accent 2" w:uiPriority="63"/>
-    <w:lsdException w:name="Medium Shading 2 Accent 2" w:uiPriority="64"/>
-    <w:lsdException w:name="Medium List 1 Accent 2" w:uiPriority="65"/>
-    <w:lsdException w:name="Medium List 2 Accent 2" w:uiPriority="66"/>
-    <w:lsdException w:name="Medium Grid 1 Accent 2" w:uiPriority="67"/>
-    <w:lsdException w:name="Medium Grid 2 Accent 2" w:uiPriority="68"/>
-    <w:lsdException w:name="Medium Grid 3 Accent 2" w:uiPriority="69"/>
-    <w:lsdException w:name="Dark List Accent 2" w:uiPriority="70"/>
-    <w:lsdException w:name="Colorful Shading Accent 2" w:uiPriority="71"/>
-    <w:lsdException w:name="Colorful List Accent 2" w:uiPriority="72"/>
-    <w:lsdException w:name="Colorful Grid Accent 2" w:uiPriority="73"/>
-    <w:lsdException w:name="Light Shading Accent 3" w:uiPriority="60"/>
-    <w:lsdException w:name="Light List Accent 3" w:uiPriority="61"/>
-    <w:lsdException w:name="Light Grid Accent 3" w:uiPriority="62"/>
-    <w:lsdException w:name="Medium Shading 1 Accent 3" w:uiPriority="63"/>
-    <w:lsdException w:name="Medium Shading 2 Accent 3" w:uiPriority="64"/>
-    <w:lsdException w:name="Medium List 1 Accent 3" w:uiPriority="65"/>
-    <w:lsdException w:name="Medium List 2 Accent 3" w:uiPriority="66"/>
-    <w:lsdException w:name="Medium Grid 1 Accent 3" w:uiPriority="67"/>
-    <w:lsdException w:name="Medium Grid 2 Accent 3" w:uiPriority="68"/>
-    <w:lsdException w:name="Medium Grid 3 Accent 3" w:uiPriority="69"/>
-    <w:lsdException w:name="Dark List Accent 3" w:uiPriority="70"/>
-    <w:lsdException w:name="Colorful Shading Accent 3" w:uiPriority="71"/>
-    <w:lsdException w:name="Colorful List Accent 3" w:uiPriority="72"/>
-    <w:lsdException w:name="Colorful Grid Accent 3" w:uiPriority="73"/>
-    <w:lsdException w:name="Light Shading Accent 4" w:uiPriority="60"/>
-    <w:lsdException w:name="Light List Accent 4" w:uiPriority="61"/>
-    <w:lsdException w:name="Light Grid Accent 4" w:uiPriority="62"/>
-    <w:lsdException w:name="Medium Shading 1 Accent 4" w:uiPriority="63"/>
-    <w:lsdException w:name="Medium Shading 2 Accent 4" w:uiPriority="64"/>
-    <w:lsdException w:name="Medium List 1 Accent 4" w:uiPriority="65"/>
-    <w:lsdException w:name="Medium List 2 Accent 4" w:uiPriority="66"/>
-    <w:lsdException w:name="Medium Grid 1 Accent 4" w:uiPriority="67"/>
-    <w:lsdException w:name="Medium Grid 2 Accent 4" w:uiPriority="68"/>
-    <w:lsdException w:name="Medium Grid 3 Accent 4" w:uiPriority="69"/>
-    <w:lsdException w:name="Dark List Accent 4" w:uiPriority="70"/>
-    <w:lsdException w:name="Colorful Shading Accent 4" w:uiPriority="71"/>
-    <w:lsdException w:name="Colorful List Accent 4" w:uiPriority="72"/>
-    <w:lsdException w:name="Colorful Grid Accent 4" w:uiPriority="73"/>
-    <w:lsdException w:name="Light Shading Accent 5" w:uiPriority="60"/>
-    <w:lsdException w:name="Light List Accent 5" w:uiPriority="61"/>
-    <w:lsdException w:name="Light Grid Accent 5" w:uiPriority="62"/>
-    <w:lsdException w:name="Medium Shading 1 Accent 5" w:uiPriority="63"/>
-    <w:lsdException w:name="Medium Shading 2 Accent 5" w:uiPriority="64"/>
-    <w:lsdException w:name="Medium List 1 Accent 5" w:uiPriority="65"/>
-    <w:lsdException w:name="Medium List 2 Accent 5" w:uiPriority="66"/>
-    <w:lsdException w:name="Medium Grid 1 Accent 5" w:uiPriority="67"/>
-    <w:lsdException w:name="Medium Grid 2 Accent 5" w:uiPriority="68"/>
-    <w:lsdException w:name="Medium Grid 3 Accent 5" w:uiPriority="69"/>
-    <w:lsdException w:name="Dark List Accent 5" w:uiPriority="70"/>
-    <w:lsdException w:name="Colorful Shading Accent 5" w:uiPriority="71"/>
-    <w:lsdException w:name="Colorful List Accent 5" w:uiPriority="72"/>
-    <w:lsdException w:name="Colorful Grid Accent 5" w:uiPriority="73"/>
-    <w:lsdException w:name="Light Shading Accent 6" w:uiPriority="60"/>
-    <w:lsdException w:name="Light List Accent 6" w:uiPriority="61"/>
-    <w:lsdException w:name="Light Grid Accent 6" w:uiPriority="62"/>
-    <w:lsdException w:name="Medium Shading 1 Accent 6" w:uiPriority="63"/>
-    <w:lsdException w:name="Medium Shading 2 Accent 6" w:uiPriority="64"/>
-    <w:lsdException w:name="Medium List 1 Accent 6" w:uiPriority="65"/>
-    <w:lsdException w:name="Medium List 2 Accent 6" w:uiPriority="66"/>
-    <w:lsdException w:name="Medium Grid 1 Accent 6" w:uiPriority="67"/>
-    <w:lsdException w:name="Medium Grid 2 Accent 6" w:uiPriority="68"/>
-    <w:lsdException w:name="Medium Grid 3 Accent 6" w:uiPriority="69"/>
-    <w:lsdException w:name="Dark List Accent 6" w:uiPriority="70"/>
-    <w:lsdException w:name="Colorful Shading Accent 6" w:uiPriority="71"/>
-    <w:lsdException w:name="Colorful List Accent 6" w:uiPriority="72"/>
-    <w:lsdException w:name="Colorful Grid Accent 6" w:uiPriority="73"/>
-    <w:lsdException w:name="Subtle Emphasis" w:uiPriority="19" w:qFormat="1"/>
-    <w:lsdException w:name="Intense Emphasis" w:uiPriority="21" w:qFormat="1"/>
-    <w:lsdException w:name="Subtle Reference" w:uiPriority="31" w:qFormat="1"/>
-    <w:lsdException w:name="Intense Reference" w:uiPriority="32" w:qFormat="1"/>
-    <w:lsdException w:name="Book Title" w:uiPriority="33" w:qFormat="1"/>
-    <w:lsdException w:name="Bibliography" w:semiHidden="1" w:uiPriority="37" w:unhideWhenUsed="1"/>
-    <w:lsdException w:name="TOC Heading" w:semiHidden="1" w:uiPriority="39" w:unhideWhenUsed="1" w:qFormat="1"/>
-    <w:lsdException w:name="Plain Table 1" w:uiPriority="41"/>
-    <w:lsdException w:name="Plain Table 2" w:uiPriority="42"/>
-    <w:lsdException w:name="Plain Table 3" w:uiPriority="43"/>
-    <w:lsdException w:name="Plain Table 4" w:uiPriority="44"/>
-    <w:lsdException w:name="Plain Table 5" w:uiPriority="45"/>
-    <w:lsdException w:name="Grid Table Light" w:uiPriority="40"/>
-    <w:lsdException w:name="Grid Table 1 Light" w:uiPriority="46"/>
-    <w:lsdException w:name="Grid Table 2" w:uiPriority="47"/>
-    <w:lsdException w:name="Grid Table 3" w:uiPriority="48"/>
-    <w:lsdException w:name="Grid Table 4" w:uiPriority="49"/>
-    <w:lsdException w:name="Grid Table 5 Dark" w:uiPriority="50"/>
-    <w:lsdException w:name="Grid Table 6 Colorful" w:uiPriority="51"/>
-    <w:lsdException w:name="Grid Table 7 Colorful" w:uiPriority="52"/>
-    <w:lsdException w:name="Grid Table 1 Light Accent 1" w:uiPriority="46"/>
-    <w:lsdException w:name="Grid Table 2 Accent 1" w:uiPriority="47"/>
-    <w:lsdException w:name="Grid Table 3 Accent 1" w:uiPriority="48"/>
-    <w:lsdException w:name="Grid Table 4 Accent 1" w:uiPriority="49"/>
-    <w:lsdException w:name="Grid Table 5 Dark Accent 1" w:uiPriority="50"/>
-    <w:lsdException w:name="Grid Table 6 Colorful Accent 1" w:uiPriority="51"/>
-    <w:lsdException w:name="Grid Table 7 Colorful Accent 1" w:uiPriority="52"/>
-    <w:lsdException w:name="Grid Table 1 Light Accent 2" w:uiPriority="46"/>
-    <w:lsdException w:name="Grid Table 2 Accent 2" w:uiPriority="47"/>
-    <w:lsdException w:name="Grid Table 3 Accent 2" w:uiPriority="48"/>
-    <w:lsdException w:name="Grid Table 4 Accent 2" w:uiPriority="49"/>
-    <w:lsdException w:name="Grid Table 5 Dark Accent 2" w:uiPriority="50"/>
-    <w:lsdException w:name="Grid Table 6 Colorful Accent 2" w:uiPriority="51"/>
-    <w:lsdException w:name="Grid Table 7 Colorful Accent 2" w:uiPriority="52"/>
-    <w:lsdException w:name="Grid Table 1 Light Accent 3" w:uiPriority="46"/>
-    <w:lsdException w:name="Grid Table 2 Accent 3" w:uiPriority="47"/>
-    <w:lsdException w:name="Grid Table 3 Accent 3" w:uiPriority="48"/>
-    <w:lsdException w:name="Grid Table 4 Accent 3" w:uiPriority="49"/>
-    <w:lsdException w:name="Grid Table 5 Dark Accent 3" w:uiPriority="50"/>
-    <w:lsdException w:name="Grid Table 6 Colorful Accent 3" w:uiPriority="51"/>
-    <w:lsdException w:name="Grid Table 7 Colorful Accent 3" w:uiPriority="52"/>
-    <w:lsdException w:name="Grid Table 1 Light Accent 4" w:uiPriority="46"/>
-    <w:lsdException w:name="Grid Table 2 Accent 4" w:uiPriority="47"/>
-    <w:lsdException w:name="Grid Table 3 Accent 4" w:uiPriority="48"/>
-    <w:lsdException w:name="Grid Table 4 Accent 4" w:uiPriority="49"/>
-    <w:lsdException w:name="Grid Table 5 Dark Accent 4" w:uiPriority="50"/>
-    <w:lsdException w:name="Grid Table 6 Colorful Accent 4" w:uiPriority="51"/>
-    <w:lsdException w:name="Grid Table 7 Colorful Accent 4" w:uiPriority="52"/>
-    <w:lsdException w:name="Grid Table 1 Light Accent 5" w:uiPriority="46"/>
-    <w:lsdException w:name="Grid Table 2 Accent 5" w:uiPriority="47"/>
-    <w:lsdException w:name="Grid Table 3 Accent 5" w:uiPriority="48"/>
-    <w:lsdException w:name="Grid Table 4 Accent 5" w:uiPriority="49"/>
-    <w:lsdException w:name="Grid Table 5 Dark Accent 5" w:uiPriority="50"/>
-    <w:lsdException w:name="Grid Table 6 Colorful Accent 5" w:uiPriority="51"/>
-    <w:lsdException w:name="Grid Table 7 Colorful Accent 5" w:uiPriority="52"/>
-    <w:lsdException w:name="Grid Table 1 Light Accent 6" w:uiPriority="46"/>
-    <w:lsdException w:name="Grid Table 2 Accent 6" w:uiPriority="47"/>
-    <w:lsdException w:name="Grid Table 3 Accent 6" w:uiPriority="48"/>
-    <w:lsdException w:name="Grid Table 4 Accent 6" w:uiPriority="49"/>
-    <w:lsdException w:name="Grid Table 5 Dark Accent 6" w:uiPriority="50"/>
-    <w:lsdException w:name="Grid Table 6 Colorful Accent 6" w:uiPriority="51"/>
-    <w:lsdException w:name="Grid Table 7 Colorful Accent 6" w:uiPriority="52"/>
-    <w:lsdException w:name="List Table 1 Light" w:uiPriority="46"/>
-    <w:lsdException w:name="List Table 2" w:uiPriority="47"/>
-    <w:lsdException w:name="List Table 3" w:uiPriority="48"/>
-    <w:lsdException w:name="List Table 4" w:uiPriority="49"/>
-    <w:lsdException w:name="List Table 5 Dark" w:uiPriority="50"/>
-    <w:lsdException w:name="List Table 6 Colorful" w:uiPriority="51"/>
-    <w:lsdException w:name="List Table 7 Colorful" w:uiPriority="52"/>
-    <w:lsdException w:name="List Table 1 Light Accent 1" w:uiPriority="46"/>
-    <w:lsdException w:name="List Table 2 Accent 1" w:uiPriority="47"/>
-    <w:lsdException w:name="List Table 3 Accent 1" w:uiPriority="48"/>
-    <w:lsdException w:name="List Table 4 Accent 1" w:uiPriority="49"/>
-    <w:lsdException w:name="List Table 5 Dark Accent 1" w:uiPriority="50"/>
-    <w:lsdException w:name="List Table 6 Colorful Accent 1" w:uiPriority="51"/>
-    <w:lsdException w:name="List Table 7 Colorful Accent 1" w:uiPriority="52"/>
-    <w:lsdException w:name="List Table 1 Light Accent 2" w:uiPriority="46"/>
-    <w:lsdException w:name="List Table 2 Accent 2" w:uiPriority="47"/>
-    <w:lsdException w:name="List Table 3 Accent 2" w:uiPriority="48"/>
-    <w:lsdException w:name="List Table 4 Accent 2" w:uiPriority="49"/>
-    <w:lsdException w:name="List Table 5 Dark Accent 2" w:uiPriority="50"/>
-    <w:lsdException w:name="List Table 6 Colorful Accent 2" w:uiPriority="51"/>
-    <w:lsdException w:name="List Table 7 Colorful Accent 2" w:uiPriority="52"/>
-    <w:lsdException w:name="List Table 1 Light Accent 3" w:uiPriority="46"/>
-    <w:lsdException w:name="List Table 2 Accent 3" w:uiPriority="47"/>
-    <w:lsdException w:name="List Table 3 Accent 3" w:uiPriority="48"/>
-    <w:lsdException w:name="List Table 4 Accent 3" w:uiPriority="49"/>
-    <w:lsdException w:name="List Table 5 Dark Accent 3" w:uiPriority="50"/>
-    <w:lsdException w:name="List Table 6 Colorful Accent 3" w:uiPriority="51"/>
-    <w:lsdException w:name="List Table 7 Colorful Accent 3" w:uiPriority="52"/>
-    <w:lsdException w:name="List Table 1 Light Accent 4" w:uiPriority="46"/>
-    <w:lsdException w:name="List Table 2 Accent 4" w:uiPriority="47"/>
-    <w:lsdException w:name="List Table 3 Accent 4" w:uiPriority="48"/>
-    <w:lsdException w:name="List Table 4 Accent 4" w:uiPriority="49"/>
-    <w:lsdException w:name="List Table 5 Dark Accent 4" w:uiPriority="50"/>
-    <w:lsdException w:name="List Table 6 Colorful Accent 4" w:uiPriority="51"/>
-    <w:lsdException w:name="List Table 7 Colorful Accent 4" w:uiPriority="52"/>
-    <w:lsdException w:name="List Table 1 Light Accent 5" w:uiPriority="46"/>
-    <w:lsdException w:name="List Table 2 Accent 5" w:uiPriority="47"/>
-    <w:lsdException w:name="List Table 3 Accent 5" w:uiPriority="48"/>
-    <w:lsdException w:name="List Table 4 Accent 5" w:uiPriority="49"/>
-    <w:lsdException w:name="List Table 5 Dark Accent 5" w:uiPriority="50"/>
-    <w:lsdException w:name="List Table 6 Colorful Accent 5" w:uiPriority="51"/>
-    <w:lsdException w:name="List Table 7 Colorful Accent 5" w:uiPriority="52"/>
-    <w:lsdException w:name="List Table 1 Light Accent 6" w:uiPriority="46"/>
-    <w:lsdException w:name="List Table 2 Accent 6" w:uiPriority="47"/>
-    <w:lsdException w:name="List Table 3 Accent 6" w:uiPriority="48"/>
-    <w:lsdException w:name="List Table 4 Accent 6" w:uiPriority="49"/>
-    <w:lsdException w:name="List Table 5 Dark Accent 6" w:uiPriority="50"/>
-    <w:lsdException w:name="List Table 6 Colorful Accent 6" w:uiPriority="51"/>
-    <w:lsdException w:name="List Table 7 Colorful Accent 6" w:uiPriority="52"/>
-    <w:lsdException w:name="Mention" w:semiHidden="1" w:unhideWhenUsed="1"/>
-    <w:lsdException w:name="Smart Hyperlink" w:semiHidden="1" w:unhideWhenUsed="1"/>
-    <w:lsdException w:name="Hashtag" w:semiHidden="1" w:unhideWhenUsed="1"/>
-    <w:lsdException w:name="Unresolved Mention" w:semiHidden="1" w:unhideWhenUsed="1"/>
-    <w:lsdException w:name="Smart Link" w:semiHidden="1" w:unhideWhenUsed="1"/>
-  </w:latentStyles>
-  <w:style w:type="paragraph" w:default="1" w:styleId="Normal">
-    <w:name w:val="Normal"/>
-    <w:qFormat/>
-  </w:style>
-  <w:style w:type="character" w:default="1" w:styleId="Fuentedeprrafopredeter">
-    <w:name w:val="Default Paragraph Font"/>
-    <w:uiPriority w:val="1"/>
-    <w:semiHidden/>
-    <w:unhideWhenUsed/>
-  </w:style>
-  <w:style w:type="table" w:default="1" w:styleId="Tablanormal">
-    <w:name w:val="Normal Table"/>
-    <w:uiPriority w:val="99"/>
-    <w:semiHidden/>
-    <w:unhideWhenUsed/>
-    <w:tblPr>
-      <w:tblInd w:w="0" w:type="dxa"/>
-      <w:tblCellMar>
-        <w:top w:w="0" w:type="dxa"/>
-        <w:left w:w="108" w:type="dxa"/>
-        <w:bottom w:w="0" w:type="dxa"/>
-        <w:right w:w="108" w:type="dxa"/>
-      </w:tblCellMar>
-    </w:tblPr>
-  </w:style>
-  <w:style w:type="numbering" w:default="1" w:styleId="Sinlista">
-    <w:name w:val="No List"/>
-    <w:uiPriority w:val="99"/>
-    <w:semiHidden/>
-    <w:unhideWhenUsed/>
-  </w:style>
-  <w:style w:type="character" w:styleId="Textodelmarcadordeposicin">
-    <w:name w:val="Placeholder Text"/>
-    <w:basedOn w:val="Fuentedeprrafopredeter"/>
-    <w:uiPriority w:val="99"/>
-    <w:semiHidden/>
-    <w:rsid w:val="0062766A"/>
-    <w:rPr>
-      <w:color w:val="808080"/>
-    </w:rPr>
-  </w:style>
-  <w:style w:type="paragraph" w:customStyle="1" w:styleId="E8D53A35E6D242128A776A4C3101306B">
-    <w:name w:val="E8D53A35E6D242128A776A4C3101306B"/>
-    <w:rsid w:val="00364603"/>
-  </w:style>
-</w:styles>
-</file>
-
-<file path=word/glossary/webSettings.xml><?xml version="1.0" encoding="utf-8"?>
-<w:webSettings xmlns:mc="http://schemas.openxmlformats.org/markup-compatibility/2006" xmlns:r="http://schemas.openxmlformats.org/officeDocument/2006/relationships" xmlns:w="http://schemas.openxmlformats.org/wordprocessingml/2006/main" xmlns:w14="http://schemas.microsoft.com/office/word/2010/wordml" xmlns:w15="http://schemas.microsoft.com/office/word/2012/wordml" xmlns:w16cex="http://schemas.microsoft.com/office/word/2018/wordml/cex" xmlns:w16cid="http://schemas.microsoft.com/office/word/2016/wordml/cid" xmlns:w16="http://schemas.microsoft.com/office/word/2018/wordml" xmlns:w16sdtdh="http://schemas.microsoft.com/office/word/2020/wordml/sdtdatahash" xmlns:w16se="http://schemas.microsoft.com/office/word/2015/wordml/symex" mc:Ignorable="w14 w15 w16se w16cid w16 w16cex w16sdtdh">
-  <w:optimizeForBrowser/>
-  <w:allowPNG/>
-</w:webSettings>
-</file>
-
 <file path=word/theme/theme1.xml><?xml version="1.0" encoding="utf-8"?>
 <a:theme xmlns:a="http://schemas.openxmlformats.org/drawingml/2006/main" name="Tema de Office">
   <a:themeElements>

--- a/plantilla.docx
+++ b/plantilla.docx
@@ -31,17 +31,7 @@
           <w:sz w:val="16"/>
           <w:szCs w:val="16"/>
         </w:rPr>
-        <w:t>QUINT</w:t>
-      </w:r>
-      <w:r>
-        <w:rPr>
-          <w:rFonts w:ascii="Arial" w:hAnsi="Arial" w:cs="Arial"/>
-          <w:b/>
-          <w:bCs/>
-          <w:sz w:val="16"/>
-          <w:szCs w:val="16"/>
-        </w:rPr>
-        <w:t>O</w:t>
+        <w:t>SEXTO</w:t>
       </w:r>
       <w:r>
         <w:rPr>
@@ -284,7 +274,23 @@
                 <w:sz w:val="16"/>
                 <w:szCs w:val="16"/>
               </w:rPr>
-              <w:t>ADQUISICION DE IMPRESORAS FINACIERAS PARA LAS DIFERENTES OFICINAS DE BANECUADOR B.P.</w:t>
+              <w:t>ADQUISICION DE IMPRESORAS FINA</w:t>
+            </w:r>
+            <w:r>
+              <w:rPr>
+                <w:rFonts w:cstheme="minorHAnsi"/>
+                <w:sz w:val="16"/>
+                <w:szCs w:val="16"/>
+              </w:rPr>
+              <w:t>N</w:t>
+            </w:r>
+            <w:r>
+              <w:rPr>
+                <w:rFonts w:cstheme="minorHAnsi"/>
+                <w:sz w:val="16"/>
+                <w:szCs w:val="16"/>
+              </w:rPr>
+              <w:t>CIERAS PARA LAS DIFERENTES OFICINAS DE BANECUADOR B.P.</w:t>
             </w:r>
           </w:p>
         </w:tc>
@@ -446,7 +452,7 @@
                 <w:sz w:val="18"/>
                 <w:szCs w:val="18"/>
               </w:rPr>
-              <w:t>Quinto</w:t>
+              <w:t>Sexto</w:t>
             </w:r>
             <w:r>
               <w:rPr>
@@ -521,7 +527,6 @@
                 <w:szCs w:val="18"/>
               </w:rPr>
             </w:pPr>
-            <w:proofErr w:type="gramStart"/>
             <w:r>
               <w:t>{{</w:t>
             </w:r>
@@ -537,7 +542,6 @@
               </w:rPr>
               <w:t>fecha</w:t>
             </w:r>
-            <w:proofErr w:type="gramEnd"/>
             <w:r>
               <w:rPr>
                 <w:b/>
@@ -724,39 +728,37 @@
         </w:rPr>
         <w:t xml:space="preserve"> </w:t>
       </w:r>
-      <w:proofErr w:type="gramStart"/>
-      <w:r>
-        <w:rPr>
-          <w:sz w:val="18"/>
-          <w:szCs w:val="18"/>
-          <w:lang w:val="es-ES"/>
-        </w:rPr>
-        <w:t>{{ delegada</w:t>
-      </w:r>
-      <w:proofErr w:type="gramEnd"/>
-      <w:r>
-        <w:rPr>
-          <w:sz w:val="18"/>
-          <w:szCs w:val="18"/>
-          <w:lang w:val="es-ES"/>
-        </w:rPr>
-        <w:t xml:space="preserve"> }}</w:t>
-      </w:r>
-      <w:r>
-        <w:rPr>
-          <w:sz w:val="18"/>
-          <w:szCs w:val="18"/>
-          <w:lang w:val="es-ES"/>
-        </w:rPr>
-        <w:t xml:space="preserve">, en calidad de delegada </w:t>
-      </w:r>
-      <w:r>
-        <w:rPr>
-          <w:sz w:val="18"/>
-          <w:szCs w:val="18"/>
-          <w:lang w:val="es-ES"/>
-        </w:rPr>
-        <w:t xml:space="preserve">encargada </w:t>
+      <w:r>
+        <w:rPr>
+          <w:sz w:val="18"/>
+          <w:szCs w:val="18"/>
+          <w:lang w:val="es-ES"/>
+        </w:rPr>
+        <w:t>{{ delegada }}</w:t>
+      </w:r>
+      <w:r>
+        <w:rPr>
+          <w:sz w:val="18"/>
+          <w:szCs w:val="18"/>
+          <w:lang w:val="es-ES"/>
+        </w:rPr>
+        <w:t>, en calidad de delegada</w:t>
+      </w:r>
+      <w:r>
+        <w:rPr>
+          <w:sz w:val="18"/>
+          <w:szCs w:val="18"/>
+          <w:lang w:val="es-ES"/>
+        </w:rPr>
+        <w:t>/o</w:t>
+      </w:r>
+      <w:r>
+        <w:rPr>
+          <w:sz w:val="18"/>
+          <w:szCs w:val="18"/>
+          <w:lang w:val="es-ES"/>
+        </w:rPr>
+        <w:t xml:space="preserve"> </w:t>
       </w:r>
       <w:r>
         <w:rPr>
@@ -856,7 +858,6 @@
         </w:rPr>
         <w:t xml:space="preserve">El servicio fue realizado por el técnico </w:t>
       </w:r>
-      <w:proofErr w:type="gramStart"/>
       <w:r>
         <w:rPr>
           <w:sz w:val="18"/>
@@ -873,7 +874,6 @@
         </w:rPr>
         <w:t>nombre</w:t>
       </w:r>
-      <w:proofErr w:type="gramEnd"/>
       <w:r>
         <w:rPr>
           <w:sz w:val="18"/>
@@ -994,15 +994,7 @@
           <w:szCs w:val="18"/>
           <w:lang w:val="es-ES"/>
         </w:rPr>
-        <w:t>QUINT</w:t>
-      </w:r>
-      <w:r>
-        <w:rPr>
-          <w:sz w:val="18"/>
-          <w:szCs w:val="18"/>
-          <w:lang w:val="es-ES"/>
-        </w:rPr>
-        <w:t>O</w:t>
+        <w:t>SEXTO</w:t>
       </w:r>
       <w:r>
         <w:rPr>
@@ -1243,25 +1235,7 @@
                 <w:szCs w:val="18"/>
                 <w:lang w:val="es-ES"/>
               </w:rPr>
-              <w:t xml:space="preserve">{% </w:t>
-            </w:r>
-            <w:proofErr w:type="spellStart"/>
-            <w:r>
-              <w:rPr>
-                <w:sz w:val="18"/>
-                <w:szCs w:val="18"/>
-                <w:lang w:val="es-ES"/>
-              </w:rPr>
-              <w:t>for</w:t>
-            </w:r>
-            <w:proofErr w:type="spellEnd"/>
-            <w:r>
-              <w:rPr>
-                <w:sz w:val="18"/>
-                <w:szCs w:val="18"/>
-                <w:lang w:val="es-ES"/>
-              </w:rPr>
-              <w:t xml:space="preserve"> serie in series %}</w:t>
+              <w:t>{% for serie in series%}</w:t>
             </w:r>
           </w:p>
         </w:tc>
@@ -1329,27 +1303,15 @@
                 <w:lang w:val="es-ES"/>
               </w:rPr>
             </w:pPr>
-            <w:proofErr w:type="gramStart"/>
-            <w:r>
-              <w:rPr>
-                <w:b/>
-                <w:bCs/>
-                <w:sz w:val="18"/>
-                <w:szCs w:val="18"/>
-                <w:lang w:val="es-ES"/>
-              </w:rPr>
-              <w:t>{{ provincia</w:t>
-            </w:r>
-            <w:proofErr w:type="gramEnd"/>
-            <w:r>
-              <w:rPr>
-                <w:b/>
-                <w:bCs/>
-                <w:sz w:val="18"/>
-                <w:szCs w:val="18"/>
-                <w:lang w:val="es-ES"/>
-              </w:rPr>
-              <w:t xml:space="preserve"> }}</w:t>
+            <w:r>
+              <w:rPr>
+                <w:b/>
+                <w:bCs/>
+                <w:sz w:val="18"/>
+                <w:szCs w:val="18"/>
+                <w:lang w:val="es-ES"/>
+              </w:rPr>
+              <w:t>{{ provincia }}</w:t>
             </w:r>
           </w:p>
         </w:tc>
@@ -1390,23 +1352,13 @@
                 <w:lang w:val="es-ES"/>
               </w:rPr>
             </w:pPr>
-            <w:proofErr w:type="gramStart"/>
-            <w:r>
-              <w:rPr>
-                <w:sz w:val="18"/>
-                <w:szCs w:val="18"/>
-                <w:lang w:val="es-ES"/>
-              </w:rPr>
-              <w:t>{{ modelo</w:t>
-            </w:r>
-            <w:proofErr w:type="gramEnd"/>
-            <w:r>
-              <w:rPr>
-                <w:sz w:val="18"/>
-                <w:szCs w:val="18"/>
-                <w:lang w:val="es-ES"/>
-              </w:rPr>
-              <w:t xml:space="preserve"> }}</w:t>
+            <w:r>
+              <w:rPr>
+                <w:sz w:val="18"/>
+                <w:szCs w:val="18"/>
+                <w:lang w:val="es-ES"/>
+              </w:rPr>
+              <w:t>{{ modelo }}</w:t>
             </w:r>
           </w:p>
         </w:tc>
@@ -1423,23 +1375,13 @@
                 <w:lang w:val="es-ES"/>
               </w:rPr>
             </w:pPr>
-            <w:proofErr w:type="gramStart"/>
-            <w:r>
-              <w:rPr>
-                <w:sz w:val="18"/>
-                <w:szCs w:val="18"/>
-                <w:lang w:val="es-ES"/>
-              </w:rPr>
-              <w:t>{{ serie</w:t>
-            </w:r>
-            <w:proofErr w:type="gramEnd"/>
-            <w:r>
-              <w:rPr>
-                <w:sz w:val="18"/>
-                <w:szCs w:val="18"/>
-                <w:lang w:val="es-ES"/>
-              </w:rPr>
-              <w:t xml:space="preserve"> }}</w:t>
+            <w:r>
+              <w:rPr>
+                <w:sz w:val="18"/>
+                <w:szCs w:val="18"/>
+                <w:lang w:val="es-ES"/>
+              </w:rPr>
+              <w:t>{{ serie }}</w:t>
             </w:r>
           </w:p>
         </w:tc>
@@ -1465,25 +1407,7 @@
                 <w:szCs w:val="18"/>
                 <w:lang w:val="es-ES"/>
               </w:rPr>
-              <w:t xml:space="preserve">{% </w:t>
-            </w:r>
-            <w:proofErr w:type="spellStart"/>
-            <w:r>
-              <w:rPr>
-                <w:sz w:val="18"/>
-                <w:szCs w:val="18"/>
-                <w:lang w:val="es-ES"/>
-              </w:rPr>
-              <w:t>endfor</w:t>
-            </w:r>
-            <w:proofErr w:type="spellEnd"/>
-            <w:r>
-              <w:rPr>
-                <w:sz w:val="18"/>
-                <w:szCs w:val="18"/>
-                <w:lang w:val="es-ES"/>
-              </w:rPr>
-              <w:t xml:space="preserve"> %}</w:t>
+              <w:t>{% endfor %}</w:t>
             </w:r>
           </w:p>
         </w:tc>
@@ -1688,7 +1612,6 @@
         </w:rPr>
         <w:t xml:space="preserve"> </w:t>
       </w:r>
-      <w:proofErr w:type="gramStart"/>
       <w:r>
         <w:rPr>
           <w:sz w:val="18"/>
@@ -1705,7 +1628,6 @@
         </w:rPr>
         <w:t>problema</w:t>
       </w:r>
-      <w:proofErr w:type="gramEnd"/>
       <w:r>
         <w:rPr>
           <w:sz w:val="18"/>
@@ -1889,23 +1811,13 @@
               </w:rPr>
               <w:t xml:space="preserve">Srta. </w:t>
             </w:r>
-            <w:proofErr w:type="gramStart"/>
-            <w:r>
-              <w:rPr>
-                <w:sz w:val="18"/>
-                <w:szCs w:val="18"/>
-                <w:lang w:val="es-ES"/>
-              </w:rPr>
-              <w:t>{{ delegada</w:t>
-            </w:r>
-            <w:proofErr w:type="gramEnd"/>
-            <w:r>
-              <w:rPr>
-                <w:sz w:val="18"/>
-                <w:szCs w:val="18"/>
-                <w:lang w:val="es-ES"/>
-              </w:rPr>
-              <w:t xml:space="preserve"> }}</w:t>
+            <w:r>
+              <w:rPr>
+                <w:sz w:val="18"/>
+                <w:szCs w:val="18"/>
+                <w:lang w:val="es-ES"/>
+              </w:rPr>
+              <w:t>{{ delegada }}</w:t>
             </w:r>
           </w:p>
           <w:p>
@@ -1965,23 +1877,13 @@
               </w:rPr>
               <w:t xml:space="preserve"> de Servicios y Canales de la Agencia </w:t>
             </w:r>
-            <w:proofErr w:type="gramStart"/>
-            <w:r>
-              <w:rPr>
-                <w:sz w:val="18"/>
-                <w:szCs w:val="18"/>
-                <w:lang w:val="es-ES"/>
-              </w:rPr>
-              <w:t>{{ provincia</w:t>
-            </w:r>
-            <w:proofErr w:type="gramEnd"/>
-            <w:r>
-              <w:rPr>
-                <w:sz w:val="18"/>
-                <w:szCs w:val="18"/>
-                <w:lang w:val="es-ES"/>
-              </w:rPr>
-              <w:t xml:space="preserve"> }}</w:t>
+            <w:r>
+              <w:rPr>
+                <w:sz w:val="18"/>
+                <w:szCs w:val="18"/>
+                <w:lang w:val="es-ES"/>
+              </w:rPr>
+              <w:t>{{ provincia }}</w:t>
             </w:r>
           </w:p>
           <w:p>
@@ -2001,7 +1903,27 @@
                 <w:szCs w:val="18"/>
                 <w:lang w:val="es-ES"/>
               </w:rPr>
-              <w:t>BANECUADOR</w:t>
+              <w:t>BAN</w:t>
+            </w:r>
+            <w:r>
+              <w:rPr>
+                <w:b/>
+                <w:bCs/>
+                <w:sz w:val="18"/>
+                <w:szCs w:val="18"/>
+                <w:lang w:val="es-ES"/>
+              </w:rPr>
+              <w:t xml:space="preserve"> </w:t>
+            </w:r>
+            <w:r>
+              <w:rPr>
+                <w:b/>
+                <w:bCs/>
+                <w:sz w:val="18"/>
+                <w:szCs w:val="18"/>
+                <w:lang w:val="es-ES"/>
+              </w:rPr>
+              <w:t>ECUADOR</w:t>
             </w:r>
           </w:p>
         </w:tc>
@@ -2269,7 +2191,27 @@
                 <w:szCs w:val="18"/>
                 <w:lang w:val="es-ES"/>
               </w:rPr>
-              <w:t>BANECUADOR</w:t>
+              <w:t>BAN</w:t>
+            </w:r>
+            <w:r>
+              <w:rPr>
+                <w:b/>
+                <w:bCs/>
+                <w:sz w:val="18"/>
+                <w:szCs w:val="18"/>
+                <w:lang w:val="es-ES"/>
+              </w:rPr>
+              <w:t xml:space="preserve"> </w:t>
+            </w:r>
+            <w:r>
+              <w:rPr>
+                <w:b/>
+                <w:bCs/>
+                <w:sz w:val="18"/>
+                <w:szCs w:val="18"/>
+                <w:lang w:val="es-ES"/>
+              </w:rPr>
+              <w:t>ECUADOR</w:t>
             </w:r>
           </w:p>
         </w:tc>

--- a/plantilla.docx
+++ b/plantilla.docx
@@ -527,6 +527,7 @@
                 <w:szCs w:val="18"/>
               </w:rPr>
             </w:pPr>
+            <w:proofErr w:type="gramStart"/>
             <w:r>
               <w:t>{{</w:t>
             </w:r>
@@ -542,6 +543,7 @@
               </w:rPr>
               <w:t>fecha</w:t>
             </w:r>
+            <w:proofErr w:type="gramEnd"/>
             <w:r>
               <w:rPr>
                 <w:b/>
@@ -728,13 +730,23 @@
         </w:rPr>
         <w:t xml:space="preserve"> </w:t>
       </w:r>
-      <w:r>
-        <w:rPr>
-          <w:sz w:val="18"/>
-          <w:szCs w:val="18"/>
-          <w:lang w:val="es-ES"/>
-        </w:rPr>
-        <w:t>{{ delegada }}</w:t>
+      <w:proofErr w:type="gramStart"/>
+      <w:r>
+        <w:rPr>
+          <w:sz w:val="18"/>
+          <w:szCs w:val="18"/>
+          <w:lang w:val="es-ES"/>
+        </w:rPr>
+        <w:t>{{ delegada</w:t>
+      </w:r>
+      <w:proofErr w:type="gramEnd"/>
+      <w:r>
+        <w:rPr>
+          <w:sz w:val="18"/>
+          <w:szCs w:val="18"/>
+          <w:lang w:val="es-ES"/>
+        </w:rPr>
+        <w:t xml:space="preserve"> }}</w:t>
       </w:r>
       <w:r>
         <w:rPr>
@@ -858,6 +870,7 @@
         </w:rPr>
         <w:t xml:space="preserve">El servicio fue realizado por el técnico </w:t>
       </w:r>
+      <w:proofErr w:type="gramStart"/>
       <w:r>
         <w:rPr>
           <w:sz w:val="18"/>
@@ -874,6 +887,7 @@
         </w:rPr>
         <w:t>nombre</w:t>
       </w:r>
+      <w:proofErr w:type="gramEnd"/>
       <w:r>
         <w:rPr>
           <w:sz w:val="18"/>
@@ -1233,9 +1247,24 @@
               <w:rPr>
                 <w:sz w:val="18"/>
                 <w:szCs w:val="18"/>
-                <w:lang w:val="es-ES"/>
-              </w:rPr>
-              <w:t>{% for serie in series%}</w:t>
+              </w:rPr>
+              <w:t xml:space="preserve">{% </w:t>
+            </w:r>
+            <w:proofErr w:type="spellStart"/>
+            <w:r>
+              <w:rPr>
+                <w:sz w:val="18"/>
+                <w:szCs w:val="18"/>
+              </w:rPr>
+              <w:t>for</w:t>
+            </w:r>
+            <w:proofErr w:type="spellEnd"/>
+            <w:r>
+              <w:rPr>
+                <w:sz w:val="18"/>
+                <w:szCs w:val="18"/>
+              </w:rPr>
+              <w:t xml:space="preserve"> fila in filas %}</w:t>
             </w:r>
           </w:p>
         </w:tc>
@@ -1303,15 +1332,45 @@
                 <w:lang w:val="es-ES"/>
               </w:rPr>
             </w:pPr>
-            <w:r>
-              <w:rPr>
-                <w:b/>
-                <w:bCs/>
-                <w:sz w:val="18"/>
-                <w:szCs w:val="18"/>
-                <w:lang w:val="es-ES"/>
-              </w:rPr>
-              <w:t>{{ provincia }}</w:t>
+            <w:proofErr w:type="gramStart"/>
+            <w:r>
+              <w:rPr>
+                <w:b/>
+                <w:bCs/>
+                <w:sz w:val="18"/>
+                <w:szCs w:val="18"/>
+              </w:rPr>
+              <w:t xml:space="preserve">{{ </w:t>
+            </w:r>
+            <w:proofErr w:type="spellStart"/>
+            <w:r>
+              <w:rPr>
+                <w:b/>
+                <w:bCs/>
+                <w:sz w:val="18"/>
+                <w:szCs w:val="18"/>
+              </w:rPr>
+              <w:t>fila</w:t>
+            </w:r>
+            <w:proofErr w:type="gramEnd"/>
+            <w:r>
+              <w:rPr>
+                <w:b/>
+                <w:bCs/>
+                <w:sz w:val="18"/>
+                <w:szCs w:val="18"/>
+              </w:rPr>
+              <w:t>.provincia</w:t>
+            </w:r>
+            <w:proofErr w:type="spellEnd"/>
+            <w:r>
+              <w:rPr>
+                <w:b/>
+                <w:bCs/>
+                <w:sz w:val="18"/>
+                <w:szCs w:val="18"/>
+              </w:rPr>
+              <w:t xml:space="preserve"> }}</w:t>
             </w:r>
           </w:p>
         </w:tc>
@@ -1329,13 +1388,37 @@
                 <w:lang w:val="es-ES"/>
               </w:rPr>
             </w:pPr>
-            <w:r>
-              <w:rPr>
-                <w:sz w:val="18"/>
-                <w:szCs w:val="18"/>
-                <w:lang w:val="es-ES"/>
-              </w:rPr>
-              <w:t>Impresora Financiera</w:t>
+            <w:proofErr w:type="gramStart"/>
+            <w:r>
+              <w:rPr>
+                <w:sz w:val="18"/>
+                <w:szCs w:val="18"/>
+              </w:rPr>
+              <w:t xml:space="preserve">{{ </w:t>
+            </w:r>
+            <w:proofErr w:type="spellStart"/>
+            <w:r>
+              <w:rPr>
+                <w:sz w:val="18"/>
+                <w:szCs w:val="18"/>
+              </w:rPr>
+              <w:t>fila</w:t>
+            </w:r>
+            <w:proofErr w:type="gramEnd"/>
+            <w:r>
+              <w:rPr>
+                <w:sz w:val="18"/>
+                <w:szCs w:val="18"/>
+              </w:rPr>
+              <w:t>.detalle</w:t>
+            </w:r>
+            <w:proofErr w:type="spellEnd"/>
+            <w:r>
+              <w:rPr>
+                <w:sz w:val="18"/>
+                <w:szCs w:val="18"/>
+              </w:rPr>
+              <w:t xml:space="preserve"> }}</w:t>
             </w:r>
           </w:p>
         </w:tc>
@@ -1352,13 +1435,37 @@
                 <w:lang w:val="es-ES"/>
               </w:rPr>
             </w:pPr>
-            <w:r>
-              <w:rPr>
-                <w:sz w:val="18"/>
-                <w:szCs w:val="18"/>
-                <w:lang w:val="es-ES"/>
-              </w:rPr>
-              <w:t>{{ modelo }}</w:t>
+            <w:proofErr w:type="gramStart"/>
+            <w:r>
+              <w:rPr>
+                <w:sz w:val="18"/>
+                <w:szCs w:val="18"/>
+              </w:rPr>
+              <w:t xml:space="preserve">{{ </w:t>
+            </w:r>
+            <w:proofErr w:type="spellStart"/>
+            <w:r>
+              <w:rPr>
+                <w:sz w:val="18"/>
+                <w:szCs w:val="18"/>
+              </w:rPr>
+              <w:t>fila</w:t>
+            </w:r>
+            <w:proofErr w:type="gramEnd"/>
+            <w:r>
+              <w:rPr>
+                <w:sz w:val="18"/>
+                <w:szCs w:val="18"/>
+              </w:rPr>
+              <w:t>.modelo</w:t>
+            </w:r>
+            <w:proofErr w:type="spellEnd"/>
+            <w:r>
+              <w:rPr>
+                <w:sz w:val="18"/>
+                <w:szCs w:val="18"/>
+              </w:rPr>
+              <w:t xml:space="preserve"> }}</w:t>
             </w:r>
           </w:p>
         </w:tc>
@@ -1375,13 +1482,37 @@
                 <w:lang w:val="es-ES"/>
               </w:rPr>
             </w:pPr>
-            <w:r>
-              <w:rPr>
-                <w:sz w:val="18"/>
-                <w:szCs w:val="18"/>
-                <w:lang w:val="es-ES"/>
-              </w:rPr>
-              <w:t>{{ serie }}</w:t>
+            <w:proofErr w:type="gramStart"/>
+            <w:r>
+              <w:rPr>
+                <w:sz w:val="18"/>
+                <w:szCs w:val="18"/>
+              </w:rPr>
+              <w:t xml:space="preserve">{{ </w:t>
+            </w:r>
+            <w:proofErr w:type="spellStart"/>
+            <w:r>
+              <w:rPr>
+                <w:sz w:val="18"/>
+                <w:szCs w:val="18"/>
+              </w:rPr>
+              <w:t>fila</w:t>
+            </w:r>
+            <w:proofErr w:type="gramEnd"/>
+            <w:r>
+              <w:rPr>
+                <w:sz w:val="18"/>
+                <w:szCs w:val="18"/>
+              </w:rPr>
+              <w:t>.serie</w:t>
+            </w:r>
+            <w:proofErr w:type="spellEnd"/>
+            <w:r>
+              <w:rPr>
+                <w:sz w:val="18"/>
+                <w:szCs w:val="18"/>
+              </w:rPr>
+              <w:t xml:space="preserve"> }}</w:t>
             </w:r>
           </w:p>
         </w:tc>
@@ -1407,7 +1538,25 @@
                 <w:szCs w:val="18"/>
                 <w:lang w:val="es-ES"/>
               </w:rPr>
-              <w:t>{% endfor %}</w:t>
+              <w:t xml:space="preserve">{% </w:t>
+            </w:r>
+            <w:proofErr w:type="spellStart"/>
+            <w:r>
+              <w:rPr>
+                <w:sz w:val="18"/>
+                <w:szCs w:val="18"/>
+                <w:lang w:val="es-ES"/>
+              </w:rPr>
+              <w:t>endfor</w:t>
+            </w:r>
+            <w:proofErr w:type="spellEnd"/>
+            <w:r>
+              <w:rPr>
+                <w:sz w:val="18"/>
+                <w:szCs w:val="18"/>
+                <w:lang w:val="es-ES"/>
+              </w:rPr>
+              <w:t xml:space="preserve"> %}</w:t>
             </w:r>
           </w:p>
         </w:tc>
@@ -1618,23 +1767,15 @@
           <w:szCs w:val="18"/>
           <w:lang w:val="es-ES"/>
         </w:rPr>
-        <w:t xml:space="preserve">{{ </w:t>
-      </w:r>
-      <w:r>
-        <w:rPr>
-          <w:sz w:val="18"/>
-          <w:szCs w:val="18"/>
-          <w:lang w:val="es-ES"/>
-        </w:rPr>
-        <w:t>problema</w:t>
-      </w:r>
-      <w:r>
-        <w:rPr>
-          <w:sz w:val="18"/>
-          <w:szCs w:val="18"/>
-          <w:lang w:val="es-ES"/>
-        </w:rPr>
-        <w:t xml:space="preserve"> }}</w:t>
+        <w:t>{{problema</w:t>
+      </w:r>
+      <w:r>
+        <w:rPr>
+          <w:sz w:val="18"/>
+          <w:szCs w:val="18"/>
+          <w:lang w:val="es-ES"/>
+        </w:rPr>
+        <w:t>}}</w:t>
       </w:r>
     </w:p>
     <w:p>
@@ -1811,13 +1952,23 @@
               </w:rPr>
               <w:t xml:space="preserve">Srta. </w:t>
             </w:r>
-            <w:r>
-              <w:rPr>
-                <w:sz w:val="18"/>
-                <w:szCs w:val="18"/>
-                <w:lang w:val="es-ES"/>
-              </w:rPr>
-              <w:t>{{ delegada }}</w:t>
+            <w:proofErr w:type="gramStart"/>
+            <w:r>
+              <w:rPr>
+                <w:sz w:val="18"/>
+                <w:szCs w:val="18"/>
+                <w:lang w:val="es-ES"/>
+              </w:rPr>
+              <w:t>{{ delegada</w:t>
+            </w:r>
+            <w:proofErr w:type="gramEnd"/>
+            <w:r>
+              <w:rPr>
+                <w:sz w:val="18"/>
+                <w:szCs w:val="18"/>
+                <w:lang w:val="es-ES"/>
+              </w:rPr>
+              <w:t xml:space="preserve"> }}</w:t>
             </w:r>
           </w:p>
           <w:p>
@@ -1877,13 +2028,23 @@
               </w:rPr>
               <w:t xml:space="preserve"> de Servicios y Canales de la Agencia </w:t>
             </w:r>
-            <w:r>
-              <w:rPr>
-                <w:sz w:val="18"/>
-                <w:szCs w:val="18"/>
-                <w:lang w:val="es-ES"/>
-              </w:rPr>
-              <w:t>{{ provincia }}</w:t>
+            <w:proofErr w:type="gramStart"/>
+            <w:r>
+              <w:rPr>
+                <w:sz w:val="18"/>
+                <w:szCs w:val="18"/>
+                <w:lang w:val="es-ES"/>
+              </w:rPr>
+              <w:t>{{ provincia</w:t>
+            </w:r>
+            <w:proofErr w:type="gramEnd"/>
+            <w:r>
+              <w:rPr>
+                <w:sz w:val="18"/>
+                <w:szCs w:val="18"/>
+                <w:lang w:val="es-ES"/>
+              </w:rPr>
+              <w:t xml:space="preserve"> }}</w:t>
             </w:r>
           </w:p>
           <w:p>
@@ -3008,7 +3169,6 @@
   <w:style w:type="character" w:default="1" w:styleId="Fuentedeprrafopredeter">
     <w:name w:val="Default Paragraph Font"/>
     <w:uiPriority w:val="1"/>
-    <w:semiHidden/>
     <w:unhideWhenUsed/>
   </w:style>
   <w:style w:type="table" w:default="1" w:styleId="Tablanormal">

--- a/plantilla.docx
+++ b/plantilla.docx
@@ -1240,31 +1240,86 @@
               <w:rPr>
                 <w:sz w:val="18"/>
                 <w:szCs w:val="18"/>
-                <w:lang w:val="es-ES"/>
-              </w:rPr>
-            </w:pPr>
-            <w:r>
-              <w:rPr>
-                <w:sz w:val="18"/>
-                <w:szCs w:val="18"/>
-              </w:rPr>
-              <w:t xml:space="preserve">{% </w:t>
+                <w:lang w:val="en-US"/>
+              </w:rPr>
+            </w:pPr>
+            <w:r>
+              <w:rPr>
+                <w:sz w:val="18"/>
+                <w:szCs w:val="18"/>
+                <w:lang w:val="en-US"/>
+              </w:rPr>
+              <w:t xml:space="preserve">{% for fila in </w:t>
             </w:r>
             <w:proofErr w:type="spellStart"/>
             <w:r>
               <w:rPr>
                 <w:sz w:val="18"/>
                 <w:szCs w:val="18"/>
-              </w:rPr>
-              <w:t>for</w:t>
+                <w:lang w:val="en-US"/>
+              </w:rPr>
+              <w:t>filas</w:t>
             </w:r>
             <w:proofErr w:type="spellEnd"/>
             <w:r>
               <w:rPr>
                 <w:sz w:val="18"/>
                 <w:szCs w:val="18"/>
-              </w:rPr>
-              <w:t xml:space="preserve"> fila in filas %}</w:t>
+                <w:lang w:val="en-US"/>
+              </w:rPr>
+              <w:t xml:space="preserve"> </w:t>
+            </w:r>
+            <w:proofErr w:type="gramStart"/>
+            <w:r>
+              <w:rPr>
+                <w:sz w:val="18"/>
+                <w:szCs w:val="18"/>
+                <w:lang w:val="en-US"/>
+              </w:rPr>
+              <w:t>%}</w:t>
+            </w:r>
+            <w:r>
+              <w:rPr>
+                <w:b/>
+                <w:bCs/>
+                <w:sz w:val="18"/>
+                <w:szCs w:val="18"/>
+                <w:lang w:val="en-US"/>
+              </w:rPr>
+              <w:t>{</w:t>
+            </w:r>
+            <w:proofErr w:type="gramEnd"/>
+            <w:r>
+              <w:rPr>
+                <w:b/>
+                <w:bCs/>
+                <w:sz w:val="18"/>
+                <w:szCs w:val="18"/>
+                <w:lang w:val="en-US"/>
+              </w:rPr>
+              <w:t xml:space="preserve">{ </w:t>
+            </w:r>
+            <w:proofErr w:type="spellStart"/>
+            <w:r>
+              <w:rPr>
+                <w:b/>
+                <w:bCs/>
+                <w:sz w:val="18"/>
+                <w:szCs w:val="18"/>
+                <w:lang w:val="en-US"/>
+              </w:rPr>
+              <w:t>fila.provincia</w:t>
+            </w:r>
+            <w:proofErr w:type="spellEnd"/>
+            <w:r>
+              <w:rPr>
+                <w:b/>
+                <w:bCs/>
+                <w:sz w:val="18"/>
+                <w:szCs w:val="18"/>
+                <w:lang w:val="en-US"/>
+              </w:rPr>
+              <w:t xml:space="preserve"> }}</w:t>
             </w:r>
           </w:p>
         </w:tc>
@@ -1279,9 +1334,41 @@
               <w:rPr>
                 <w:sz w:val="18"/>
                 <w:szCs w:val="18"/>
-                <w:lang w:val="es-ES"/>
-              </w:rPr>
-            </w:pPr>
+                <w:lang w:val="en-US"/>
+              </w:rPr>
+            </w:pPr>
+            <w:proofErr w:type="gramStart"/>
+            <w:r>
+              <w:rPr>
+                <w:sz w:val="18"/>
+                <w:szCs w:val="18"/>
+              </w:rPr>
+              <w:t xml:space="preserve">{{ </w:t>
+            </w:r>
+            <w:proofErr w:type="spellStart"/>
+            <w:r>
+              <w:rPr>
+                <w:sz w:val="18"/>
+                <w:szCs w:val="18"/>
+              </w:rPr>
+              <w:t>fila</w:t>
+            </w:r>
+            <w:proofErr w:type="gramEnd"/>
+            <w:r>
+              <w:rPr>
+                <w:sz w:val="18"/>
+                <w:szCs w:val="18"/>
+              </w:rPr>
+              <w:t>.detalle</w:t>
+            </w:r>
+            <w:proofErr w:type="spellEnd"/>
+            <w:r>
+              <w:rPr>
+                <w:sz w:val="18"/>
+                <w:szCs w:val="18"/>
+              </w:rPr>
+              <w:t xml:space="preserve"> }}</w:t>
+            </w:r>
           </w:p>
         </w:tc>
         <w:tc>
@@ -1294,9 +1381,41 @@
               <w:rPr>
                 <w:sz w:val="18"/>
                 <w:szCs w:val="18"/>
-                <w:lang w:val="es-ES"/>
-              </w:rPr>
-            </w:pPr>
+                <w:lang w:val="en-US"/>
+              </w:rPr>
+            </w:pPr>
+            <w:proofErr w:type="gramStart"/>
+            <w:r>
+              <w:rPr>
+                <w:sz w:val="18"/>
+                <w:szCs w:val="18"/>
+              </w:rPr>
+              <w:t xml:space="preserve">{{ </w:t>
+            </w:r>
+            <w:proofErr w:type="spellStart"/>
+            <w:r>
+              <w:rPr>
+                <w:sz w:val="18"/>
+                <w:szCs w:val="18"/>
+              </w:rPr>
+              <w:t>fila</w:t>
+            </w:r>
+            <w:proofErr w:type="gramEnd"/>
+            <w:r>
+              <w:rPr>
+                <w:sz w:val="18"/>
+                <w:szCs w:val="18"/>
+              </w:rPr>
+              <w:t>.modelo</w:t>
+            </w:r>
+            <w:proofErr w:type="spellEnd"/>
+            <w:r>
+              <w:rPr>
+                <w:sz w:val="18"/>
+                <w:szCs w:val="18"/>
+              </w:rPr>
+              <w:t xml:space="preserve"> }}</w:t>
+            </w:r>
           </w:p>
         </w:tc>
         <w:tc>
@@ -1309,34 +1428,13 @@
               <w:rPr>
                 <w:sz w:val="18"/>
                 <w:szCs w:val="18"/>
-                <w:lang w:val="es-ES"/>
-              </w:rPr>
-            </w:pPr>
-          </w:p>
-        </w:tc>
-      </w:tr>
-      <w:tr>
-        <w:tc>
-          <w:tcPr>
-            <w:tcW w:w="1765" w:type="dxa"/>
-            <w:vAlign w:val="center"/>
-          </w:tcPr>
-          <w:p>
-            <w:pPr>
-              <w:jc w:val="center"/>
-              <w:rPr>
-                <w:b/>
-                <w:bCs/>
-                <w:sz w:val="18"/>
-                <w:szCs w:val="18"/>
-                <w:lang w:val="es-ES"/>
+                <w:u w:val="single"/>
+                <w:lang w:val="en-US"/>
               </w:rPr>
             </w:pPr>
             <w:proofErr w:type="gramStart"/>
             <w:r>
               <w:rPr>
-                <w:b/>
-                <w:bCs/>
                 <w:sz w:val="18"/>
                 <w:szCs w:val="18"/>
               </w:rPr>
@@ -1345,8 +1443,6 @@
             <w:proofErr w:type="spellStart"/>
             <w:r>
               <w:rPr>
-                <w:b/>
-                <w:bCs/>
                 <w:sz w:val="18"/>
                 <w:szCs w:val="18"/>
               </w:rPr>
@@ -1355,46 +1451,18 @@
             <w:proofErr w:type="gramEnd"/>
             <w:r>
               <w:rPr>
-                <w:b/>
-                <w:bCs/>
-                <w:sz w:val="18"/>
-                <w:szCs w:val="18"/>
-              </w:rPr>
-              <w:t>.provincia</w:t>
+                <w:sz w:val="18"/>
+                <w:szCs w:val="18"/>
+              </w:rPr>
+              <w:t>.serie</w:t>
             </w:r>
             <w:proofErr w:type="spellEnd"/>
             <w:r>
               <w:rPr>
-                <w:b/>
-                <w:bCs/>
-                <w:sz w:val="18"/>
-                <w:szCs w:val="18"/>
-              </w:rPr>
-              <w:t xml:space="preserve"> }}</w:t>
-            </w:r>
-          </w:p>
-        </w:tc>
-        <w:tc>
-          <w:tcPr>
-            <w:tcW w:w="1770" w:type="dxa"/>
-            <w:vAlign w:val="center"/>
-          </w:tcPr>
-          <w:p>
-            <w:pPr>
-              <w:jc w:val="center"/>
-              <w:rPr>
-                <w:sz w:val="18"/>
-                <w:szCs w:val="18"/>
-                <w:lang w:val="es-ES"/>
-              </w:rPr>
-            </w:pPr>
-            <w:proofErr w:type="gramStart"/>
-            <w:r>
-              <w:rPr>
-                <w:sz w:val="18"/>
-                <w:szCs w:val="18"/>
-              </w:rPr>
-              <w:t xml:space="preserve">{{ </w:t>
+                <w:sz w:val="18"/>
+                <w:szCs w:val="18"/>
+              </w:rPr>
+              <w:t xml:space="preserve"> }}{% </w:t>
             </w:r>
             <w:proofErr w:type="spellStart"/>
             <w:r>
@@ -1402,15 +1470,7 @@
                 <w:sz w:val="18"/>
                 <w:szCs w:val="18"/>
               </w:rPr>
-              <w:t>fila</w:t>
-            </w:r>
-            <w:proofErr w:type="gramEnd"/>
-            <w:r>
-              <w:rPr>
-                <w:sz w:val="18"/>
-                <w:szCs w:val="18"/>
-              </w:rPr>
-              <w:t>.detalle</w:t>
+              <w:t>endfor</w:t>
             </w:r>
             <w:proofErr w:type="spellEnd"/>
             <w:r>
@@ -1418,192 +1478,8 @@
                 <w:sz w:val="18"/>
                 <w:szCs w:val="18"/>
               </w:rPr>
-              <w:t xml:space="preserve"> }}</w:t>
-            </w:r>
-          </w:p>
-        </w:tc>
-        <w:tc>
-          <w:tcPr>
-            <w:tcW w:w="1761" w:type="dxa"/>
-          </w:tcPr>
-          <w:p>
-            <w:pPr>
-              <w:jc w:val="center"/>
-              <w:rPr>
-                <w:sz w:val="18"/>
-                <w:szCs w:val="18"/>
-                <w:lang w:val="es-ES"/>
-              </w:rPr>
-            </w:pPr>
-            <w:proofErr w:type="gramStart"/>
-            <w:r>
-              <w:rPr>
-                <w:sz w:val="18"/>
-                <w:szCs w:val="18"/>
-              </w:rPr>
-              <w:t xml:space="preserve">{{ </w:t>
-            </w:r>
-            <w:proofErr w:type="spellStart"/>
-            <w:r>
-              <w:rPr>
-                <w:sz w:val="18"/>
-                <w:szCs w:val="18"/>
-              </w:rPr>
-              <w:t>fila</w:t>
-            </w:r>
-            <w:proofErr w:type="gramEnd"/>
-            <w:r>
-              <w:rPr>
-                <w:sz w:val="18"/>
-                <w:szCs w:val="18"/>
-              </w:rPr>
-              <w:t>.modelo</w:t>
-            </w:r>
-            <w:proofErr w:type="spellEnd"/>
-            <w:r>
-              <w:rPr>
-                <w:sz w:val="18"/>
-                <w:szCs w:val="18"/>
-              </w:rPr>
-              <w:t xml:space="preserve"> }}</w:t>
-            </w:r>
-          </w:p>
-        </w:tc>
-        <w:tc>
-          <w:tcPr>
-            <w:tcW w:w="2325" w:type="dxa"/>
-          </w:tcPr>
-          <w:p>
-            <w:pPr>
-              <w:jc w:val="center"/>
-              <w:rPr>
-                <w:sz w:val="18"/>
-                <w:szCs w:val="18"/>
-                <w:lang w:val="es-ES"/>
-              </w:rPr>
-            </w:pPr>
-            <w:proofErr w:type="gramStart"/>
-            <w:r>
-              <w:rPr>
-                <w:sz w:val="18"/>
-                <w:szCs w:val="18"/>
-              </w:rPr>
-              <w:t xml:space="preserve">{{ </w:t>
-            </w:r>
-            <w:proofErr w:type="spellStart"/>
-            <w:r>
-              <w:rPr>
-                <w:sz w:val="18"/>
-                <w:szCs w:val="18"/>
-              </w:rPr>
-              <w:t>fila</w:t>
-            </w:r>
-            <w:proofErr w:type="gramEnd"/>
-            <w:r>
-              <w:rPr>
-                <w:sz w:val="18"/>
-                <w:szCs w:val="18"/>
-              </w:rPr>
-              <w:t>.serie</w:t>
-            </w:r>
-            <w:proofErr w:type="spellEnd"/>
-            <w:r>
-              <w:rPr>
-                <w:sz w:val="18"/>
-                <w:szCs w:val="18"/>
-              </w:rPr>
-              <w:t xml:space="preserve"> }}</w:t>
-            </w:r>
-          </w:p>
-        </w:tc>
-      </w:tr>
-      <w:tr>
-        <w:tc>
-          <w:tcPr>
-            <w:tcW w:w="1765" w:type="dxa"/>
-            <w:vAlign w:val="center"/>
-          </w:tcPr>
-          <w:p>
-            <w:pPr>
-              <w:jc w:val="center"/>
-              <w:rPr>
-                <w:sz w:val="18"/>
-                <w:szCs w:val="18"/>
-                <w:lang w:val="es-ES"/>
-              </w:rPr>
-            </w:pPr>
-            <w:r>
-              <w:rPr>
-                <w:sz w:val="18"/>
-                <w:szCs w:val="18"/>
-                <w:lang w:val="es-ES"/>
-              </w:rPr>
-              <w:t xml:space="preserve">{% </w:t>
-            </w:r>
-            <w:proofErr w:type="spellStart"/>
-            <w:r>
-              <w:rPr>
-                <w:sz w:val="18"/>
-                <w:szCs w:val="18"/>
-                <w:lang w:val="es-ES"/>
-              </w:rPr>
-              <w:t>endfor</w:t>
-            </w:r>
-            <w:proofErr w:type="spellEnd"/>
-            <w:r>
-              <w:rPr>
-                <w:sz w:val="18"/>
-                <w:szCs w:val="18"/>
-                <w:lang w:val="es-ES"/>
-              </w:rPr>
               <w:t xml:space="preserve"> %}</w:t>
             </w:r>
-          </w:p>
-        </w:tc>
-        <w:tc>
-          <w:tcPr>
-            <w:tcW w:w="1770" w:type="dxa"/>
-            <w:vAlign w:val="center"/>
-          </w:tcPr>
-          <w:p>
-            <w:pPr>
-              <w:jc w:val="center"/>
-              <w:rPr>
-                <w:sz w:val="18"/>
-                <w:szCs w:val="18"/>
-                <w:lang w:val="es-ES"/>
-              </w:rPr>
-            </w:pPr>
-          </w:p>
-        </w:tc>
-        <w:tc>
-          <w:tcPr>
-            <w:tcW w:w="1761" w:type="dxa"/>
-          </w:tcPr>
-          <w:p>
-            <w:pPr>
-              <w:jc w:val="center"/>
-              <w:rPr>
-                <w:sz w:val="18"/>
-                <w:szCs w:val="18"/>
-                <w:lang w:val="es-ES"/>
-              </w:rPr>
-            </w:pPr>
-          </w:p>
-        </w:tc>
-        <w:tc>
-          <w:tcPr>
-            <w:tcW w:w="2325" w:type="dxa"/>
-          </w:tcPr>
-          <w:p>
-            <w:pPr>
-              <w:jc w:val="center"/>
-              <w:rPr>
-                <w:sz w:val="18"/>
-                <w:szCs w:val="18"/>
-                <w:lang w:val="es-ES"/>
-              </w:rPr>
-            </w:pPr>
           </w:p>
         </w:tc>
       </w:tr>

--- a/plantilla.docx
+++ b/plantilla.docx
@@ -527,7 +527,6 @@
                 <w:szCs w:val="18"/>
               </w:rPr>
             </w:pPr>
-            <w:proofErr w:type="gramStart"/>
             <w:r>
               <w:t>{{</w:t>
             </w:r>
@@ -543,7 +542,6 @@
               </w:rPr>
               <w:t>fecha</w:t>
             </w:r>
-            <w:proofErr w:type="gramEnd"/>
             <w:r>
               <w:rPr>
                 <w:b/>
@@ -730,23 +728,13 @@
         </w:rPr>
         <w:t xml:space="preserve"> </w:t>
       </w:r>
-      <w:proofErr w:type="gramStart"/>
-      <w:r>
-        <w:rPr>
-          <w:sz w:val="18"/>
-          <w:szCs w:val="18"/>
-          <w:lang w:val="es-ES"/>
-        </w:rPr>
-        <w:t>{{ delegada</w:t>
-      </w:r>
-      <w:proofErr w:type="gramEnd"/>
-      <w:r>
-        <w:rPr>
-          <w:sz w:val="18"/>
-          <w:szCs w:val="18"/>
-          <w:lang w:val="es-ES"/>
-        </w:rPr>
-        <w:t xml:space="preserve"> }}</w:t>
+      <w:r>
+        <w:rPr>
+          <w:sz w:val="18"/>
+          <w:szCs w:val="18"/>
+          <w:lang w:val="es-ES"/>
+        </w:rPr>
+        <w:t>{{ delegada }}</w:t>
       </w:r>
       <w:r>
         <w:rPr>
@@ -870,7 +858,6 @@
         </w:rPr>
         <w:t xml:space="preserve">El servicio fue realizado por el técnico </w:t>
       </w:r>
-      <w:proofErr w:type="gramStart"/>
       <w:r>
         <w:rPr>
           <w:sz w:val="18"/>
@@ -887,7 +874,6 @@
         </w:rPr>
         <w:t>nombre</w:t>
       </w:r>
-      <w:proofErr w:type="gramEnd"/>
       <w:r>
         <w:rPr>
           <w:sz w:val="18"/>
@@ -1249,7 +1235,7 @@
                 <w:szCs w:val="18"/>
                 <w:lang w:val="en-US"/>
               </w:rPr>
-              <w:t xml:space="preserve">{% for fila in </w:t>
+              <w:t xml:space="preserve">{%tr for fila in </w:t>
             </w:r>
             <w:proofErr w:type="spellStart"/>
             <w:r>
@@ -1267,54 +1253,38 @@
                 <w:szCs w:val="18"/>
                 <w:lang w:val="en-US"/>
               </w:rPr>
-              <w:t xml:space="preserve"> </w:t>
-            </w:r>
-            <w:proofErr w:type="gramStart"/>
-            <w:r>
+              <w:t xml:space="preserve"> %}</w:t>
+            </w:r>
+          </w:p>
+          <w:p>
+            <w:pPr>
+              <w:jc w:val="center"/>
               <w:rPr>
                 <w:sz w:val="18"/>
                 <w:szCs w:val="18"/>
                 <w:lang w:val="en-US"/>
               </w:rPr>
-              <w:t>%}</w:t>
-            </w:r>
-            <w:r>
-              <w:rPr>
-                <w:b/>
-                <w:bCs/>
+            </w:pPr>
+            <w:r>
+              <w:rPr>
                 <w:sz w:val="18"/>
                 <w:szCs w:val="18"/>
                 <w:lang w:val="en-US"/>
               </w:rPr>
-              <w:t>{</w:t>
-            </w:r>
-            <w:proofErr w:type="gramEnd"/>
-            <w:r>
-              <w:rPr>
-                <w:b/>
-                <w:bCs/>
+              <w:t xml:space="preserve">{{ </w:t>
+            </w:r>
+            <w:proofErr w:type="spellStart"/>
+            <w:r>
+              <w:rPr>
                 <w:sz w:val="18"/>
                 <w:szCs w:val="18"/>
                 <w:lang w:val="en-US"/>
               </w:rPr>
-              <w:t xml:space="preserve">{ </w:t>
-            </w:r>
-            <w:proofErr w:type="spellStart"/>
-            <w:r>
-              <w:rPr>
-                <w:b/>
-                <w:bCs/>
-                <w:sz w:val="18"/>
-                <w:szCs w:val="18"/>
-                <w:lang w:val="en-US"/>
-              </w:rPr>
               <w:t>fila.provincia</w:t>
             </w:r>
             <w:proofErr w:type="spellEnd"/>
             <w:r>
               <w:rPr>
-                <w:b/>
-                <w:bCs/>
                 <w:sz w:val="18"/>
                 <w:szCs w:val="18"/>
                 <w:lang w:val="en-US"/>
@@ -1337,7 +1307,6 @@
                 <w:lang w:val="en-US"/>
               </w:rPr>
             </w:pPr>
-            <w:proofErr w:type="gramStart"/>
             <w:r>
               <w:rPr>
                 <w:sz w:val="18"/>
@@ -1351,15 +1320,7 @@
                 <w:sz w:val="18"/>
                 <w:szCs w:val="18"/>
               </w:rPr>
-              <w:t>fila</w:t>
-            </w:r>
-            <w:proofErr w:type="gramEnd"/>
-            <w:r>
-              <w:rPr>
-                <w:sz w:val="18"/>
-                <w:szCs w:val="18"/>
-              </w:rPr>
-              <w:t>.detalle</w:t>
+              <w:t>fila.detalle</w:t>
             </w:r>
             <w:proofErr w:type="spellEnd"/>
             <w:r>
@@ -1384,7 +1345,6 @@
                 <w:lang w:val="en-US"/>
               </w:rPr>
             </w:pPr>
-            <w:proofErr w:type="gramStart"/>
             <w:r>
               <w:rPr>
                 <w:sz w:val="18"/>
@@ -1398,15 +1358,7 @@
                 <w:sz w:val="18"/>
                 <w:szCs w:val="18"/>
               </w:rPr>
-              <w:t>fila</w:t>
-            </w:r>
-            <w:proofErr w:type="gramEnd"/>
-            <w:r>
-              <w:rPr>
-                <w:sz w:val="18"/>
-                <w:szCs w:val="18"/>
-              </w:rPr>
-              <w:t>.modelo</w:t>
+              <w:t>fila.modelo</w:t>
             </w:r>
             <w:proofErr w:type="spellEnd"/>
             <w:r>
@@ -1428,17 +1380,48 @@
               <w:rPr>
                 <w:sz w:val="18"/>
                 <w:szCs w:val="18"/>
+              </w:rPr>
+            </w:pPr>
+            <w:r>
+              <w:rPr>
+                <w:sz w:val="18"/>
+                <w:szCs w:val="18"/>
+              </w:rPr>
+              <w:t xml:space="preserve">{{ </w:t>
+            </w:r>
+            <w:proofErr w:type="spellStart"/>
+            <w:r>
+              <w:rPr>
+                <w:sz w:val="18"/>
+                <w:szCs w:val="18"/>
+              </w:rPr>
+              <w:t>fila.serie</w:t>
+            </w:r>
+            <w:proofErr w:type="spellEnd"/>
+            <w:r>
+              <w:rPr>
+                <w:sz w:val="18"/>
+                <w:szCs w:val="18"/>
+              </w:rPr>
+              <w:t xml:space="preserve"> }}</w:t>
+            </w:r>
+          </w:p>
+          <w:p>
+            <w:pPr>
+              <w:jc w:val="center"/>
+              <w:rPr>
+                <w:sz w:val="18"/>
+                <w:szCs w:val="18"/>
                 <w:u w:val="single"/>
                 <w:lang w:val="en-US"/>
               </w:rPr>
             </w:pPr>
-            <w:proofErr w:type="gramStart"/>
-            <w:r>
-              <w:rPr>
-                <w:sz w:val="18"/>
-                <w:szCs w:val="18"/>
-              </w:rPr>
-              <w:t xml:space="preserve">{{ </w:t>
+            <w:r>
+              <w:rPr>
+                <w:sz w:val="18"/>
+                <w:szCs w:val="18"/>
+              </w:rPr>
+              <w:t>{%</w:t>
             </w:r>
             <w:proofErr w:type="spellStart"/>
             <w:r>
@@ -1446,15 +1429,7 @@
                 <w:sz w:val="18"/>
                 <w:szCs w:val="18"/>
               </w:rPr>
-              <w:t>fila</w:t>
-            </w:r>
-            <w:proofErr w:type="gramEnd"/>
-            <w:r>
-              <w:rPr>
-                <w:sz w:val="18"/>
-                <w:szCs w:val="18"/>
-              </w:rPr>
-              <w:t>.serie</w:t>
+              <w:t>tr</w:t>
             </w:r>
             <w:proofErr w:type="spellEnd"/>
             <w:r>
@@ -1462,7 +1437,7 @@
                 <w:sz w:val="18"/>
                 <w:szCs w:val="18"/>
               </w:rPr>
-              <w:t xml:space="preserve"> }}{% </w:t>
+              <w:t xml:space="preserve"> </w:t>
             </w:r>
             <w:proofErr w:type="spellStart"/>
             <w:r>
@@ -1828,23 +1803,13 @@
               </w:rPr>
               <w:t xml:space="preserve">Srta. </w:t>
             </w:r>
-            <w:proofErr w:type="gramStart"/>
-            <w:r>
-              <w:rPr>
-                <w:sz w:val="18"/>
-                <w:szCs w:val="18"/>
-                <w:lang w:val="es-ES"/>
-              </w:rPr>
-              <w:t>{{ delegada</w:t>
-            </w:r>
-            <w:proofErr w:type="gramEnd"/>
-            <w:r>
-              <w:rPr>
-                <w:sz w:val="18"/>
-                <w:szCs w:val="18"/>
-                <w:lang w:val="es-ES"/>
-              </w:rPr>
-              <w:t xml:space="preserve"> }}</w:t>
+            <w:r>
+              <w:rPr>
+                <w:sz w:val="18"/>
+                <w:szCs w:val="18"/>
+                <w:lang w:val="es-ES"/>
+              </w:rPr>
+              <w:t>{{ delegada }}</w:t>
             </w:r>
           </w:p>
           <w:p>
@@ -1904,23 +1869,13 @@
               </w:rPr>
               <w:t xml:space="preserve"> de Servicios y Canales de la Agencia </w:t>
             </w:r>
-            <w:proofErr w:type="gramStart"/>
-            <w:r>
-              <w:rPr>
-                <w:sz w:val="18"/>
-                <w:szCs w:val="18"/>
-                <w:lang w:val="es-ES"/>
-              </w:rPr>
-              <w:t>{{ provincia</w:t>
-            </w:r>
-            <w:proofErr w:type="gramEnd"/>
-            <w:r>
-              <w:rPr>
-                <w:sz w:val="18"/>
-                <w:szCs w:val="18"/>
-                <w:lang w:val="es-ES"/>
-              </w:rPr>
-              <w:t xml:space="preserve"> }}</w:t>
+            <w:r>
+              <w:rPr>
+                <w:sz w:val="18"/>
+                <w:szCs w:val="18"/>
+                <w:lang w:val="es-ES"/>
+              </w:rPr>
+              <w:t>{{ provincia }}</w:t>
             </w:r>
           </w:p>
           <w:p>

--- a/plantilla.docx
+++ b/plantilla.docx
@@ -1235,61 +1235,7 @@
                 <w:szCs w:val="18"/>
                 <w:lang w:val="en-US"/>
               </w:rPr>
-              <w:t xml:space="preserve">{%tr for fila in </w:t>
-            </w:r>
-            <w:proofErr w:type="spellStart"/>
-            <w:r>
-              <w:rPr>
-                <w:sz w:val="18"/>
-                <w:szCs w:val="18"/>
-                <w:lang w:val="en-US"/>
-              </w:rPr>
-              <w:t>filas</w:t>
-            </w:r>
-            <w:proofErr w:type="spellEnd"/>
-            <w:r>
-              <w:rPr>
-                <w:sz w:val="18"/>
-                <w:szCs w:val="18"/>
-                <w:lang w:val="en-US"/>
-              </w:rPr>
-              <w:t xml:space="preserve"> %}</w:t>
-            </w:r>
-          </w:p>
-          <w:p>
-            <w:pPr>
-              <w:jc w:val="center"/>
-              <w:rPr>
-                <w:sz w:val="18"/>
-                <w:szCs w:val="18"/>
-                <w:lang w:val="en-US"/>
-              </w:rPr>
-            </w:pPr>
-            <w:r>
-              <w:rPr>
-                <w:sz w:val="18"/>
-                <w:szCs w:val="18"/>
-                <w:lang w:val="en-US"/>
-              </w:rPr>
-              <w:t xml:space="preserve">{{ </w:t>
-            </w:r>
-            <w:proofErr w:type="spellStart"/>
-            <w:r>
-              <w:rPr>
-                <w:sz w:val="18"/>
-                <w:szCs w:val="18"/>
-                <w:lang w:val="en-US"/>
-              </w:rPr>
-              <w:t>fila.provincia</w:t>
-            </w:r>
-            <w:proofErr w:type="spellEnd"/>
-            <w:r>
-              <w:rPr>
-                <w:sz w:val="18"/>
-                <w:szCs w:val="18"/>
-                <w:lang w:val="en-US"/>
-              </w:rPr>
-              <w:t xml:space="preserve"> }}</w:t>
+              <w:t>{%tr for fila in filas %} {{ fila.provincia }}</w:t>
             </w:r>
           </w:p>
         </w:tc>
@@ -1312,23 +1258,7 @@
                 <w:sz w:val="18"/>
                 <w:szCs w:val="18"/>
               </w:rPr>
-              <w:t xml:space="preserve">{{ </w:t>
-            </w:r>
-            <w:proofErr w:type="spellStart"/>
-            <w:r>
-              <w:rPr>
-                <w:sz w:val="18"/>
-                <w:szCs w:val="18"/>
-              </w:rPr>
-              <w:t>fila.detalle</w:t>
-            </w:r>
-            <w:proofErr w:type="spellEnd"/>
-            <w:r>
-              <w:rPr>
-                <w:sz w:val="18"/>
-                <w:szCs w:val="18"/>
-              </w:rPr>
-              <w:t xml:space="preserve"> }}</w:t>
+              <w:t>{{ fila.detalle }}</w:t>
             </w:r>
           </w:p>
         </w:tc>
@@ -1350,23 +1280,7 @@
                 <w:sz w:val="18"/>
                 <w:szCs w:val="18"/>
               </w:rPr>
-              <w:t xml:space="preserve">{{ </w:t>
-            </w:r>
-            <w:proofErr w:type="spellStart"/>
-            <w:r>
-              <w:rPr>
-                <w:sz w:val="18"/>
-                <w:szCs w:val="18"/>
-              </w:rPr>
-              <w:t>fila.modelo</w:t>
-            </w:r>
-            <w:proofErr w:type="spellEnd"/>
-            <w:r>
-              <w:rPr>
-                <w:sz w:val="18"/>
-                <w:szCs w:val="18"/>
-              </w:rPr>
-              <w:t xml:space="preserve"> }}</w:t>
+              <w:t>{{ fila.modelo }}</w:t>
             </w:r>
           </w:p>
         </w:tc>
@@ -1380,38 +1294,6 @@
               <w:rPr>
                 <w:sz w:val="18"/>
                 <w:szCs w:val="18"/>
-              </w:rPr>
-            </w:pPr>
-            <w:r>
-              <w:rPr>
-                <w:sz w:val="18"/>
-                <w:szCs w:val="18"/>
-              </w:rPr>
-              <w:t xml:space="preserve">{{ </w:t>
-            </w:r>
-            <w:proofErr w:type="spellStart"/>
-            <w:r>
-              <w:rPr>
-                <w:sz w:val="18"/>
-                <w:szCs w:val="18"/>
-              </w:rPr>
-              <w:t>fila.serie</w:t>
-            </w:r>
-            <w:proofErr w:type="spellEnd"/>
-            <w:r>
-              <w:rPr>
-                <w:sz w:val="18"/>
-                <w:szCs w:val="18"/>
-              </w:rPr>
-              <w:t xml:space="preserve"> }}</w:t>
-            </w:r>
-          </w:p>
-          <w:p>
-            <w:pPr>
-              <w:jc w:val="center"/>
-              <w:rPr>
-                <w:sz w:val="18"/>
-                <w:szCs w:val="18"/>
                 <w:u w:val="single"/>
                 <w:lang w:val="en-US"/>
               </w:rPr>
@@ -1421,39 +1303,7 @@
                 <w:sz w:val="18"/>
                 <w:szCs w:val="18"/>
               </w:rPr>
-              <w:t>{%</w:t>
-            </w:r>
-            <w:proofErr w:type="spellStart"/>
-            <w:r>
-              <w:rPr>
-                <w:sz w:val="18"/>
-                <w:szCs w:val="18"/>
-              </w:rPr>
-              <w:t>tr</w:t>
-            </w:r>
-            <w:proofErr w:type="spellEnd"/>
-            <w:r>
-              <w:rPr>
-                <w:sz w:val="18"/>
-                <w:szCs w:val="18"/>
-              </w:rPr>
-              <w:t xml:space="preserve"> </w:t>
-            </w:r>
-            <w:proofErr w:type="spellStart"/>
-            <w:r>
-              <w:rPr>
-                <w:sz w:val="18"/>
-                <w:szCs w:val="18"/>
-              </w:rPr>
-              <w:t>endfor</w:t>
-            </w:r>
-            <w:proofErr w:type="spellEnd"/>
-            <w:r>
-              <w:rPr>
-                <w:sz w:val="18"/>
-                <w:szCs w:val="18"/>
-              </w:rPr>
-              <w:t xml:space="preserve"> %}</w:t>
+              <w:t>{{ fila.serie }} {%tr endfor %}</w:t>
             </w:r>
           </w:p>
         </w:tc>

--- a/plantilla.docx
+++ b/plantilla.docx
@@ -527,6 +527,7 @@
                 <w:szCs w:val="18"/>
               </w:rPr>
             </w:pPr>
+            <w:proofErr w:type="gramStart"/>
             <w:r>
               <w:t>{{</w:t>
             </w:r>
@@ -542,6 +543,7 @@
               </w:rPr>
               <w:t>fecha</w:t>
             </w:r>
+            <w:proofErr w:type="gramEnd"/>
             <w:r>
               <w:rPr>
                 <w:b/>
@@ -728,13 +730,23 @@
         </w:rPr>
         <w:t xml:space="preserve"> </w:t>
       </w:r>
-      <w:r>
-        <w:rPr>
-          <w:sz w:val="18"/>
-          <w:szCs w:val="18"/>
-          <w:lang w:val="es-ES"/>
-        </w:rPr>
-        <w:t>{{ delegada }}</w:t>
+      <w:proofErr w:type="gramStart"/>
+      <w:r>
+        <w:rPr>
+          <w:sz w:val="18"/>
+          <w:szCs w:val="18"/>
+          <w:lang w:val="es-ES"/>
+        </w:rPr>
+        <w:t>{{ delegada</w:t>
+      </w:r>
+      <w:proofErr w:type="gramEnd"/>
+      <w:r>
+        <w:rPr>
+          <w:sz w:val="18"/>
+          <w:szCs w:val="18"/>
+          <w:lang w:val="es-ES"/>
+        </w:rPr>
+        <w:t xml:space="preserve"> }}</w:t>
       </w:r>
       <w:r>
         <w:rPr>
@@ -858,6 +870,7 @@
         </w:rPr>
         <w:t xml:space="preserve">El servicio fue realizado por el técnico </w:t>
       </w:r>
+      <w:proofErr w:type="gramStart"/>
       <w:r>
         <w:rPr>
           <w:sz w:val="18"/>
@@ -874,6 +887,7 @@
         </w:rPr>
         <w:t>nombre</w:t>
       </w:r>
+      <w:proofErr w:type="gramEnd"/>
       <w:r>
         <w:rPr>
           <w:sz w:val="18"/>
@@ -1218,7 +1232,7 @@
         <w:tc>
           <w:tcPr>
             <w:tcW w:w="1765" w:type="dxa"/>
-            <w:vAlign w:val="center"/>
+            <w:shd w:val="clear" w:color="auto" w:fill="auto"/>
           </w:tcPr>
           <w:p>
             <w:pPr>
@@ -1226,85 +1240,373 @@
               <w:rPr>
                 <w:sz w:val="18"/>
                 <w:szCs w:val="18"/>
-                <w:lang w:val="en-US"/>
-              </w:rPr>
-            </w:pPr>
-            <w:r>
-              <w:rPr>
-                <w:sz w:val="18"/>
-                <w:szCs w:val="18"/>
-                <w:lang w:val="en-US"/>
-              </w:rPr>
-              <w:t>{%tr for fila in filas %} {{ fila.provincia }}</w:t>
+                <w:lang w:val="es-ES"/>
+              </w:rPr>
+            </w:pPr>
+            <w:r>
+              <w:rPr>
+                <w:sz w:val="18"/>
+                <w:szCs w:val="18"/>
+              </w:rPr>
+              <w:t xml:space="preserve">{% </w:t>
+            </w:r>
+            <w:proofErr w:type="spellStart"/>
+            <w:r>
+              <w:rPr>
+                <w:sz w:val="18"/>
+                <w:szCs w:val="18"/>
+              </w:rPr>
+              <w:t>for</w:t>
+            </w:r>
+            <w:proofErr w:type="spellEnd"/>
+            <w:r>
+              <w:rPr>
+                <w:sz w:val="18"/>
+                <w:szCs w:val="18"/>
+              </w:rPr>
+              <w:t xml:space="preserve"> fila in filas %}</w:t>
             </w:r>
           </w:p>
         </w:tc>
         <w:tc>
           <w:tcPr>
             <w:tcW w:w="1770" w:type="dxa"/>
-            <w:vAlign w:val="center"/>
+            <w:shd w:val="clear" w:color="auto" w:fill="auto"/>
           </w:tcPr>
           <w:p>
             <w:pPr>
               <w:jc w:val="center"/>
               <w:rPr>
-                <w:sz w:val="18"/>
-                <w:szCs w:val="18"/>
-                <w:lang w:val="en-US"/>
-              </w:rPr>
-            </w:pPr>
-            <w:r>
-              <w:rPr>
-                <w:sz w:val="18"/>
-                <w:szCs w:val="18"/>
-              </w:rPr>
-              <w:t>{{ fila.detalle }}</w:t>
-            </w:r>
+                <w:b/>
+                <w:bCs/>
+                <w:sz w:val="18"/>
+                <w:szCs w:val="18"/>
+                <w:lang w:val="es-ES"/>
+              </w:rPr>
+            </w:pPr>
           </w:p>
         </w:tc>
         <w:tc>
           <w:tcPr>
             <w:tcW w:w="1761" w:type="dxa"/>
+            <w:shd w:val="clear" w:color="auto" w:fill="auto"/>
           </w:tcPr>
           <w:p>
             <w:pPr>
               <w:jc w:val="center"/>
               <w:rPr>
-                <w:sz w:val="18"/>
-                <w:szCs w:val="18"/>
-                <w:lang w:val="en-US"/>
-              </w:rPr>
-            </w:pPr>
-            <w:r>
-              <w:rPr>
-                <w:sz w:val="18"/>
-                <w:szCs w:val="18"/>
-              </w:rPr>
-              <w:t>{{ fila.modelo }}</w:t>
-            </w:r>
+                <w:b/>
+                <w:bCs/>
+                <w:sz w:val="18"/>
+                <w:szCs w:val="18"/>
+                <w:lang w:val="es-ES"/>
+              </w:rPr>
+            </w:pPr>
           </w:p>
         </w:tc>
         <w:tc>
           <w:tcPr>
             <w:tcW w:w="2325" w:type="dxa"/>
+            <w:shd w:val="clear" w:color="auto" w:fill="auto"/>
           </w:tcPr>
           <w:p>
             <w:pPr>
               <w:jc w:val="center"/>
               <w:rPr>
-                <w:sz w:val="18"/>
-                <w:szCs w:val="18"/>
-                <w:u w:val="single"/>
-                <w:lang w:val="en-US"/>
-              </w:rPr>
-            </w:pPr>
-            <w:r>
-              <w:rPr>
-                <w:sz w:val="18"/>
-                <w:szCs w:val="18"/>
-              </w:rPr>
-              <w:t>{{ fila.serie }} {%tr endfor %}</w:t>
-            </w:r>
+                <w:b/>
+                <w:bCs/>
+                <w:sz w:val="18"/>
+                <w:szCs w:val="18"/>
+                <w:lang w:val="es-ES"/>
+              </w:rPr>
+            </w:pPr>
+          </w:p>
+        </w:tc>
+      </w:tr>
+      <w:tr>
+        <w:tc>
+          <w:tcPr>
+            <w:tcW w:w="1765" w:type="dxa"/>
+            <w:shd w:val="clear" w:color="auto" w:fill="auto"/>
+          </w:tcPr>
+          <w:p>
+            <w:pPr>
+              <w:jc w:val="center"/>
+              <w:rPr>
+                <w:sz w:val="18"/>
+                <w:szCs w:val="18"/>
+              </w:rPr>
+            </w:pPr>
+            <w:proofErr w:type="gramStart"/>
+            <w:r>
+              <w:rPr>
+                <w:sz w:val="18"/>
+                <w:szCs w:val="18"/>
+              </w:rPr>
+              <w:t xml:space="preserve">{{ </w:t>
+            </w:r>
+            <w:proofErr w:type="spellStart"/>
+            <w:r>
+              <w:rPr>
+                <w:sz w:val="18"/>
+                <w:szCs w:val="18"/>
+              </w:rPr>
+              <w:t>fila</w:t>
+            </w:r>
+            <w:proofErr w:type="gramEnd"/>
+            <w:r>
+              <w:rPr>
+                <w:sz w:val="18"/>
+                <w:szCs w:val="18"/>
+              </w:rPr>
+              <w:t>.provincia</w:t>
+            </w:r>
+            <w:proofErr w:type="spellEnd"/>
+            <w:r>
+              <w:rPr>
+                <w:sz w:val="18"/>
+                <w:szCs w:val="18"/>
+              </w:rPr>
+              <w:t xml:space="preserve"> }}</w:t>
+            </w:r>
+          </w:p>
+        </w:tc>
+        <w:tc>
+          <w:tcPr>
+            <w:tcW w:w="1770" w:type="dxa"/>
+            <w:shd w:val="clear" w:color="auto" w:fill="auto"/>
+          </w:tcPr>
+          <w:p>
+            <w:pPr>
+              <w:jc w:val="center"/>
+              <w:rPr>
+                <w:sz w:val="18"/>
+                <w:szCs w:val="18"/>
+                <w:lang w:val="es-ES"/>
+              </w:rPr>
+            </w:pPr>
+            <w:proofErr w:type="gramStart"/>
+            <w:r>
+              <w:rPr>
+                <w:sz w:val="18"/>
+                <w:szCs w:val="18"/>
+              </w:rPr>
+              <w:t xml:space="preserve">{{ </w:t>
+            </w:r>
+            <w:proofErr w:type="spellStart"/>
+            <w:r>
+              <w:rPr>
+                <w:sz w:val="18"/>
+                <w:szCs w:val="18"/>
+              </w:rPr>
+              <w:t>fila</w:t>
+            </w:r>
+            <w:proofErr w:type="gramEnd"/>
+            <w:r>
+              <w:rPr>
+                <w:sz w:val="18"/>
+                <w:szCs w:val="18"/>
+              </w:rPr>
+              <w:t>.detalle</w:t>
+            </w:r>
+            <w:proofErr w:type="spellEnd"/>
+            <w:r>
+              <w:rPr>
+                <w:sz w:val="18"/>
+                <w:szCs w:val="18"/>
+              </w:rPr>
+              <w:t xml:space="preserve"> }}</w:t>
+            </w:r>
+          </w:p>
+        </w:tc>
+        <w:tc>
+          <w:tcPr>
+            <w:tcW w:w="1761" w:type="dxa"/>
+            <w:shd w:val="clear" w:color="auto" w:fill="auto"/>
+          </w:tcPr>
+          <w:p>
+            <w:pPr>
+              <w:jc w:val="center"/>
+              <w:rPr>
+                <w:sz w:val="18"/>
+                <w:szCs w:val="18"/>
+                <w:lang w:val="es-ES"/>
+              </w:rPr>
+            </w:pPr>
+            <w:proofErr w:type="gramStart"/>
+            <w:r>
+              <w:rPr>
+                <w:sz w:val="18"/>
+                <w:szCs w:val="18"/>
+              </w:rPr>
+              <w:t xml:space="preserve">{{ </w:t>
+            </w:r>
+            <w:proofErr w:type="spellStart"/>
+            <w:r>
+              <w:rPr>
+                <w:sz w:val="18"/>
+                <w:szCs w:val="18"/>
+              </w:rPr>
+              <w:t>fila</w:t>
+            </w:r>
+            <w:proofErr w:type="gramEnd"/>
+            <w:r>
+              <w:rPr>
+                <w:sz w:val="18"/>
+                <w:szCs w:val="18"/>
+              </w:rPr>
+              <w:t>.modelo</w:t>
+            </w:r>
+            <w:proofErr w:type="spellEnd"/>
+            <w:r>
+              <w:rPr>
+                <w:sz w:val="18"/>
+                <w:szCs w:val="18"/>
+              </w:rPr>
+              <w:t xml:space="preserve"> }}</w:t>
+            </w:r>
+          </w:p>
+        </w:tc>
+        <w:tc>
+          <w:tcPr>
+            <w:tcW w:w="2325" w:type="dxa"/>
+            <w:shd w:val="clear" w:color="auto" w:fill="auto"/>
+          </w:tcPr>
+          <w:p>
+            <w:pPr>
+              <w:jc w:val="center"/>
+              <w:rPr>
+                <w:sz w:val="18"/>
+                <w:szCs w:val="18"/>
+                <w:lang w:val="es-ES"/>
+              </w:rPr>
+            </w:pPr>
+            <w:proofErr w:type="gramStart"/>
+            <w:r>
+              <w:rPr>
+                <w:sz w:val="18"/>
+                <w:szCs w:val="18"/>
+              </w:rPr>
+              <w:t xml:space="preserve">{{ </w:t>
+            </w:r>
+            <w:proofErr w:type="spellStart"/>
+            <w:r>
+              <w:rPr>
+                <w:sz w:val="18"/>
+                <w:szCs w:val="18"/>
+              </w:rPr>
+              <w:t>fila</w:t>
+            </w:r>
+            <w:proofErr w:type="gramEnd"/>
+            <w:r>
+              <w:rPr>
+                <w:sz w:val="18"/>
+                <w:szCs w:val="18"/>
+              </w:rPr>
+              <w:t>.serie</w:t>
+            </w:r>
+            <w:proofErr w:type="spellEnd"/>
+            <w:r>
+              <w:rPr>
+                <w:sz w:val="18"/>
+                <w:szCs w:val="18"/>
+              </w:rPr>
+              <w:t xml:space="preserve"> }}</w:t>
+            </w:r>
+          </w:p>
+        </w:tc>
+      </w:tr>
+      <w:tr>
+        <w:tc>
+          <w:tcPr>
+            <w:tcW w:w="1765" w:type="dxa"/>
+            <w:shd w:val="clear" w:color="auto" w:fill="auto"/>
+          </w:tcPr>
+          <w:p>
+            <w:pPr>
+              <w:jc w:val="center"/>
+              <w:rPr>
+                <w:sz w:val="18"/>
+                <w:szCs w:val="18"/>
+              </w:rPr>
+            </w:pPr>
+            <w:r>
+              <w:rPr>
+                <w:sz w:val="18"/>
+                <w:szCs w:val="18"/>
+              </w:rPr>
+              <w:t xml:space="preserve">{% </w:t>
+            </w:r>
+            <w:proofErr w:type="spellStart"/>
+            <w:r>
+              <w:rPr>
+                <w:sz w:val="18"/>
+                <w:szCs w:val="18"/>
+              </w:rPr>
+              <w:t>endfor</w:t>
+            </w:r>
+            <w:proofErr w:type="spellEnd"/>
+            <w:r>
+              <w:rPr>
+                <w:sz w:val="18"/>
+                <w:szCs w:val="18"/>
+              </w:rPr>
+              <w:t xml:space="preserve"> %}</w:t>
+            </w:r>
+          </w:p>
+        </w:tc>
+        <w:tc>
+          <w:tcPr>
+            <w:tcW w:w="1770" w:type="dxa"/>
+            <w:shd w:val="clear" w:color="auto" w:fill="auto"/>
+          </w:tcPr>
+          <w:p>
+            <w:pPr>
+              <w:jc w:val="center"/>
+              <w:rPr>
+                <w:b/>
+                <w:bCs/>
+                <w:sz w:val="18"/>
+                <w:szCs w:val="18"/>
+                <w:lang w:val="es-ES"/>
+              </w:rPr>
+            </w:pPr>
+          </w:p>
+        </w:tc>
+        <w:tc>
+          <w:tcPr>
+            <w:tcW w:w="1761" w:type="dxa"/>
+            <w:shd w:val="clear" w:color="auto" w:fill="auto"/>
+          </w:tcPr>
+          <w:p>
+            <w:pPr>
+              <w:jc w:val="center"/>
+              <w:rPr>
+                <w:b/>
+                <w:bCs/>
+                <w:sz w:val="18"/>
+                <w:szCs w:val="18"/>
+                <w:lang w:val="es-ES"/>
+              </w:rPr>
+            </w:pPr>
+          </w:p>
+        </w:tc>
+        <w:tc>
+          <w:tcPr>
+            <w:tcW w:w="2325" w:type="dxa"/>
+            <w:shd w:val="clear" w:color="auto" w:fill="auto"/>
+          </w:tcPr>
+          <w:p>
+            <w:pPr>
+              <w:jc w:val="center"/>
+              <w:rPr>
+                <w:b/>
+                <w:bCs/>
+                <w:sz w:val="18"/>
+                <w:szCs w:val="18"/>
+                <w:lang w:val="es-ES"/>
+              </w:rPr>
+            </w:pPr>
           </w:p>
         </w:tc>
       </w:tr>
@@ -1653,13 +1955,23 @@
               </w:rPr>
               <w:t xml:space="preserve">Srta. </w:t>
             </w:r>
-            <w:r>
-              <w:rPr>
-                <w:sz w:val="18"/>
-                <w:szCs w:val="18"/>
-                <w:lang w:val="es-ES"/>
-              </w:rPr>
-              <w:t>{{ delegada }}</w:t>
+            <w:proofErr w:type="gramStart"/>
+            <w:r>
+              <w:rPr>
+                <w:sz w:val="18"/>
+                <w:szCs w:val="18"/>
+                <w:lang w:val="es-ES"/>
+              </w:rPr>
+              <w:t>{{ delegada</w:t>
+            </w:r>
+            <w:proofErr w:type="gramEnd"/>
+            <w:r>
+              <w:rPr>
+                <w:sz w:val="18"/>
+                <w:szCs w:val="18"/>
+                <w:lang w:val="es-ES"/>
+              </w:rPr>
+              <w:t xml:space="preserve"> }}</w:t>
             </w:r>
           </w:p>
           <w:p>
@@ -1719,13 +2031,23 @@
               </w:rPr>
               <w:t xml:space="preserve"> de Servicios y Canales de la Agencia </w:t>
             </w:r>
-            <w:r>
-              <w:rPr>
-                <w:sz w:val="18"/>
-                <w:szCs w:val="18"/>
-                <w:lang w:val="es-ES"/>
-              </w:rPr>
-              <w:t>{{ provincia }}</w:t>
+            <w:proofErr w:type="gramStart"/>
+            <w:r>
+              <w:rPr>
+                <w:sz w:val="18"/>
+                <w:szCs w:val="18"/>
+                <w:lang w:val="es-ES"/>
+              </w:rPr>
+              <w:t>{{ provincia</w:t>
+            </w:r>
+            <w:proofErr w:type="gramEnd"/>
+            <w:r>
+              <w:rPr>
+                <w:sz w:val="18"/>
+                <w:szCs w:val="18"/>
+                <w:lang w:val="es-ES"/>
+              </w:rPr>
+              <w:t xml:space="preserve"> }}</w:t>
             </w:r>
           </w:p>
           <w:p>

--- a/plantilla.docx
+++ b/plantilla.docx
@@ -1240,31 +1240,78 @@
               <w:rPr>
                 <w:sz w:val="18"/>
                 <w:szCs w:val="18"/>
-                <w:lang w:val="es-ES"/>
-              </w:rPr>
-            </w:pPr>
-            <w:r>
-              <w:rPr>
-                <w:sz w:val="18"/>
-                <w:szCs w:val="18"/>
-              </w:rPr>
-              <w:t xml:space="preserve">{% </w:t>
+                <w:lang w:val="en-US"/>
+              </w:rPr>
+            </w:pPr>
+            <w:r>
+              <w:rPr>
+                <w:sz w:val="18"/>
+                <w:szCs w:val="18"/>
+                <w:lang w:val="en-US"/>
+              </w:rPr>
+              <w:t xml:space="preserve">{% for fila in </w:t>
             </w:r>
             <w:proofErr w:type="spellStart"/>
             <w:r>
               <w:rPr>
                 <w:sz w:val="18"/>
                 <w:szCs w:val="18"/>
-              </w:rPr>
-              <w:t>for</w:t>
+                <w:lang w:val="en-US"/>
+              </w:rPr>
+              <w:t>filas</w:t>
             </w:r>
             <w:proofErr w:type="spellEnd"/>
             <w:r>
               <w:rPr>
                 <w:sz w:val="18"/>
                 <w:szCs w:val="18"/>
-              </w:rPr>
-              <w:t xml:space="preserve"> fila in filas %}</w:t>
+                <w:lang w:val="en-US"/>
+              </w:rPr>
+              <w:t xml:space="preserve"> </w:t>
+            </w:r>
+            <w:proofErr w:type="gramStart"/>
+            <w:r>
+              <w:rPr>
+                <w:sz w:val="18"/>
+                <w:szCs w:val="18"/>
+                <w:lang w:val="en-US"/>
+              </w:rPr>
+              <w:t>%}</w:t>
+            </w:r>
+            <w:r>
+              <w:rPr>
+                <w:sz w:val="18"/>
+                <w:szCs w:val="18"/>
+                <w:lang w:val="en-US"/>
+              </w:rPr>
+              <w:t>{</w:t>
+            </w:r>
+            <w:proofErr w:type="gramEnd"/>
+            <w:r>
+              <w:rPr>
+                <w:sz w:val="18"/>
+                <w:szCs w:val="18"/>
+                <w:lang w:val="en-US"/>
+              </w:rPr>
+              <w:t xml:space="preserve">{ </w:t>
+            </w:r>
+            <w:proofErr w:type="spellStart"/>
+            <w:r>
+              <w:rPr>
+                <w:sz w:val="18"/>
+                <w:szCs w:val="18"/>
+                <w:lang w:val="en-US"/>
+              </w:rPr>
+              <w:t>fila.provincia</w:t>
+            </w:r>
+            <w:proofErr w:type="spellEnd"/>
+            <w:r>
+              <w:rPr>
+                <w:sz w:val="18"/>
+                <w:szCs w:val="18"/>
+                <w:lang w:val="en-US"/>
+              </w:rPr>
+              <w:t xml:space="preserve"> }}</w:t>
             </w:r>
           </w:p>
         </w:tc>
@@ -1281,9 +1328,41 @@
                 <w:bCs/>
                 <w:sz w:val="18"/>
                 <w:szCs w:val="18"/>
-                <w:lang w:val="es-ES"/>
-              </w:rPr>
-            </w:pPr>
+                <w:lang w:val="en-US"/>
+              </w:rPr>
+            </w:pPr>
+            <w:proofErr w:type="gramStart"/>
+            <w:r>
+              <w:rPr>
+                <w:sz w:val="18"/>
+                <w:szCs w:val="18"/>
+              </w:rPr>
+              <w:t xml:space="preserve">{{ </w:t>
+            </w:r>
+            <w:proofErr w:type="spellStart"/>
+            <w:r>
+              <w:rPr>
+                <w:sz w:val="18"/>
+                <w:szCs w:val="18"/>
+              </w:rPr>
+              <w:t>fila</w:t>
+            </w:r>
+            <w:proofErr w:type="gramEnd"/>
+            <w:r>
+              <w:rPr>
+                <w:sz w:val="18"/>
+                <w:szCs w:val="18"/>
+              </w:rPr>
+              <w:t>.detalle</w:t>
+            </w:r>
+            <w:proofErr w:type="spellEnd"/>
+            <w:r>
+              <w:rPr>
+                <w:sz w:val="18"/>
+                <w:szCs w:val="18"/>
+              </w:rPr>
+              <w:t xml:space="preserve"> }}</w:t>
+            </w:r>
           </w:p>
         </w:tc>
         <w:tc>
@@ -1299,9 +1378,41 @@
                 <w:bCs/>
                 <w:sz w:val="18"/>
                 <w:szCs w:val="18"/>
-                <w:lang w:val="es-ES"/>
-              </w:rPr>
-            </w:pPr>
+                <w:lang w:val="en-US"/>
+              </w:rPr>
+            </w:pPr>
+            <w:proofErr w:type="gramStart"/>
+            <w:r>
+              <w:rPr>
+                <w:sz w:val="18"/>
+                <w:szCs w:val="18"/>
+              </w:rPr>
+              <w:t xml:space="preserve">{{ </w:t>
+            </w:r>
+            <w:proofErr w:type="spellStart"/>
+            <w:r>
+              <w:rPr>
+                <w:sz w:val="18"/>
+                <w:szCs w:val="18"/>
+              </w:rPr>
+              <w:t>fila</w:t>
+            </w:r>
+            <w:proofErr w:type="gramEnd"/>
+            <w:r>
+              <w:rPr>
+                <w:sz w:val="18"/>
+                <w:szCs w:val="18"/>
+              </w:rPr>
+              <w:t>.modelo</w:t>
+            </w:r>
+            <w:proofErr w:type="spellEnd"/>
+            <w:r>
+              <w:rPr>
+                <w:sz w:val="18"/>
+                <w:szCs w:val="18"/>
+              </w:rPr>
+              <w:t xml:space="preserve"> }}</w:t>
+            </w:r>
           </w:p>
         </w:tc>
         <w:tc>
@@ -1317,24 +1428,7 @@
                 <w:bCs/>
                 <w:sz w:val="18"/>
                 <w:szCs w:val="18"/>
-                <w:lang w:val="es-ES"/>
-              </w:rPr>
-            </w:pPr>
-          </w:p>
-        </w:tc>
-      </w:tr>
-      <w:tr>
-        <w:tc>
-          <w:tcPr>
-            <w:tcW w:w="1765" w:type="dxa"/>
-            <w:shd w:val="clear" w:color="auto" w:fill="auto"/>
-          </w:tcPr>
-          <w:p>
-            <w:pPr>
-              <w:jc w:val="center"/>
-              <w:rPr>
-                <w:sz w:val="18"/>
-                <w:szCs w:val="18"/>
+                <w:lang w:val="en-US"/>
               </w:rPr>
             </w:pPr>
             <w:proofErr w:type="gramStart"/>
@@ -1359,7 +1453,7 @@
                 <w:sz w:val="18"/>
                 <w:szCs w:val="18"/>
               </w:rPr>
-              <w:t>.provincia</w:t>
+              <w:t>.serie</w:t>
             </w:r>
             <w:proofErr w:type="spellEnd"/>
             <w:r>
@@ -1367,246 +1461,8 @@
                 <w:sz w:val="18"/>
                 <w:szCs w:val="18"/>
               </w:rPr>
-              <w:t xml:space="preserve"> }}</w:t>
-            </w:r>
-          </w:p>
-        </w:tc>
-        <w:tc>
-          <w:tcPr>
-            <w:tcW w:w="1770" w:type="dxa"/>
-            <w:shd w:val="clear" w:color="auto" w:fill="auto"/>
-          </w:tcPr>
-          <w:p>
-            <w:pPr>
-              <w:jc w:val="center"/>
-              <w:rPr>
-                <w:sz w:val="18"/>
-                <w:szCs w:val="18"/>
-                <w:lang w:val="es-ES"/>
-              </w:rPr>
-            </w:pPr>
-            <w:proofErr w:type="gramStart"/>
-            <w:r>
-              <w:rPr>
-                <w:sz w:val="18"/>
-                <w:szCs w:val="18"/>
-              </w:rPr>
-              <w:t xml:space="preserve">{{ </w:t>
-            </w:r>
-            <w:proofErr w:type="spellStart"/>
-            <w:r>
-              <w:rPr>
-                <w:sz w:val="18"/>
-                <w:szCs w:val="18"/>
-              </w:rPr>
-              <w:t>fila</w:t>
-            </w:r>
-            <w:proofErr w:type="gramEnd"/>
-            <w:r>
-              <w:rPr>
-                <w:sz w:val="18"/>
-                <w:szCs w:val="18"/>
-              </w:rPr>
-              <w:t>.detalle</w:t>
-            </w:r>
-            <w:proofErr w:type="spellEnd"/>
-            <w:r>
-              <w:rPr>
-                <w:sz w:val="18"/>
-                <w:szCs w:val="18"/>
-              </w:rPr>
-              <w:t xml:space="preserve"> }}</w:t>
-            </w:r>
-          </w:p>
-        </w:tc>
-        <w:tc>
-          <w:tcPr>
-            <w:tcW w:w="1761" w:type="dxa"/>
-            <w:shd w:val="clear" w:color="auto" w:fill="auto"/>
-          </w:tcPr>
-          <w:p>
-            <w:pPr>
-              <w:jc w:val="center"/>
-              <w:rPr>
-                <w:sz w:val="18"/>
-                <w:szCs w:val="18"/>
-                <w:lang w:val="es-ES"/>
-              </w:rPr>
-            </w:pPr>
-            <w:proofErr w:type="gramStart"/>
-            <w:r>
-              <w:rPr>
-                <w:sz w:val="18"/>
-                <w:szCs w:val="18"/>
-              </w:rPr>
-              <w:t xml:space="preserve">{{ </w:t>
-            </w:r>
-            <w:proofErr w:type="spellStart"/>
-            <w:r>
-              <w:rPr>
-                <w:sz w:val="18"/>
-                <w:szCs w:val="18"/>
-              </w:rPr>
-              <w:t>fila</w:t>
-            </w:r>
-            <w:proofErr w:type="gramEnd"/>
-            <w:r>
-              <w:rPr>
-                <w:sz w:val="18"/>
-                <w:szCs w:val="18"/>
-              </w:rPr>
-              <w:t>.modelo</w:t>
-            </w:r>
-            <w:proofErr w:type="spellEnd"/>
-            <w:r>
-              <w:rPr>
-                <w:sz w:val="18"/>
-                <w:szCs w:val="18"/>
-              </w:rPr>
-              <w:t xml:space="preserve"> }}</w:t>
-            </w:r>
-          </w:p>
-        </w:tc>
-        <w:tc>
-          <w:tcPr>
-            <w:tcW w:w="2325" w:type="dxa"/>
-            <w:shd w:val="clear" w:color="auto" w:fill="auto"/>
-          </w:tcPr>
-          <w:p>
-            <w:pPr>
-              <w:jc w:val="center"/>
-              <w:rPr>
-                <w:sz w:val="18"/>
-                <w:szCs w:val="18"/>
-                <w:lang w:val="es-ES"/>
-              </w:rPr>
-            </w:pPr>
-            <w:proofErr w:type="gramStart"/>
-            <w:r>
-              <w:rPr>
-                <w:sz w:val="18"/>
-                <w:szCs w:val="18"/>
-              </w:rPr>
-              <w:t xml:space="preserve">{{ </w:t>
-            </w:r>
-            <w:proofErr w:type="spellStart"/>
-            <w:r>
-              <w:rPr>
-                <w:sz w:val="18"/>
-                <w:szCs w:val="18"/>
-              </w:rPr>
-              <w:t>fila</w:t>
-            </w:r>
-            <w:proofErr w:type="gramEnd"/>
-            <w:r>
-              <w:rPr>
-                <w:sz w:val="18"/>
-                <w:szCs w:val="18"/>
-              </w:rPr>
-              <w:t>.serie</w:t>
-            </w:r>
-            <w:proofErr w:type="spellEnd"/>
-            <w:r>
-              <w:rPr>
-                <w:sz w:val="18"/>
-                <w:szCs w:val="18"/>
-              </w:rPr>
-              <w:t xml:space="preserve"> }}</w:t>
-            </w:r>
-          </w:p>
-        </w:tc>
-      </w:tr>
-      <w:tr>
-        <w:tc>
-          <w:tcPr>
-            <w:tcW w:w="1765" w:type="dxa"/>
-            <w:shd w:val="clear" w:color="auto" w:fill="auto"/>
-          </w:tcPr>
-          <w:p>
-            <w:pPr>
-              <w:jc w:val="center"/>
-              <w:rPr>
-                <w:sz w:val="18"/>
-                <w:szCs w:val="18"/>
-              </w:rPr>
-            </w:pPr>
-            <w:r>
-              <w:rPr>
-                <w:sz w:val="18"/>
-                <w:szCs w:val="18"/>
-              </w:rPr>
-              <w:t xml:space="preserve">{% </w:t>
-            </w:r>
-            <w:proofErr w:type="spellStart"/>
-            <w:r>
-              <w:rPr>
-                <w:sz w:val="18"/>
-                <w:szCs w:val="18"/>
-              </w:rPr>
-              <w:t>endfor</w:t>
-            </w:r>
-            <w:proofErr w:type="spellEnd"/>
-            <w:r>
-              <w:rPr>
-                <w:sz w:val="18"/>
-                <w:szCs w:val="18"/>
-              </w:rPr>
-              <w:t xml:space="preserve"> %}</w:t>
-            </w:r>
-          </w:p>
-        </w:tc>
-        <w:tc>
-          <w:tcPr>
-            <w:tcW w:w="1770" w:type="dxa"/>
-            <w:shd w:val="clear" w:color="auto" w:fill="auto"/>
-          </w:tcPr>
-          <w:p>
-            <w:pPr>
-              <w:jc w:val="center"/>
-              <w:rPr>
-                <w:b/>
-                <w:bCs/>
-                <w:sz w:val="18"/>
-                <w:szCs w:val="18"/>
-                <w:lang w:val="es-ES"/>
-              </w:rPr>
-            </w:pPr>
-          </w:p>
-        </w:tc>
-        <w:tc>
-          <w:tcPr>
-            <w:tcW w:w="1761" w:type="dxa"/>
-            <w:shd w:val="clear" w:color="auto" w:fill="auto"/>
-          </w:tcPr>
-          <w:p>
-            <w:pPr>
-              <w:jc w:val="center"/>
-              <w:rPr>
-                <w:b/>
-                <w:bCs/>
-                <w:sz w:val="18"/>
-                <w:szCs w:val="18"/>
-                <w:lang w:val="es-ES"/>
-              </w:rPr>
-            </w:pPr>
-          </w:p>
-        </w:tc>
-        <w:tc>
-          <w:tcPr>
-            <w:tcW w:w="2325" w:type="dxa"/>
-            <w:shd w:val="clear" w:color="auto" w:fill="auto"/>
-          </w:tcPr>
-          <w:p>
-            <w:pPr>
-              <w:jc w:val="center"/>
-              <w:rPr>
-                <w:b/>
-                <w:bCs/>
-                <w:sz w:val="18"/>
-                <w:szCs w:val="18"/>
-                <w:lang w:val="es-ES"/>
-              </w:rPr>
-            </w:pPr>
+              <w:t xml:space="preserve"> }}{% endfor %}</w:t>
+            </w:r>
           </w:p>
         </w:tc>
       </w:tr>

--- a/plantilla.docx
+++ b/plantilla.docx
@@ -1461,7 +1461,93 @@
                 <w:sz w:val="18"/>
                 <w:szCs w:val="18"/>
               </w:rPr>
-              <w:t xml:space="preserve"> }}{% endfor %}</w:t>
+              <w:t xml:space="preserve"> }}</w:t>
+            </w:r>
+          </w:p>
+        </w:tc>
+      </w:tr>
+      <w:tr>
+        <w:tc>
+          <w:tcPr>
+            <w:tcW w:w="1765" w:type="dxa"/>
+            <w:shd w:val="clear" w:color="auto" w:fill="auto"/>
+          </w:tcPr>
+          <w:p>
+            <w:pPr>
+              <w:jc w:val="center"/>
+              <w:rPr>
+                <w:sz w:val="18"/>
+                <w:szCs w:val="18"/>
+                <w:lang w:val="en-US"/>
+              </w:rPr>
+            </w:pPr>
+          </w:p>
+        </w:tc>
+        <w:tc>
+          <w:tcPr>
+            <w:tcW w:w="1770" w:type="dxa"/>
+            <w:shd w:val="clear" w:color="auto" w:fill="auto"/>
+          </w:tcPr>
+          <w:p>
+            <w:pPr>
+              <w:jc w:val="center"/>
+              <w:rPr>
+                <w:sz w:val="18"/>
+                <w:szCs w:val="18"/>
+              </w:rPr>
+            </w:pPr>
+          </w:p>
+        </w:tc>
+        <w:tc>
+          <w:tcPr>
+            <w:tcW w:w="1761" w:type="dxa"/>
+            <w:shd w:val="clear" w:color="auto" w:fill="auto"/>
+          </w:tcPr>
+          <w:p>
+            <w:pPr>
+              <w:jc w:val="center"/>
+              <w:rPr>
+                <w:sz w:val="18"/>
+                <w:szCs w:val="18"/>
+              </w:rPr>
+            </w:pPr>
+          </w:p>
+        </w:tc>
+        <w:tc>
+          <w:tcPr>
+            <w:tcW w:w="2325" w:type="dxa"/>
+            <w:shd w:val="clear" w:color="auto" w:fill="auto"/>
+          </w:tcPr>
+          <w:p>
+            <w:pPr>
+              <w:jc w:val="center"/>
+              <w:rPr>
+                <w:sz w:val="18"/>
+                <w:szCs w:val="18"/>
+              </w:rPr>
+            </w:pPr>
+            <w:r>
+              <w:rPr>
+                <w:sz w:val="18"/>
+                <w:szCs w:val="18"/>
+              </w:rPr>
+              <w:t xml:space="preserve">{% </w:t>
+            </w:r>
+            <w:proofErr w:type="spellStart"/>
+            <w:r>
+              <w:rPr>
+                <w:sz w:val="18"/>
+                <w:szCs w:val="18"/>
+              </w:rPr>
+              <w:t>endfor</w:t>
+            </w:r>
+            <w:proofErr w:type="spellEnd"/>
+            <w:r>
+              <w:rPr>
+                <w:sz w:val="18"/>
+                <w:szCs w:val="18"/>
+              </w:rPr>
+              <w:t xml:space="preserve"> %}</w:t>
             </w:r>
           </w:p>
         </w:tc>

--- a/plantilla.docx
+++ b/plantilla.docx
@@ -527,7 +527,6 @@
                 <w:szCs w:val="18"/>
               </w:rPr>
             </w:pPr>
-            <w:proofErr w:type="gramStart"/>
             <w:r>
               <w:t>{{</w:t>
             </w:r>
@@ -543,7 +542,6 @@
               </w:rPr>
               <w:t>fecha</w:t>
             </w:r>
-            <w:proofErr w:type="gramEnd"/>
             <w:r>
               <w:rPr>
                 <w:b/>
@@ -730,23 +728,13 @@
         </w:rPr>
         <w:t xml:space="preserve"> </w:t>
       </w:r>
-      <w:proofErr w:type="gramStart"/>
-      <w:r>
-        <w:rPr>
-          <w:sz w:val="18"/>
-          <w:szCs w:val="18"/>
-          <w:lang w:val="es-ES"/>
-        </w:rPr>
-        <w:t>{{ delegada</w:t>
-      </w:r>
-      <w:proofErr w:type="gramEnd"/>
-      <w:r>
-        <w:rPr>
-          <w:sz w:val="18"/>
-          <w:szCs w:val="18"/>
-          <w:lang w:val="es-ES"/>
-        </w:rPr>
-        <w:t xml:space="preserve"> }}</w:t>
+      <w:r>
+        <w:rPr>
+          <w:sz w:val="18"/>
+          <w:szCs w:val="18"/>
+          <w:lang w:val="es-ES"/>
+        </w:rPr>
+        <w:t>{{ delegada }}</w:t>
       </w:r>
       <w:r>
         <w:rPr>
@@ -870,7 +858,6 @@
         </w:rPr>
         <w:t xml:space="preserve">El servicio fue realizado por el técnico </w:t>
       </w:r>
-      <w:proofErr w:type="gramStart"/>
       <w:r>
         <w:rPr>
           <w:sz w:val="18"/>
@@ -887,7 +874,6 @@
         </w:rPr>
         <w:t>nombre</w:t>
       </w:r>
-      <w:proofErr w:type="gramEnd"/>
       <w:r>
         <w:rPr>
           <w:sz w:val="18"/>
@@ -1247,71 +1233,8 @@
               <w:rPr>
                 <w:sz w:val="18"/>
                 <w:szCs w:val="18"/>
-                <w:lang w:val="en-US"/>
-              </w:rPr>
-              <w:t xml:space="preserve">{% for fila in </w:t>
-            </w:r>
-            <w:proofErr w:type="spellStart"/>
-            <w:r>
-              <w:rPr>
-                <w:sz w:val="18"/>
-                <w:szCs w:val="18"/>
-                <w:lang w:val="en-US"/>
-              </w:rPr>
-              <w:t>filas</w:t>
-            </w:r>
-            <w:proofErr w:type="spellEnd"/>
-            <w:r>
-              <w:rPr>
-                <w:sz w:val="18"/>
-                <w:szCs w:val="18"/>
-                <w:lang w:val="en-US"/>
-              </w:rPr>
-              <w:t xml:space="preserve"> </w:t>
-            </w:r>
-            <w:proofErr w:type="gramStart"/>
-            <w:r>
-              <w:rPr>
-                <w:sz w:val="18"/>
-                <w:szCs w:val="18"/>
-                <w:lang w:val="en-US"/>
-              </w:rPr>
-              <w:t>%}</w:t>
-            </w:r>
-            <w:r>
-              <w:rPr>
-                <w:sz w:val="18"/>
-                <w:szCs w:val="18"/>
-                <w:lang w:val="en-US"/>
-              </w:rPr>
-              <w:t>{</w:t>
-            </w:r>
-            <w:proofErr w:type="gramEnd"/>
-            <w:r>
-              <w:rPr>
-                <w:sz w:val="18"/>
-                <w:szCs w:val="18"/>
-                <w:lang w:val="en-US"/>
-              </w:rPr>
-              <w:t xml:space="preserve">{ </w:t>
-            </w:r>
-            <w:proofErr w:type="spellStart"/>
-            <w:r>
-              <w:rPr>
-                <w:sz w:val="18"/>
-                <w:szCs w:val="18"/>
-                <w:lang w:val="en-US"/>
-              </w:rPr>
-              <w:t>fila.provincia</w:t>
-            </w:r>
-            <w:proofErr w:type="spellEnd"/>
-            <w:r>
-              <w:rPr>
-                <w:sz w:val="18"/>
-                <w:szCs w:val="18"/>
-                <w:lang w:val="en-US"/>
-              </w:rPr>
-              <w:t xml:space="preserve"> }}</w:t>
+              </w:rPr>
+              <w:t>{{ provincia }}</w:t>
             </w:r>
           </w:p>
         </w:tc>
@@ -1331,37 +1254,12 @@
                 <w:lang w:val="en-US"/>
               </w:rPr>
             </w:pPr>
-            <w:proofErr w:type="gramStart"/>
-            <w:r>
-              <w:rPr>
-                <w:sz w:val="18"/>
-                <w:szCs w:val="18"/>
-              </w:rPr>
-              <w:t xml:space="preserve">{{ </w:t>
-            </w:r>
-            <w:proofErr w:type="spellStart"/>
-            <w:r>
-              <w:rPr>
-                <w:sz w:val="18"/>
-                <w:szCs w:val="18"/>
-              </w:rPr>
-              <w:t>fila</w:t>
-            </w:r>
-            <w:proofErr w:type="gramEnd"/>
-            <w:r>
-              <w:rPr>
-                <w:sz w:val="18"/>
-                <w:szCs w:val="18"/>
-              </w:rPr>
-              <w:t>.detalle</w:t>
-            </w:r>
-            <w:proofErr w:type="spellEnd"/>
-            <w:r>
-              <w:rPr>
-                <w:sz w:val="18"/>
-                <w:szCs w:val="18"/>
-              </w:rPr>
-              <w:t xml:space="preserve"> }}</w:t>
+            <w:r>
+              <w:rPr>
+                <w:sz w:val="18"/>
+                <w:szCs w:val="18"/>
+              </w:rPr>
+              <w:t>Impresora Financiera</w:t>
             </w:r>
           </w:p>
         </w:tc>
@@ -1374,44 +1272,17 @@
             <w:pPr>
               <w:jc w:val="center"/>
               <w:rPr>
-                <w:b/>
-                <w:bCs/>
                 <w:sz w:val="18"/>
                 <w:szCs w:val="18"/>
                 <w:lang w:val="en-US"/>
               </w:rPr>
             </w:pPr>
-            <w:proofErr w:type="gramStart"/>
-            <w:r>
-              <w:rPr>
-                <w:sz w:val="18"/>
-                <w:szCs w:val="18"/>
-              </w:rPr>
-              <w:t xml:space="preserve">{{ </w:t>
-            </w:r>
-            <w:proofErr w:type="spellStart"/>
-            <w:r>
-              <w:rPr>
-                <w:sz w:val="18"/>
-                <w:szCs w:val="18"/>
-              </w:rPr>
-              <w:t>fila</w:t>
-            </w:r>
-            <w:proofErr w:type="gramEnd"/>
-            <w:r>
-              <w:rPr>
-                <w:sz w:val="18"/>
-                <w:szCs w:val="18"/>
-              </w:rPr>
-              <w:t>.modelo</w:t>
-            </w:r>
-            <w:proofErr w:type="spellEnd"/>
-            <w:r>
-              <w:rPr>
-                <w:sz w:val="18"/>
-                <w:szCs w:val="18"/>
-              </w:rPr>
-              <w:t xml:space="preserve"> }}</w:t>
+            <w:r>
+              <w:rPr>
+                <w:sz w:val="18"/>
+                <w:szCs w:val="18"/>
+              </w:rPr>
+              <w:t>{{ modelo }}</w:t>
             </w:r>
           </w:p>
         </w:tc>
@@ -1431,123 +1302,12 @@
                 <w:lang w:val="en-US"/>
               </w:rPr>
             </w:pPr>
-            <w:proofErr w:type="gramStart"/>
-            <w:r>
-              <w:rPr>
-                <w:sz w:val="18"/>
-                <w:szCs w:val="18"/>
-              </w:rPr>
-              <w:t xml:space="preserve">{{ </w:t>
-            </w:r>
-            <w:proofErr w:type="spellStart"/>
-            <w:r>
-              <w:rPr>
-                <w:sz w:val="18"/>
-                <w:szCs w:val="18"/>
-              </w:rPr>
-              <w:t>fila</w:t>
-            </w:r>
-            <w:proofErr w:type="gramEnd"/>
-            <w:r>
-              <w:rPr>
-                <w:sz w:val="18"/>
-                <w:szCs w:val="18"/>
-              </w:rPr>
-              <w:t>.serie</w:t>
-            </w:r>
-            <w:proofErr w:type="spellEnd"/>
-            <w:r>
-              <w:rPr>
-                <w:sz w:val="18"/>
-                <w:szCs w:val="18"/>
-              </w:rPr>
-              <w:t xml:space="preserve"> }}</w:t>
-            </w:r>
-          </w:p>
-        </w:tc>
-      </w:tr>
-      <w:tr>
-        <w:tc>
-          <w:tcPr>
-            <w:tcW w:w="1765" w:type="dxa"/>
-            <w:shd w:val="clear" w:color="auto" w:fill="auto"/>
-          </w:tcPr>
-          <w:p>
-            <w:pPr>
-              <w:jc w:val="center"/>
-              <w:rPr>
-                <w:sz w:val="18"/>
-                <w:szCs w:val="18"/>
-                <w:lang w:val="en-US"/>
-              </w:rPr>
-            </w:pPr>
-          </w:p>
-        </w:tc>
-        <w:tc>
-          <w:tcPr>
-            <w:tcW w:w="1770" w:type="dxa"/>
-            <w:shd w:val="clear" w:color="auto" w:fill="auto"/>
-          </w:tcPr>
-          <w:p>
-            <w:pPr>
-              <w:jc w:val="center"/>
-              <w:rPr>
-                <w:sz w:val="18"/>
-                <w:szCs w:val="18"/>
-              </w:rPr>
-            </w:pPr>
-          </w:p>
-        </w:tc>
-        <w:tc>
-          <w:tcPr>
-            <w:tcW w:w="1761" w:type="dxa"/>
-            <w:shd w:val="clear" w:color="auto" w:fill="auto"/>
-          </w:tcPr>
-          <w:p>
-            <w:pPr>
-              <w:jc w:val="center"/>
-              <w:rPr>
-                <w:sz w:val="18"/>
-                <w:szCs w:val="18"/>
-              </w:rPr>
-            </w:pPr>
-          </w:p>
-        </w:tc>
-        <w:tc>
-          <w:tcPr>
-            <w:tcW w:w="2325" w:type="dxa"/>
-            <w:shd w:val="clear" w:color="auto" w:fill="auto"/>
-          </w:tcPr>
-          <w:p>
-            <w:pPr>
-              <w:jc w:val="center"/>
-              <w:rPr>
-                <w:sz w:val="18"/>
-                <w:szCs w:val="18"/>
-              </w:rPr>
-            </w:pPr>
-            <w:r>
-              <w:rPr>
-                <w:sz w:val="18"/>
-                <w:szCs w:val="18"/>
-              </w:rPr>
-              <w:t xml:space="preserve">{% </w:t>
-            </w:r>
-            <w:proofErr w:type="spellStart"/>
-            <w:r>
-              <w:rPr>
-                <w:sz w:val="18"/>
-                <w:szCs w:val="18"/>
-              </w:rPr>
-              <w:t>endfor</w:t>
-            </w:r>
-            <w:proofErr w:type="spellEnd"/>
-            <w:r>
-              <w:rPr>
-                <w:sz w:val="18"/>
-                <w:szCs w:val="18"/>
-              </w:rPr>
-              <w:t xml:space="preserve"> %}</w:t>
+            <w:r>
+              <w:rPr>
+                <w:sz w:val="18"/>
+                <w:szCs w:val="18"/>
+              </w:rPr>
+              <w:t>{{ serie_principal }}</w:t>
             </w:r>
           </w:p>
         </w:tc>
@@ -1897,23 +1657,13 @@
               </w:rPr>
               <w:t xml:space="preserve">Srta. </w:t>
             </w:r>
-            <w:proofErr w:type="gramStart"/>
-            <w:r>
-              <w:rPr>
-                <w:sz w:val="18"/>
-                <w:szCs w:val="18"/>
-                <w:lang w:val="es-ES"/>
-              </w:rPr>
-              <w:t>{{ delegada</w:t>
-            </w:r>
-            <w:proofErr w:type="gramEnd"/>
-            <w:r>
-              <w:rPr>
-                <w:sz w:val="18"/>
-                <w:szCs w:val="18"/>
-                <w:lang w:val="es-ES"/>
-              </w:rPr>
-              <w:t xml:space="preserve"> }}</w:t>
+            <w:r>
+              <w:rPr>
+                <w:sz w:val="18"/>
+                <w:szCs w:val="18"/>
+                <w:lang w:val="es-ES"/>
+              </w:rPr>
+              <w:t>{{ delegada }}</w:t>
             </w:r>
           </w:p>
           <w:p>
@@ -1973,23 +1723,13 @@
               </w:rPr>
               <w:t xml:space="preserve"> de Servicios y Canales de la Agencia </w:t>
             </w:r>
-            <w:proofErr w:type="gramStart"/>
-            <w:r>
-              <w:rPr>
-                <w:sz w:val="18"/>
-                <w:szCs w:val="18"/>
-                <w:lang w:val="es-ES"/>
-              </w:rPr>
-              <w:t>{{ provincia</w:t>
-            </w:r>
-            <w:proofErr w:type="gramEnd"/>
-            <w:r>
-              <w:rPr>
-                <w:sz w:val="18"/>
-                <w:szCs w:val="18"/>
-                <w:lang w:val="es-ES"/>
-              </w:rPr>
-              <w:t xml:space="preserve"> }}</w:t>
+            <w:r>
+              <w:rPr>
+                <w:sz w:val="18"/>
+                <w:szCs w:val="18"/>
+                <w:lang w:val="es-ES"/>
+              </w:rPr>
+              <w:t>{{ provincia }}</w:t>
             </w:r>
           </w:p>
           <w:p>

--- a/plantilla.docx
+++ b/plantilla.docx
@@ -527,6 +527,7 @@
                 <w:szCs w:val="18"/>
               </w:rPr>
             </w:pPr>
+            <w:proofErr w:type="gramStart"/>
             <w:r>
               <w:t>{{</w:t>
             </w:r>
@@ -542,6 +543,7 @@
               </w:rPr>
               <w:t>fecha</w:t>
             </w:r>
+            <w:proofErr w:type="gramEnd"/>
             <w:r>
               <w:rPr>
                 <w:b/>
@@ -728,13 +730,23 @@
         </w:rPr>
         <w:t xml:space="preserve"> </w:t>
       </w:r>
-      <w:r>
-        <w:rPr>
-          <w:sz w:val="18"/>
-          <w:szCs w:val="18"/>
-          <w:lang w:val="es-ES"/>
-        </w:rPr>
-        <w:t>{{ delegada }}</w:t>
+      <w:proofErr w:type="gramStart"/>
+      <w:r>
+        <w:rPr>
+          <w:sz w:val="18"/>
+          <w:szCs w:val="18"/>
+          <w:lang w:val="es-ES"/>
+        </w:rPr>
+        <w:t>{{ delegada</w:t>
+      </w:r>
+      <w:proofErr w:type="gramEnd"/>
+      <w:r>
+        <w:rPr>
+          <w:sz w:val="18"/>
+          <w:szCs w:val="18"/>
+          <w:lang w:val="es-ES"/>
+        </w:rPr>
+        <w:t xml:space="preserve"> }}</w:t>
       </w:r>
       <w:r>
         <w:rPr>
@@ -858,6 +870,7 @@
         </w:rPr>
         <w:t xml:space="preserve">El servicio fue realizado por el técnico </w:t>
       </w:r>
+      <w:proofErr w:type="gramStart"/>
       <w:r>
         <w:rPr>
           <w:sz w:val="18"/>
@@ -874,6 +887,7 @@
         </w:rPr>
         <w:t>nombre</w:t>
       </w:r>
+      <w:proofErr w:type="gramEnd"/>
       <w:r>
         <w:rPr>
           <w:sz w:val="18"/>
@@ -1224,17 +1238,32 @@
             <w:pPr>
               <w:jc w:val="center"/>
               <w:rPr>
+                <w:b/>
+                <w:bCs/>
                 <w:sz w:val="18"/>
                 <w:szCs w:val="18"/>
                 <w:lang w:val="en-US"/>
               </w:rPr>
             </w:pPr>
-            <w:r>
-              <w:rPr>
-                <w:sz w:val="18"/>
-                <w:szCs w:val="18"/>
-              </w:rPr>
-              <w:t>{{ provincia }}</w:t>
+            <w:proofErr w:type="gramStart"/>
+            <w:r>
+              <w:rPr>
+                <w:b/>
+                <w:bCs/>
+                <w:sz w:val="18"/>
+                <w:szCs w:val="18"/>
+              </w:rPr>
+              <w:t>{{ provincia</w:t>
+            </w:r>
+            <w:proofErr w:type="gramEnd"/>
+            <w:r>
+              <w:rPr>
+                <w:b/>
+                <w:bCs/>
+                <w:sz w:val="18"/>
+                <w:szCs w:val="18"/>
+              </w:rPr>
+              <w:t xml:space="preserve"> }}</w:t>
             </w:r>
           </w:p>
         </w:tc>
@@ -1277,12 +1306,21 @@
                 <w:lang w:val="en-US"/>
               </w:rPr>
             </w:pPr>
-            <w:r>
-              <w:rPr>
-                <w:sz w:val="18"/>
-                <w:szCs w:val="18"/>
-              </w:rPr>
-              <w:t>{{ modelo }}</w:t>
+            <w:proofErr w:type="gramStart"/>
+            <w:r>
+              <w:rPr>
+                <w:sz w:val="18"/>
+                <w:szCs w:val="18"/>
+              </w:rPr>
+              <w:t>{{ modelo</w:t>
+            </w:r>
+            <w:proofErr w:type="gramEnd"/>
+            <w:r>
+              <w:rPr>
+                <w:sz w:val="18"/>
+                <w:szCs w:val="18"/>
+              </w:rPr>
+              <w:t xml:space="preserve"> }}</w:t>
             </w:r>
           </w:p>
         </w:tc>
@@ -1295,19 +1333,42 @@
             <w:pPr>
               <w:jc w:val="center"/>
               <w:rPr>
-                <w:b/>
-                <w:bCs/>
-                <w:sz w:val="18"/>
-                <w:szCs w:val="18"/>
-                <w:lang w:val="en-US"/>
-              </w:rPr>
-            </w:pPr>
-            <w:r>
-              <w:rPr>
-                <w:sz w:val="18"/>
-                <w:szCs w:val="18"/>
-              </w:rPr>
-              <w:t>{{ serie_principal }}</w:t>
+                <w:sz w:val="18"/>
+                <w:szCs w:val="18"/>
+                <w:u w:val="single"/>
+              </w:rPr>
+            </w:pPr>
+            <w:proofErr w:type="gramStart"/>
+            <w:r>
+              <w:rPr>
+                <w:sz w:val="18"/>
+                <w:szCs w:val="18"/>
+              </w:rPr>
+              <w:t xml:space="preserve">{{ </w:t>
+            </w:r>
+            <w:proofErr w:type="spellStart"/>
+            <w:r>
+              <w:rPr>
+                <w:sz w:val="18"/>
+                <w:szCs w:val="18"/>
+              </w:rPr>
+              <w:t>series</w:t>
+            </w:r>
+            <w:proofErr w:type="gramEnd"/>
+            <w:r>
+              <w:rPr>
+                <w:sz w:val="18"/>
+                <w:szCs w:val="18"/>
+              </w:rPr>
+              <w:t>_texto</w:t>
+            </w:r>
+            <w:proofErr w:type="spellEnd"/>
+            <w:r>
+              <w:rPr>
+                <w:sz w:val="18"/>
+                <w:szCs w:val="18"/>
+              </w:rPr>
+              <w:t xml:space="preserve"> }}</w:t>
             </w:r>
           </w:p>
         </w:tc>
@@ -1657,13 +1718,23 @@
               </w:rPr>
               <w:t xml:space="preserve">Srta. </w:t>
             </w:r>
-            <w:r>
-              <w:rPr>
-                <w:sz w:val="18"/>
-                <w:szCs w:val="18"/>
-                <w:lang w:val="es-ES"/>
-              </w:rPr>
-              <w:t>{{ delegada }}</w:t>
+            <w:proofErr w:type="gramStart"/>
+            <w:r>
+              <w:rPr>
+                <w:sz w:val="18"/>
+                <w:szCs w:val="18"/>
+                <w:lang w:val="es-ES"/>
+              </w:rPr>
+              <w:t>{{ delegada</w:t>
+            </w:r>
+            <w:proofErr w:type="gramEnd"/>
+            <w:r>
+              <w:rPr>
+                <w:sz w:val="18"/>
+                <w:szCs w:val="18"/>
+                <w:lang w:val="es-ES"/>
+              </w:rPr>
+              <w:t xml:space="preserve"> }}</w:t>
             </w:r>
           </w:p>
           <w:p>
@@ -1723,13 +1794,23 @@
               </w:rPr>
               <w:t xml:space="preserve"> de Servicios y Canales de la Agencia </w:t>
             </w:r>
-            <w:r>
-              <w:rPr>
-                <w:sz w:val="18"/>
-                <w:szCs w:val="18"/>
-                <w:lang w:val="es-ES"/>
-              </w:rPr>
-              <w:t>{{ provincia }}</w:t>
+            <w:proofErr w:type="gramStart"/>
+            <w:r>
+              <w:rPr>
+                <w:sz w:val="18"/>
+                <w:szCs w:val="18"/>
+                <w:lang w:val="es-ES"/>
+              </w:rPr>
+              <w:t>{{ provincia</w:t>
+            </w:r>
+            <w:proofErr w:type="gramEnd"/>
+            <w:r>
+              <w:rPr>
+                <w:sz w:val="18"/>
+                <w:szCs w:val="18"/>
+                <w:lang w:val="es-ES"/>
+              </w:rPr>
+              <w:t xml:space="preserve"> }}</w:t>
             </w:r>
           </w:p>
           <w:p>

--- a/plantilla.docx
+++ b/plantilla.docx
@@ -1253,7 +1253,16 @@
                 <w:sz w:val="18"/>
                 <w:szCs w:val="18"/>
               </w:rPr>
-              <w:t>{{ provincia</w:t>
+              <w:t xml:space="preserve">{{ </w:t>
+            </w:r>
+            <w:r>
+              <w:rPr>
+                <w:b/>
+                <w:bCs/>
+                <w:sz w:val="18"/>
+                <w:szCs w:val="18"/>
+              </w:rPr>
+              <w:t>zonal</w:t>
             </w:r>
             <w:proofErr w:type="gramEnd"/>
             <w:r>

--- a/plantilla.docx
+++ b/plantilla.docx
@@ -599,21 +599,57 @@
         </w:rPr>
         <w:t xml:space="preserve">A los </w:t>
       </w:r>
-      <w:r>
-        <w:rPr>
-          <w:sz w:val="18"/>
-          <w:szCs w:val="18"/>
-          <w:lang w:val="es-ES"/>
-        </w:rPr>
-        <w:t>0</w:t>
-      </w:r>
-      <w:r>
-        <w:rPr>
-          <w:sz w:val="18"/>
-          <w:szCs w:val="18"/>
-          <w:lang w:val="es-ES"/>
-        </w:rPr>
-        <w:t>8</w:t>
+      <w:proofErr w:type="gramStart"/>
+      <w:r>
+        <w:rPr>
+          <w:sz w:val="18"/>
+          <w:szCs w:val="18"/>
+          <w:lang w:val="es-ES"/>
+        </w:rPr>
+        <w:t xml:space="preserve">{{ </w:t>
+      </w:r>
+      <w:proofErr w:type="spellStart"/>
+      <w:r>
+        <w:rPr>
+          <w:sz w:val="18"/>
+          <w:szCs w:val="18"/>
+          <w:lang w:val="es-ES"/>
+        </w:rPr>
+        <w:t>contexto</w:t>
+      </w:r>
+      <w:proofErr w:type="gramEnd"/>
+      <w:r>
+        <w:rPr>
+          <w:sz w:val="18"/>
+          <w:szCs w:val="18"/>
+          <w:lang w:val="es-ES"/>
+        </w:rPr>
+        <w:t>_fecha_larga</w:t>
+      </w:r>
+      <w:proofErr w:type="spellEnd"/>
+      <w:r>
+        <w:rPr>
+          <w:sz w:val="18"/>
+          <w:szCs w:val="18"/>
+          <w:lang w:val="es-ES"/>
+        </w:rPr>
+        <w:t xml:space="preserve"> }}</w:t>
+      </w:r>
+      <w:r>
+        <w:rPr>
+          <w:sz w:val="18"/>
+          <w:szCs w:val="18"/>
+          <w:lang w:val="es-ES"/>
+        </w:rPr>
+        <w:t>, comparecen a la suscripción de la presente acta entrega recepción; por una parte, BANECUADOR representada por</w:t>
+      </w:r>
+      <w:r>
+        <w:rPr>
+          <w:sz w:val="18"/>
+          <w:szCs w:val="18"/>
+          <w:lang w:val="es-ES"/>
+        </w:rPr>
+        <w:t xml:space="preserve"> el/la</w:t>
       </w:r>
       <w:r>
         <w:rPr>
@@ -625,67 +661,30 @@
       </w:r>
       <w:r>
         <w:rPr>
-          <w:sz w:val="18"/>
-          <w:szCs w:val="18"/>
-          <w:lang w:val="es-ES"/>
-        </w:rPr>
-        <w:t>días</w:t>
-      </w:r>
-      <w:r>
-        <w:rPr>
-          <w:sz w:val="18"/>
-          <w:szCs w:val="18"/>
-          <w:lang w:val="es-ES"/>
-        </w:rPr>
-        <w:t xml:space="preserve"> del mes</w:t>
-      </w:r>
-      <w:r>
-        <w:rPr>
-          <w:sz w:val="18"/>
-          <w:szCs w:val="18"/>
-          <w:lang w:val="es-ES"/>
-        </w:rPr>
-        <w:t xml:space="preserve"> de </w:t>
-      </w:r>
-      <w:r>
-        <w:rPr>
-          <w:sz w:val="18"/>
-          <w:szCs w:val="18"/>
-          <w:lang w:val="es-ES"/>
-        </w:rPr>
-        <w:t>diciembre</w:t>
-      </w:r>
-      <w:r>
-        <w:rPr>
-          <w:sz w:val="18"/>
-          <w:szCs w:val="18"/>
-          <w:lang w:val="es-ES"/>
-        </w:rPr>
-        <w:t xml:space="preserve"> del 202</w:t>
-      </w:r>
-      <w:r>
-        <w:rPr>
-          <w:sz w:val="18"/>
-          <w:szCs w:val="18"/>
-          <w:lang w:val="es-ES"/>
-        </w:rPr>
-        <w:t>5</w:t>
-      </w:r>
-      <w:r>
-        <w:rPr>
-          <w:sz w:val="18"/>
-          <w:szCs w:val="18"/>
-          <w:lang w:val="es-ES"/>
-        </w:rPr>
-        <w:t>, comparecen a la suscripción de la presente acta entrega recepción; por una parte, BANECUADOR representada por</w:t>
-      </w:r>
-      <w:r>
-        <w:rPr>
-          <w:sz w:val="18"/>
-          <w:szCs w:val="18"/>
-          <w:lang w:val="es-ES"/>
-        </w:rPr>
-        <w:t xml:space="preserve"> el/la</w:t>
+          <w:rFonts w:ascii="Calibri" w:eastAsia="Calibri" w:hAnsi="Calibri" w:cs="Calibri"/>
+          <w:sz w:val="18"/>
+          <w:szCs w:val="18"/>
+          <w:lang w:val="es-ES"/>
+        </w:rPr>
+        <w:t>Sr</w:t>
+      </w:r>
+      <w:r>
+        <w:rPr>
+          <w:rFonts w:ascii="Calibri" w:eastAsia="Calibri" w:hAnsi="Calibri" w:cs="Calibri"/>
+          <w:sz w:val="18"/>
+          <w:szCs w:val="18"/>
+          <w:lang w:val="es-ES"/>
+        </w:rPr>
+        <w:t>/Sr</w:t>
+      </w:r>
+      <w:r>
+        <w:rPr>
+          <w:rFonts w:ascii="Calibri" w:eastAsia="Calibri" w:hAnsi="Calibri" w:cs="Calibri"/>
+          <w:sz w:val="18"/>
+          <w:szCs w:val="18"/>
+          <w:lang w:val="es-ES"/>
+        </w:rPr>
+        <w:t>ta.</w:t>
       </w:r>
       <w:r>
         <w:rPr>
@@ -697,56 +696,11 @@
       </w:r>
       <w:r>
         <w:rPr>
-          <w:rFonts w:ascii="Calibri" w:eastAsia="Calibri" w:hAnsi="Calibri" w:cs="Calibri"/>
-          <w:sz w:val="18"/>
-          <w:szCs w:val="18"/>
-          <w:lang w:val="es-ES"/>
-        </w:rPr>
-        <w:t>Sr</w:t>
-      </w:r>
-      <w:r>
-        <w:rPr>
-          <w:rFonts w:ascii="Calibri" w:eastAsia="Calibri" w:hAnsi="Calibri" w:cs="Calibri"/>
-          <w:sz w:val="18"/>
-          <w:szCs w:val="18"/>
-          <w:lang w:val="es-ES"/>
-        </w:rPr>
-        <w:t>/Sr</w:t>
-      </w:r>
-      <w:r>
-        <w:rPr>
-          <w:rFonts w:ascii="Calibri" w:eastAsia="Calibri" w:hAnsi="Calibri" w:cs="Calibri"/>
-          <w:sz w:val="18"/>
-          <w:szCs w:val="18"/>
-          <w:lang w:val="es-ES"/>
-        </w:rPr>
-        <w:t>ta.</w:t>
-      </w:r>
-      <w:r>
-        <w:rPr>
-          <w:sz w:val="18"/>
-          <w:szCs w:val="18"/>
-          <w:lang w:val="es-ES"/>
-        </w:rPr>
-        <w:t xml:space="preserve"> </w:t>
-      </w:r>
-      <w:proofErr w:type="gramStart"/>
-      <w:r>
-        <w:rPr>
-          <w:sz w:val="18"/>
-          <w:szCs w:val="18"/>
-          <w:lang w:val="es-ES"/>
-        </w:rPr>
-        <w:t>{{ delegada</w:t>
-      </w:r>
-      <w:proofErr w:type="gramEnd"/>
-      <w:r>
-        <w:rPr>
-          <w:sz w:val="18"/>
-          <w:szCs w:val="18"/>
-          <w:lang w:val="es-ES"/>
-        </w:rPr>
-        <w:t xml:space="preserve"> }}</w:t>
+          <w:sz w:val="18"/>
+          <w:szCs w:val="18"/>
+          <w:lang w:val="es-ES"/>
+        </w:rPr>
+        <w:t>{{ delegada }}</w:t>
       </w:r>
       <w:r>
         <w:rPr>
@@ -1024,55 +978,25 @@
           <w:szCs w:val="18"/>
           <w:lang w:val="es-ES"/>
         </w:rPr>
-        <w:t>0</w:t>
-      </w:r>
-      <w:r>
-        <w:rPr>
-          <w:sz w:val="18"/>
-          <w:szCs w:val="18"/>
-          <w:lang w:val="es-ES"/>
-        </w:rPr>
-        <w:t>8</w:t>
-      </w:r>
-      <w:r>
-        <w:rPr>
-          <w:sz w:val="18"/>
-          <w:szCs w:val="18"/>
-          <w:lang w:val="es-ES"/>
-        </w:rPr>
-        <w:t xml:space="preserve"> de </w:t>
-      </w:r>
-      <w:r>
-        <w:rPr>
-          <w:sz w:val="18"/>
-          <w:szCs w:val="18"/>
-          <w:lang w:val="es-ES"/>
-        </w:rPr>
-        <w:t>diciembre</w:t>
-      </w:r>
-      <w:r>
-        <w:rPr>
-          <w:sz w:val="18"/>
-          <w:szCs w:val="18"/>
-          <w:lang w:val="es-ES"/>
-        </w:rPr>
-        <w:t xml:space="preserve"> </w:t>
-      </w:r>
-      <w:r>
-        <w:rPr>
-          <w:sz w:val="18"/>
-          <w:szCs w:val="18"/>
-          <w:lang w:val="es-ES"/>
-        </w:rPr>
-        <w:t>del 202</w:t>
-      </w:r>
-      <w:r>
-        <w:rPr>
-          <w:sz w:val="18"/>
-          <w:szCs w:val="18"/>
-          <w:lang w:val="es-ES"/>
-        </w:rPr>
-        <w:t>5</w:t>
+        <w:t xml:space="preserve">{{ </w:t>
+      </w:r>
+      <w:proofErr w:type="spellStart"/>
+      <w:r>
+        <w:rPr>
+          <w:sz w:val="18"/>
+          <w:szCs w:val="18"/>
+          <w:lang w:val="es-ES"/>
+        </w:rPr>
+        <w:t>contexto_fecha_larga</w:t>
+      </w:r>
+      <w:proofErr w:type="spellEnd"/>
+      <w:r>
+        <w:rPr>
+          <w:sz w:val="18"/>
+          <w:szCs w:val="18"/>
+          <w:lang w:val="es-ES"/>
+        </w:rPr>
+        <w:t xml:space="preserve"> }}</w:t>
       </w:r>
       <w:r>
         <w:rPr>
@@ -2944,6 +2868,7 @@
   <w:style w:type="character" w:default="1" w:styleId="Fuentedeprrafopredeter">
     <w:name w:val="Default Paragraph Font"/>
     <w:uiPriority w:val="1"/>
+    <w:semiHidden/>
     <w:unhideWhenUsed/>
   </w:style>
   <w:style w:type="table" w:default="1" w:styleId="Tablanormal">

--- a/plantilla.docx
+++ b/plantilla.docx
@@ -521,40 +521,41 @@
               <w:spacing w:before="20"/>
               <w:jc w:val="both"/>
               <w:rPr>
-                <w:b/>
-                <w:bCs/>
                 <w:sz w:val="18"/>
                 <w:szCs w:val="18"/>
               </w:rPr>
             </w:pPr>
             <w:proofErr w:type="gramStart"/>
             <w:r>
-              <w:t>{{</w:t>
-            </w:r>
-            <w:r>
-              <w:t xml:space="preserve"> </w:t>
-            </w:r>
-            <w:r>
-              <w:rPr>
-                <w:b/>
-                <w:bCs/>
-                <w:sz w:val="18"/>
-                <w:szCs w:val="18"/>
-              </w:rPr>
-              <w:t>fecha</w:t>
+              <w:rPr>
+                <w:sz w:val="18"/>
+                <w:szCs w:val="18"/>
+              </w:rPr>
+              <w:t xml:space="preserve">{{ </w:t>
+            </w:r>
+            <w:proofErr w:type="spellStart"/>
+            <w:r>
+              <w:rPr>
+                <w:sz w:val="18"/>
+                <w:szCs w:val="18"/>
+              </w:rPr>
+              <w:t>contexto</w:t>
             </w:r>
             <w:proofErr w:type="gramEnd"/>
             <w:r>
               <w:rPr>
-                <w:b/>
-                <w:bCs/>
-                <w:sz w:val="18"/>
-                <w:szCs w:val="18"/>
-              </w:rPr>
-              <w:t xml:space="preserve"> </w:t>
-            </w:r>
-            <w:r>
-              <w:t>}}</w:t>
+                <w:sz w:val="18"/>
+                <w:szCs w:val="18"/>
+              </w:rPr>
+              <w:t>_fecha_corta</w:t>
+            </w:r>
+            <w:proofErr w:type="spellEnd"/>
+            <w:r>
+              <w:rPr>
+                <w:sz w:val="18"/>
+                <w:szCs w:val="18"/>
+              </w:rPr>
+              <w:t xml:space="preserve"> }}</w:t>
             </w:r>
           </w:p>
         </w:tc>
@@ -987,7 +988,7 @@
           <w:szCs w:val="18"/>
           <w:lang w:val="es-ES"/>
         </w:rPr>
-        <w:t>contexto_fecha_larga</w:t>
+        <w:t>contexto_fecha_corta</w:t>
       </w:r>
       <w:proofErr w:type="spellEnd"/>
       <w:r>
